--- a/level-akademicheskaya/Левел_Академическая_аналитика_по_лоту.docx
+++ b/level-akademicheskaya/Левел_Академическая_аналитика_по_лоту.docx
@@ -1116,6 +1116,8 @@
     </w:p>
     <w:p>
       <w:pPr>
+        <w:keepNext/>
+        <w:keepLines/>
         <w:pageBreakBefore/>
         <w:pBdr>
           <w:bottom w:val="single" w:color="A9762F" w:sz="10" w:space="8"/>
@@ -2541,7 +2543,7 @@
                 <w:sz w:val="17"/>
                 <w:szCs w:val="17"/>
               </w:rPr>
-              <w:t xml:space="preserve">43 % лотов с ремонтом</w:t>
+              <w:t xml:space="preserve">33 % лотов с ремонтом</w:t>
             </w:r>
           </w:p>
         </w:tc>
@@ -2579,7 +2581,7 @@
                 <w:sz w:val="17"/>
                 <w:szCs w:val="17"/>
               </w:rPr>
-              <w:t xml:space="preserve">7</w:t>
+              <w:t xml:space="preserve">6</w:t>
             </w:r>
           </w:p>
         </w:tc>
@@ -2693,7 +2695,7 @@
                 <w:sz w:val="17"/>
                 <w:szCs w:val="17"/>
               </w:rPr>
-              <w:t xml:space="preserve">854 374</w:t>
+              <w:t xml:space="preserve">834 522</w:t>
             </w:r>
           </w:p>
         </w:tc>
@@ -3946,6 +3948,8 @@
     </w:p>
     <w:p>
       <w:pPr>
+        <w:keepNext/>
+        <w:keepLines/>
         <w:spacing w:after="110" w:before="170"/>
       </w:pPr>
       <w:r>
@@ -4118,6 +4122,8 @@
     </w:p>
     <w:p>
       <w:pPr>
+        <w:keepNext/>
+        <w:keepLines/>
         <w:spacing w:after="110" w:before="170"/>
       </w:pPr>
       <w:r>
@@ -4376,7 +4382,7 @@
                 <w:sz w:val="27"/>
                 <w:szCs w:val="27"/>
               </w:rPr>
-              <w:t xml:space="preserve">81 м²</w:t>
+              <w:t xml:space="preserve">83 м²</w:t>
             </w:r>
           </w:p>
           <w:p>
@@ -4708,6 +4714,8 @@
     </w:p>
     <w:p>
       <w:pPr>
+        <w:keepNext/>
+        <w:keepLines/>
         <w:pageBreakBefore/>
         <w:pBdr>
           <w:bottom w:val="single" w:color="A9762F" w:sz="10" w:space="8"/>
@@ -5285,7 +5293,7 @@
               <w:spacing w:after="0" w:line="240" w:lineRule="auto"/>
               <w:jc w:val="center"/>
             </w:pPr>
-            <w:hyperlink w:history="1" r:id="rIdoa0afzpirp_hcsdwszk-z">
+            <w:hyperlink w:history="1" r:id="rIda_kusbkdwo_j5yvs739we">
               <w:r>
                 <w:rPr>
                   <w:rFonts w:ascii="Arial" w:cs="Arial" w:eastAsia="Arial" w:hAnsi="Arial"/>
@@ -5555,7 +5563,7 @@
               <w:spacing w:after="0" w:line="240" w:lineRule="auto"/>
               <w:jc w:val="center"/>
             </w:pPr>
-            <w:hyperlink w:history="1" r:id="rIdha03futswrevngrl9u6pv">
+            <w:hyperlink w:history="1" r:id="rIdwivevky2xj4b9ds5oz9ku">
               <w:r>
                 <w:rPr>
                   <w:rFonts w:ascii="Arial" w:cs="Arial" w:eastAsia="Arial" w:hAnsi="Arial"/>
@@ -5818,7 +5826,7 @@
               <w:spacing w:after="0" w:line="240" w:lineRule="auto"/>
               <w:jc w:val="center"/>
             </w:pPr>
-            <w:hyperlink w:history="1" r:id="rIdsdasm7vp5jhbtixvagiyv">
+            <w:hyperlink w:history="1" r:id="rIdyhrsz4s11sawgkao8z9uc">
               <w:r>
                 <w:rPr>
                   <w:rFonts w:ascii="Arial" w:cs="Arial" w:eastAsia="Arial" w:hAnsi="Arial"/>
@@ -6088,7 +6096,7 @@
               <w:spacing w:after="0" w:line="240" w:lineRule="auto"/>
               <w:jc w:val="center"/>
             </w:pPr>
-            <w:hyperlink w:history="1" r:id="rIdueckvviiopsbphf-w9grg">
+            <w:hyperlink w:history="1" r:id="rIdtfb65pw3zmdiiws0n2aws">
               <w:r>
                 <w:rPr>
                   <w:rFonts w:ascii="Arial" w:cs="Arial" w:eastAsia="Arial" w:hAnsi="Arial"/>
@@ -6351,7 +6359,7 @@
               <w:spacing w:after="0" w:line="240" w:lineRule="auto"/>
               <w:jc w:val="center"/>
             </w:pPr>
-            <w:hyperlink w:history="1" r:id="rIdgjzeqewp4qxkf4s3_irey">
+            <w:hyperlink w:history="1" r:id="rIdejj48bxa18zesl22kszjn">
               <w:r>
                 <w:rPr>
                   <w:rFonts w:ascii="Arial" w:cs="Arial" w:eastAsia="Arial" w:hAnsi="Arial"/>
@@ -6621,7 +6629,7 @@
               <w:spacing w:after="0" w:line="240" w:lineRule="auto"/>
               <w:jc w:val="center"/>
             </w:pPr>
-            <w:hyperlink w:history="1" r:id="rId3ehtipwllzgnhxdrgpafw">
+            <w:hyperlink w:history="1" r:id="rIdouttzvit16m2sali92jsq">
               <w:r>
                 <w:rPr>
                   <w:rFonts w:ascii="Arial" w:cs="Arial" w:eastAsia="Arial" w:hAnsi="Arial"/>
@@ -6884,7 +6892,7 @@
               <w:spacing w:after="0" w:line="240" w:lineRule="auto"/>
               <w:jc w:val="center"/>
             </w:pPr>
-            <w:hyperlink w:history="1" r:id="rIdrzezq7hzouh6hxxazgl9q">
+            <w:hyperlink w:history="1" r:id="rIdijiwgvidznhhove01z3td">
               <w:r>
                 <w:rPr>
                   <w:rFonts w:ascii="Arial" w:cs="Arial" w:eastAsia="Arial" w:hAnsi="Arial"/>
@@ -7154,7 +7162,7 @@
               <w:spacing w:after="0" w:line="240" w:lineRule="auto"/>
               <w:jc w:val="center"/>
             </w:pPr>
-            <w:hyperlink w:history="1" r:id="rIdor-ljmffhvdh45nx96hwa">
+            <w:hyperlink w:history="1" r:id="rIdva5kdmqnje7hehkgz-78s">
               <w:r>
                 <w:rPr>
                   <w:rFonts w:ascii="Arial" w:cs="Arial" w:eastAsia="Arial" w:hAnsi="Arial"/>
@@ -7417,7 +7425,7 @@
               <w:spacing w:after="0" w:line="240" w:lineRule="auto"/>
               <w:jc w:val="center"/>
             </w:pPr>
-            <w:hyperlink w:history="1" r:id="rIdgeel6v-cmkislyvqicwyj">
+            <w:hyperlink w:history="1" r:id="rIdhj7y3xf_qblykbyaccxun">
               <w:r>
                 <w:rPr>
                   <w:rFonts w:ascii="Arial" w:cs="Arial" w:eastAsia="Arial" w:hAnsi="Arial"/>
@@ -7687,7 +7695,7 @@
               <w:spacing w:after="0" w:line="240" w:lineRule="auto"/>
               <w:jc w:val="center"/>
             </w:pPr>
-            <w:hyperlink w:history="1" r:id="rIdvffr_exls18w9ixvlcffx">
+            <w:hyperlink w:history="1" r:id="rIdcyxtxdu0ugstot9xhvsmk">
               <w:r>
                 <w:rPr>
                   <w:rFonts w:ascii="Arial" w:cs="Arial" w:eastAsia="Arial" w:hAnsi="Arial"/>
@@ -7950,7 +7958,7 @@
               <w:spacing w:after="0" w:line="240" w:lineRule="auto"/>
               <w:jc w:val="center"/>
             </w:pPr>
-            <w:hyperlink w:history="1" r:id="rIdlfs48upl8we4l7k8kh4ub">
+            <w:hyperlink w:history="1" r:id="rIdjaekxv2dduzgyom_d52rf">
               <w:r>
                 <w:rPr>
                   <w:rFonts w:ascii="Arial" w:cs="Arial" w:eastAsia="Arial" w:hAnsi="Arial"/>
@@ -8220,7 +8228,7 @@
               <w:spacing w:after="0" w:line="240" w:lineRule="auto"/>
               <w:jc w:val="center"/>
             </w:pPr>
-            <w:hyperlink w:history="1" r:id="rIdprby3qer-yukiquydjqwi">
+            <w:hyperlink w:history="1" r:id="rIdabbh3e2fnbigt8hyf4clv">
               <w:r>
                 <w:rPr>
                   <w:rFonts w:ascii="Arial" w:cs="Arial" w:eastAsia="Arial" w:hAnsi="Arial"/>
@@ -8483,7 +8491,7 @@
               <w:spacing w:after="0" w:line="240" w:lineRule="auto"/>
               <w:jc w:val="center"/>
             </w:pPr>
-            <w:hyperlink w:history="1" r:id="rIdd9ybgl2lacko0svn-9o_-">
+            <w:hyperlink w:history="1" r:id="rIdofd4-mzzp5phgsrvk0dgo">
               <w:r>
                 <w:rPr>
                   <w:rFonts w:ascii="Arial" w:cs="Arial" w:eastAsia="Arial" w:hAnsi="Arial"/>
@@ -8753,7 +8761,7 @@
               <w:spacing w:after="0" w:line="240" w:lineRule="auto"/>
               <w:jc w:val="center"/>
             </w:pPr>
-            <w:hyperlink w:history="1" r:id="rIdu3ms8nzk831jrw9m0lac3">
+            <w:hyperlink w:history="1" r:id="rIdws9o7dwlpmhsj2eslozfr">
               <w:r>
                 <w:rPr>
                   <w:rFonts w:ascii="Arial" w:cs="Arial" w:eastAsia="Arial" w:hAnsi="Arial"/>
@@ -9016,7 +9024,7 @@
               <w:spacing w:after="0" w:line="240" w:lineRule="auto"/>
               <w:jc w:val="center"/>
             </w:pPr>
-            <w:hyperlink w:history="1" r:id="rIdbozr3xhndv_ilxlieyp1l">
+            <w:hyperlink w:history="1" r:id="rId0rtlnzm86hzph4jwjvfbb">
               <w:r>
                 <w:rPr>
                   <w:rFonts w:ascii="Arial" w:cs="Arial" w:eastAsia="Arial" w:hAnsi="Arial"/>
@@ -9286,7 +9294,7 @@
               <w:spacing w:after="0" w:line="240" w:lineRule="auto"/>
               <w:jc w:val="center"/>
             </w:pPr>
-            <w:hyperlink w:history="1" r:id="rIdiwglug56icwbp-3e8qagd">
+            <w:hyperlink w:history="1" r:id="rIdatczikrbsd3outdvgvatt">
               <w:r>
                 <w:rPr>
                   <w:rFonts w:ascii="Arial" w:cs="Arial" w:eastAsia="Arial" w:hAnsi="Arial"/>
@@ -9549,7 +9557,7 @@
               <w:spacing w:after="0" w:line="240" w:lineRule="auto"/>
               <w:jc w:val="center"/>
             </w:pPr>
-            <w:hyperlink w:history="1" r:id="rIdjozocspd2hhamcxkrmcd1">
+            <w:hyperlink w:history="1" r:id="rIdrm-v19l9i3tlerpctkjeo">
               <w:r>
                 <w:rPr>
                   <w:rFonts w:ascii="Arial" w:cs="Arial" w:eastAsia="Arial" w:hAnsi="Arial"/>
@@ -9819,7 +9827,7 @@
               <w:spacing w:after="0" w:line="240" w:lineRule="auto"/>
               <w:jc w:val="center"/>
             </w:pPr>
-            <w:hyperlink w:history="1" r:id="rId2akkvksnzc39xldqa_aeq">
+            <w:hyperlink w:history="1" r:id="rIdcspx0ekqrk7p7fry5ppah">
               <w:r>
                 <w:rPr>
                   <w:rFonts w:ascii="Arial" w:cs="Arial" w:eastAsia="Arial" w:hAnsi="Arial"/>
@@ -10082,7 +10090,7 @@
               <w:spacing w:after="0" w:line="240" w:lineRule="auto"/>
               <w:jc w:val="center"/>
             </w:pPr>
-            <w:hyperlink w:history="1" r:id="rId7ppps2dmxigbnlwigh1dq">
+            <w:hyperlink w:history="1" r:id="rIdokmyxqn97qkuoywdrygal">
               <w:r>
                 <w:rPr>
                   <w:rFonts w:ascii="Arial" w:cs="Arial" w:eastAsia="Arial" w:hAnsi="Arial"/>
@@ -10352,7 +10360,7 @@
               <w:spacing w:after="0" w:line="240" w:lineRule="auto"/>
               <w:jc w:val="center"/>
             </w:pPr>
-            <w:hyperlink w:history="1" r:id="rIdkpmyo4g3v3hjtfmnz8yyn">
+            <w:hyperlink w:history="1" r:id="rIdtvueuggta3pd02lr6mtlo">
               <w:r>
                 <w:rPr>
                   <w:rFonts w:ascii="Arial" w:cs="Arial" w:eastAsia="Arial" w:hAnsi="Arial"/>
@@ -10615,7 +10623,7 @@
               <w:spacing w:after="0" w:line="240" w:lineRule="auto"/>
               <w:jc w:val="center"/>
             </w:pPr>
-            <w:hyperlink w:history="1" r:id="rIdqcdfclztub6o18qni05yo">
+            <w:hyperlink w:history="1" r:id="rId3v-1bdtkyueg-1-o_kfls">
               <w:r>
                 <w:rPr>
                   <w:rFonts w:ascii="Arial" w:cs="Arial" w:eastAsia="Arial" w:hAnsi="Arial"/>
@@ -10885,7 +10893,7 @@
               <w:spacing w:after="0" w:line="240" w:lineRule="auto"/>
               <w:jc w:val="center"/>
             </w:pPr>
-            <w:hyperlink w:history="1" r:id="rIdeawo4b6hvc_cvvvpjhl7x">
+            <w:hyperlink w:history="1" r:id="rIdurqv3vc7n9zisjtrrahw7">
               <w:r>
                 <w:rPr>
                   <w:rFonts w:ascii="Arial" w:cs="Arial" w:eastAsia="Arial" w:hAnsi="Arial"/>
@@ -11148,7 +11156,7 @@
               <w:spacing w:after="0" w:line="240" w:lineRule="auto"/>
               <w:jc w:val="center"/>
             </w:pPr>
-            <w:hyperlink w:history="1" r:id="rIdx9d2whqckl_ta4n-qggqf">
+            <w:hyperlink w:history="1" r:id="rIdubdvomjcpovutozdn2bbk">
               <w:r>
                 <w:rPr>
                   <w:rFonts w:ascii="Arial" w:cs="Arial" w:eastAsia="Arial" w:hAnsi="Arial"/>
@@ -11418,7 +11426,7 @@
               <w:spacing w:after="0" w:line="240" w:lineRule="auto"/>
               <w:jc w:val="center"/>
             </w:pPr>
-            <w:hyperlink w:history="1" r:id="rIdcsx4uu8a1zihctt2harzj">
+            <w:hyperlink w:history="1" r:id="rIdme8cyeu9ighoooojpdse0">
               <w:r>
                 <w:rPr>
                   <w:rFonts w:ascii="Arial" w:cs="Arial" w:eastAsia="Arial" w:hAnsi="Arial"/>
@@ -11681,7 +11689,7 @@
               <w:spacing w:after="0" w:line="240" w:lineRule="auto"/>
               <w:jc w:val="center"/>
             </w:pPr>
-            <w:hyperlink w:history="1" r:id="rIduk4croudf884izmuibfgl">
+            <w:hyperlink w:history="1" r:id="rIdnhqnofz9jx1xrlbbnm98m">
               <w:r>
                 <w:rPr>
                   <w:rFonts w:ascii="Arial" w:cs="Arial" w:eastAsia="Arial" w:hAnsi="Arial"/>
@@ -11951,7 +11959,7 @@
               <w:spacing w:after="0" w:line="240" w:lineRule="auto"/>
               <w:jc w:val="center"/>
             </w:pPr>
-            <w:hyperlink w:history="1" r:id="rIdn0l-ahwz-0zve7wd0vb0h">
+            <w:hyperlink w:history="1" r:id="rIdofzcpq8e3ggltnpx3jfps">
               <w:r>
                 <w:rPr>
                   <w:rFonts w:ascii="Arial" w:cs="Arial" w:eastAsia="Arial" w:hAnsi="Arial"/>
@@ -12214,7 +12222,7 @@
               <w:spacing w:after="0" w:line="240" w:lineRule="auto"/>
               <w:jc w:val="center"/>
             </w:pPr>
-            <w:hyperlink w:history="1" r:id="rIdygw08wmt88f0kxhcqv5vr">
+            <w:hyperlink w:history="1" r:id="rIdi72apc7gxxxvngch8o8jz">
               <w:r>
                 <w:rPr>
                   <w:rFonts w:ascii="Arial" w:cs="Arial" w:eastAsia="Arial" w:hAnsi="Arial"/>
@@ -12484,7 +12492,7 @@
               <w:spacing w:after="0" w:line="240" w:lineRule="auto"/>
               <w:jc w:val="center"/>
             </w:pPr>
-            <w:hyperlink w:history="1" r:id="rId3qrzkr7d9cavnelp88gds">
+            <w:hyperlink w:history="1" r:id="rIdc2mak1fmw1--o3x493q3z">
               <w:r>
                 <w:rPr>
                   <w:rFonts w:ascii="Arial" w:cs="Arial" w:eastAsia="Arial" w:hAnsi="Arial"/>
@@ -12747,7 +12755,7 @@
               <w:spacing w:after="0" w:line="240" w:lineRule="auto"/>
               <w:jc w:val="center"/>
             </w:pPr>
-            <w:hyperlink w:history="1" r:id="rIdcihgjcb4rbzex0szaea1e">
+            <w:hyperlink w:history="1" r:id="rIdle0gvcbhy7h-hvqgvsbh5">
               <w:r>
                 <w:rPr>
                   <w:rFonts w:ascii="Arial" w:cs="Arial" w:eastAsia="Arial" w:hAnsi="Arial"/>
@@ -13017,7 +13025,7 @@
               <w:spacing w:after="0" w:line="240" w:lineRule="auto"/>
               <w:jc w:val="center"/>
             </w:pPr>
-            <w:hyperlink w:history="1" r:id="rIdrcorhal5nytgn0ge8bqba">
+            <w:hyperlink w:history="1" r:id="rIdjxowh91osqmscvivuxpbu">
               <w:r>
                 <w:rPr>
                   <w:rFonts w:ascii="Arial" w:cs="Arial" w:eastAsia="Arial" w:hAnsi="Arial"/>
@@ -13075,8 +13083,9 @@
     </w:p>
     <w:p>
       <w:pPr>
-        <w:pageBreakBefore/>
-        <w:spacing w:after="110" w:before="0"/>
+        <w:keepNext/>
+        <w:keepLines/>
+        <w:spacing w:after="110" w:before="170"/>
       </w:pPr>
       <w:r>
         <w:rPr>
@@ -13229,6 +13238,8 @@
     </w:p>
     <w:p>
       <w:pPr>
+        <w:keepNext/>
+        <w:keepLines/>
         <w:spacing w:after="110" w:before="170"/>
       </w:pPr>
       <w:r>
@@ -15543,7 +15554,8 @@
     </w:p>
     <w:p>
       <w:pPr>
-        <w:pageBreakBefore/>
+        <w:keepNext/>
+        <w:keepLines/>
         <w:pBdr>
           <w:bottom w:val="single" w:color="A9762F" w:sz="10" w:space="8"/>
         </w:pBdr>
@@ -16742,7 +16754,7 @@
                 <w:sz w:val="17"/>
                 <w:szCs w:val="17"/>
               </w:rPr>
-              <w:t xml:space="preserve">3</w:t>
+              <w:t xml:space="preserve">2</w:t>
             </w:r>
           </w:p>
         </w:tc>
@@ -16780,7 +16792,7 @@
                 <w:sz w:val="17"/>
                 <w:szCs w:val="17"/>
               </w:rPr>
-              <w:t xml:space="preserve">65,0–95,0</w:t>
+              <w:t xml:space="preserve">71,0–95,0</w:t>
             </w:r>
           </w:p>
         </w:tc>
@@ -16856,7 +16868,7 @@
                 <w:sz w:val="17"/>
                 <w:szCs w:val="17"/>
               </w:rPr>
-              <w:t xml:space="preserve">798 701</w:t>
+              <w:t xml:space="preserve">719 880</w:t>
             </w:r>
           </w:p>
         </w:tc>
@@ -16894,7 +16906,7 @@
                 <w:sz w:val="17"/>
                 <w:szCs w:val="17"/>
               </w:rPr>
-              <w:t xml:space="preserve">1 с ремонтом</w:t>
+              <w:t xml:space="preserve">2 без отделки</w:t>
             </w:r>
           </w:p>
         </w:tc>
@@ -16932,7 +16944,7 @@
                 <w:sz w:val="17"/>
                 <w:szCs w:val="17"/>
               </w:rPr>
-              <w:t xml:space="preserve">1 000 000</w:t>
+              <w:t xml:space="preserve">869 880</w:t>
             </w:r>
           </w:p>
         </w:tc>
@@ -18030,11 +18042,13 @@
           <w:sz w:val="15"/>
           <w:szCs w:val="15"/>
         </w:rPr>
-        <w:t xml:space="preserve">Где в базе нет лотов с ремонтом, взяты лоты без отделки или white box и к цене добавлено 150 тыс. ₽/м². Выборки по «Вавилову ДОМ», VAVILOVE и «Новочеремушкинской 17» малы — 1–3 лота, они приведены для полноты картины.</w:t>
+        <w:t xml:space="preserve">Где в базе нет лотов с ремонтом, взяты лоты без отделки или white box и к цене добавлено 150 тыс. ₽/м². Лот на Новочерёмушкинской, 17 за 65,0 млн ₽ (1 000 000 ₽/м², «под ключ с мебелью») исключён из расчётов как выброс. Выборки по «Вавилову ДОМ», VAVILOVE и «Новочеремушкинской 17» малы — 1–2 лота, они приведены для полноты картины.</w:t>
       </w:r>
     </w:p>
     <w:p>
       <w:pPr>
+        <w:keepNext/>
+        <w:keepLines/>
         <w:spacing w:after="110" w:before="170"/>
       </w:pPr>
       <w:r>
@@ -18163,7 +18177,7 @@
           <w:sz w:val="19"/>
           <w:szCs w:val="19"/>
         </w:rPr>
-        <w:t xml:space="preserve">С учётом отделки наш метр стоит 866 981 ₽ — это третье место из восьми. </w:t>
+        <w:t xml:space="preserve">С учётом отделки наш метр стоит 866 981 ₽ — это второе место из восьми. </w:t>
       </w:r>
       <w:r>
         <w:rPr>
@@ -18176,7 +18190,7 @@
           <w:sz w:val="19"/>
           <w:szCs w:val="19"/>
         </w:rPr>
-        <w:t xml:space="preserve">Дороже нас только Lunar (1 136 349 ₽) и Новочерёмушкинская, 17 (1 000 000 ₽), то есть премиум-проект и лот «под ключ с мебелью».</w:t>
+        <w:t xml:space="preserve">Дороже только Lunar (1 136 349 ₽), премиум-проект 2024 года. Новочерёмушкинская, 17 идёт вровень с нами — 869 880 ₽/м², и там в базе тоже бетон.</w:t>
       </w:r>
     </w:p>
     <w:p>
@@ -18258,7 +18272,8 @@
     </w:p>
     <w:p>
       <w:pPr>
-        <w:pageBreakBefore/>
+        <w:keepNext/>
+        <w:keepLines/>
         <w:pBdr>
           <w:bottom w:val="single" w:color="A9762F" w:sz="10" w:space="8"/>
         </w:pBdr>
@@ -18294,7 +18309,7 @@
           <w:sz w:val="19"/>
           <w:szCs w:val="19"/>
         </w:rPr>
-        <w:t xml:space="preserve">Наш лот — бетон: за 57,0 млн ₽ покупатель получает стены и стяжку, а въехать сможет через полгода-год и ещё 11,9 млн ₽. Вот что в этих же районах продаётся уже готовым.</w:t>
+        <w:t xml:space="preserve">Наш лот — бетон: за 57,0 млн ₽ покупатель получает стены и стяжку, а въехать сможет через полгода-год и ещё 11,9 млн ₽. Вот что продаётся готовым в тех же проектах, что участвуют в этой аналитике.</w:t>
       </w:r>
     </w:p>
     <w:tbl>
@@ -18391,7 +18406,7 @@
                 <w:sz w:val="18"/>
                 <w:szCs w:val="18"/>
               </w:rPr>
-              <w:t xml:space="preserve">ЖК «Новые Черемушки»</w:t>
+              <w:t xml:space="preserve">ЖК Lunar</w:t>
             </w:r>
           </w:p>
           <w:p>
@@ -18409,7 +18424,7 @@
                 <w:sz w:val="15"/>
                 <w:szCs w:val="15"/>
               </w:rPr>
-              <w:t xml:space="preserve">95,3 м², эт. 5/36 · дизайнерский</w:t>
+              <w:t xml:space="preserve">77,2 м², эт. 9/17 · дизайнерский</w:t>
             </w:r>
           </w:p>
           <w:p>
@@ -18427,7 +18442,7 @@
                 <w:sz w:val="18"/>
                 <w:szCs w:val="18"/>
               </w:rPr>
-              <w:t xml:space="preserve">63,0 млн ₽</w:t>
+              <w:t xml:space="preserve">76,7 млн ₽</w:t>
             </w:r>
             <w:r>
               <w:rPr>
@@ -18440,14 +18455,14 @@
                 <w:sz w:val="15"/>
                 <w:szCs w:val="15"/>
               </w:rPr>
-              <w:t xml:space="preserve">   661 070 ₽/м²</w:t>
+              <w:t xml:space="preserve">   993 523 ₽/м²</w:t>
             </w:r>
           </w:p>
           <w:p>
             <w:pPr>
               <w:spacing w:after="0" w:line="216" w:lineRule="auto"/>
             </w:pPr>
-            <w:hyperlink w:history="1" r:id="rIdrvx0ivrvqlhdya37m7rz6">
+            <w:hyperlink w:history="1" r:id="rIdch3quatvchtia4cm2-jhh">
               <w:r>
                 <w:rPr>
                   <w:rFonts w:ascii="Arial" w:cs="Arial" w:eastAsia="Arial" w:hAnsi="Arial"/>
@@ -18541,7 +18556,7 @@
                 <w:sz w:val="18"/>
                 <w:szCs w:val="18"/>
               </w:rPr>
-              <w:t xml:space="preserve">Академика Пилюгина, 4</w:t>
+              <w:t xml:space="preserve">ЖК «Новые Черемушки»</w:t>
             </w:r>
           </w:p>
           <w:p>
@@ -18559,7 +18574,7 @@
                 <w:sz w:val="15"/>
                 <w:szCs w:val="15"/>
               </w:rPr>
-              <w:t xml:space="preserve">96,1 м², эт. 10/17 · евроремонт</w:t>
+              <w:t xml:space="preserve">95,3 м², эт. 5/36 · дизайнерский</w:t>
             </w:r>
           </w:p>
           <w:p>
@@ -18577,7 +18592,7 @@
                 <w:sz w:val="18"/>
                 <w:szCs w:val="18"/>
               </w:rPr>
-              <w:t xml:space="preserve">51,4 млн ₽</w:t>
+              <w:t xml:space="preserve">63,0 млн ₽</w:t>
             </w:r>
             <w:r>
               <w:rPr>
@@ -18590,14 +18605,14 @@
                 <w:sz w:val="15"/>
                 <w:szCs w:val="15"/>
               </w:rPr>
-              <w:t xml:space="preserve">   534 860 ₽/м²</w:t>
+              <w:t xml:space="preserve">   661 070 ₽/м²</w:t>
             </w:r>
           </w:p>
           <w:p>
             <w:pPr>
               <w:spacing w:after="0" w:line="216" w:lineRule="auto"/>
             </w:pPr>
-            <w:hyperlink w:history="1" r:id="rIdmhchfzef1gmmi2fcm3wdk">
+            <w:hyperlink w:history="1" r:id="rIdirnb-ubslcuiqoe7lqkl7">
               <w:r>
                 <w:rPr>
                   <w:rFonts w:ascii="Arial" w:cs="Arial" w:eastAsia="Arial" w:hAnsi="Arial"/>
@@ -18693,7 +18708,7 @@
                 <w:sz w:val="18"/>
                 <w:szCs w:val="18"/>
               </w:rPr>
-              <w:t xml:space="preserve">ЖК «Дирижабль», Профсоюзная, 64</w:t>
+              <w:t xml:space="preserve">ЖК «Новые Черемушки»</w:t>
             </w:r>
           </w:p>
           <w:p>
@@ -18711,7 +18726,7 @@
                 <w:sz w:val="15"/>
                 <w:szCs w:val="15"/>
               </w:rPr>
-              <w:t xml:space="preserve">80,0 м², эт. 23/40 · евроремонт</w:t>
+              <w:t xml:space="preserve">81,6 м², эт. 4/36 · евроремонт</w:t>
             </w:r>
           </w:p>
           <w:p>
@@ -18729,7 +18744,7 @@
                 <w:sz w:val="18"/>
                 <w:szCs w:val="18"/>
               </w:rPr>
-              <w:t xml:space="preserve">48,0 млн ₽</w:t>
+              <w:t xml:space="preserve">45,0 млн ₽</w:t>
             </w:r>
             <w:r>
               <w:rPr>
@@ -18742,14 +18757,14 @@
                 <w:sz w:val="15"/>
                 <w:szCs w:val="15"/>
               </w:rPr>
-              <w:t xml:space="preserve">   600 000 ₽/м²</w:t>
+              <w:t xml:space="preserve">   551 471 ₽/м²</w:t>
             </w:r>
           </w:p>
           <w:p>
             <w:pPr>
               <w:spacing w:after="0" w:line="216" w:lineRule="auto"/>
             </w:pPr>
-            <w:hyperlink w:history="1" r:id="rIdvxteycm4qqqnttvqiwt-o">
+            <w:hyperlink w:history="1" r:id="rIdovbo3cneilbo0sxc4amq0">
               <w:r>
                 <w:rPr>
                   <w:rFonts w:ascii="Arial" w:cs="Arial" w:eastAsia="Arial" w:hAnsi="Arial"/>
@@ -18843,7 +18858,7 @@
                 <w:sz w:val="18"/>
                 <w:szCs w:val="18"/>
               </w:rPr>
-              <w:t xml:space="preserve">ЖК «Новые Черемушки»</w:t>
+              <w:t xml:space="preserve">Вавилова, 52к1</w:t>
             </w:r>
           </w:p>
           <w:p>
@@ -18861,7 +18876,7 @@
                 <w:sz w:val="15"/>
                 <w:szCs w:val="15"/>
               </w:rPr>
-              <w:t xml:space="preserve">81,6 м², эт. 4/36 · евроремонт</w:t>
+              <w:t xml:space="preserve">63,0 м², эт. 7/11 · дизайнерский</w:t>
             </w:r>
           </w:p>
           <w:p>
@@ -18879,7 +18894,7 @@
                 <w:sz w:val="18"/>
                 <w:szCs w:val="18"/>
               </w:rPr>
-              <w:t xml:space="preserve">45,0 млн ₽</w:t>
+              <w:t xml:space="preserve">41,5 млн ₽</w:t>
             </w:r>
             <w:r>
               <w:rPr>
@@ -18892,14 +18907,14 @@
                 <w:sz w:val="15"/>
                 <w:szCs w:val="15"/>
               </w:rPr>
-              <w:t xml:space="preserve">   551 471 ₽/м²</w:t>
+              <w:t xml:space="preserve">   658 730 ₽/м²</w:t>
             </w:r>
           </w:p>
           <w:p>
             <w:pPr>
               <w:spacing w:after="0" w:line="216" w:lineRule="auto"/>
             </w:pPr>
-            <w:hyperlink w:history="1" r:id="rIdpmkbot1oojnv5qnx36rls">
+            <w:hyperlink w:history="1" r:id="rId5c2sl3gnwijlio5zx6ki_">
               <w:r>
                 <w:rPr>
                   <w:rFonts w:ascii="Arial" w:cs="Arial" w:eastAsia="Arial" w:hAnsi="Arial"/>
@@ -18995,7 +19010,7 @@
                 <w:sz w:val="18"/>
                 <w:szCs w:val="18"/>
               </w:rPr>
-              <w:t xml:space="preserve">Новочерёмушкинская, 8</w:t>
+              <w:t xml:space="preserve">ЖК «Новые Черемушки»</w:t>
             </w:r>
           </w:p>
           <w:p>
@@ -19013,7 +19028,7 @@
                 <w:sz w:val="15"/>
                 <w:szCs w:val="15"/>
               </w:rPr>
-              <w:t xml:space="preserve">78,7 м², эт. 14/14 · евроремонт</w:t>
+              <w:t xml:space="preserve">51,4 м², эт. 6/36 · евроремонт</w:t>
             </w:r>
           </w:p>
           <w:p>
@@ -19031,7 +19046,7 @@
                 <w:sz w:val="18"/>
                 <w:szCs w:val="18"/>
               </w:rPr>
-              <w:t xml:space="preserve">42,4 млн ₽</w:t>
+              <w:t xml:space="preserve">39,5 млн ₽</w:t>
             </w:r>
             <w:r>
               <w:rPr>
@@ -19044,14 +19059,14 @@
                 <w:sz w:val="15"/>
                 <w:szCs w:val="15"/>
               </w:rPr>
-              <w:t xml:space="preserve">   538 755 ₽/м²</w:t>
+              <w:t xml:space="preserve">   768 482 ₽/м²</w:t>
             </w:r>
           </w:p>
           <w:p>
             <w:pPr>
               <w:spacing w:after="0" w:line="216" w:lineRule="auto"/>
             </w:pPr>
-            <w:hyperlink w:history="1" r:id="rId_ygsuoim7t4ekpw2wbw9q">
+            <w:hyperlink w:history="1" r:id="rId_97kztlbx-f6x0my6te07">
               <w:r>
                 <w:rPr>
                   <w:rFonts w:ascii="Arial" w:cs="Arial" w:eastAsia="Arial" w:hAnsi="Arial"/>
@@ -19145,7 +19160,7 @@
                 <w:sz w:val="18"/>
                 <w:szCs w:val="18"/>
               </w:rPr>
-              <w:t xml:space="preserve">Вавилова, 52к1</w:t>
+              <w:t xml:space="preserve">ЖК «Новые Черемушки»</w:t>
             </w:r>
           </w:p>
           <w:p>
@@ -19163,7 +19178,7 @@
                 <w:sz w:val="15"/>
                 <w:szCs w:val="15"/>
               </w:rPr>
-              <w:t xml:space="preserve">63,0 м², эт. 7/11 · дизайнерский</w:t>
+              <w:t xml:space="preserve">63,0 м², эт. 27/37 · дизайнерский</w:t>
             </w:r>
           </w:p>
           <w:p>
@@ -19181,7 +19196,7 @@
                 <w:sz w:val="18"/>
                 <w:szCs w:val="18"/>
               </w:rPr>
-              <w:t xml:space="preserve">41,5 млн ₽</w:t>
+              <w:t xml:space="preserve">30,5 млн ₽</w:t>
             </w:r>
             <w:r>
               <w:rPr>
@@ -19194,14 +19209,14 @@
                 <w:sz w:val="15"/>
                 <w:szCs w:val="15"/>
               </w:rPr>
-              <w:t xml:space="preserve">   658 730 ₽/м²</w:t>
+              <w:t xml:space="preserve">   484 127 ₽/м²</w:t>
             </w:r>
           </w:p>
           <w:p>
             <w:pPr>
               <w:spacing w:after="0" w:line="216" w:lineRule="auto"/>
             </w:pPr>
-            <w:hyperlink w:history="1" r:id="rIdyiihorpvd8962qhi9lm0_">
+            <w:hyperlink w:history="1" r:id="rIda2lxrhdjbn9ier-6qjx0i">
               <w:r>
                 <w:rPr>
                   <w:rFonts w:ascii="Arial" w:cs="Arial" w:eastAsia="Arial" w:hAnsi="Arial"/>
@@ -19236,3002 +19251,13 @@
           <w:sz w:val="15"/>
           <w:szCs w:val="15"/>
         </w:rPr>
-        <w:t xml:space="preserve">Фотографии и цены — Яндекс Недвижимость, 30.07.2026. Все шесть квартир продаются с готовым ремонтом и мебелью или без неё, но с законченной отделкой.</w:t>
+        <w:t xml:space="preserve">Фотографии и цены — Яндекс Недвижимость, 30.07.2026. Только проекты из присланных выгрузок. Свежих ремонтов больше всего в «Новых Черемушках» — оттуда четыре из шести карточек; в VAVILOVE, «Вавиловом ДОМЕ» и на Новочерёмушкинской, 17 лоты с ремонтом есть, но без фотографий на Яндексе.</w:t>
       </w:r>
     </w:p>
     <w:p>
       <w:pPr>
-        <w:pageBreakBefore/>
-        <w:pBdr>
-          <w:bottom w:val="single" w:color="A9762F" w:sz="10" w:space="8"/>
-        </w:pBdr>
-        <w:spacing w:after="160"/>
-      </w:pPr>
-      <w:r>
-        <w:rPr>
-          <w:rFonts w:ascii="Georgia" w:cs="Georgia" w:eastAsia="Georgia" w:hAnsi="Georgia"/>
-          <w:b/>
-          <w:bCs/>
-          <w:i w:val="false"/>
-          <w:iCs w:val="false"/>
-          <w:color w:val="1F2A44"/>
-          <w:sz w:val="36"/>
-          <w:szCs w:val="36"/>
-        </w:rPr>
-        <w:t xml:space="preserve">Что можно купить за те же деньги</w:t>
-      </w:r>
-    </w:p>
-    <w:p>
-      <w:pPr>
-        <w:spacing w:after="180" w:line="258" w:lineRule="auto"/>
-        <w:ind w:right="1560"/>
-      </w:pPr>
-      <w:r>
-        <w:rPr>
-          <w:rFonts w:ascii="Arial" w:cs="Arial" w:eastAsia="Arial" w:hAnsi="Arial"/>
-          <w:b w:val="false"/>
-          <w:bCs w:val="false"/>
-          <w:i w:val="false"/>
-          <w:iCs w:val="false"/>
-          <w:color w:val="2A2E38"/>
-          <w:sz w:val="19"/>
-          <w:szCs w:val="19"/>
-        </w:rPr>
-        <w:t xml:space="preserve">Практическая проверка цены: одиннадцать реальных лотов в бюджете 41–86 млн ₽ из проектов, которые участвуют в этой аналитике. Первая строка — наш лот, приведённый к цене «под ключ».</w:t>
-      </w:r>
-    </w:p>
-    <w:tbl>
-      <w:tblPr>
-        <w:tblW w:type="dxa" w:w="9638"/>
-        <w:tblBorders>
-          <w:top w:val="single" w:color="auto" w:sz="4"/>
-          <w:left w:val="single" w:color="auto" w:sz="4"/>
-          <w:bottom w:val="single" w:color="auto" w:sz="4"/>
-          <w:right w:val="single" w:color="auto" w:sz="4"/>
-          <w:insideH w:val="single" w:color="auto" w:sz="4"/>
-          <w:insideV w:val="single" w:color="auto" w:sz="4"/>
-        </w:tblBorders>
-      </w:tblPr>
-      <w:tblGrid>
-        <w:gridCol w:w="2680"/>
-        <w:gridCol w:w="1620"/>
-        <w:gridCol w:w="1620"/>
-        <w:gridCol w:w="1080"/>
-        <w:gridCol w:w="1180"/>
-        <w:gridCol w:w="1458"/>
-      </w:tblGrid>
-      <w:tr>
-        <w:trPr>
-          <w:tblHeader/>
-        </w:trPr>
-        <w:tc>
-          <w:tcPr>
-            <w:tcW w:type="dxa" w:w="2680"/>
-            <w:tcBorders>
-              <w:top w:val="single" w:color="1F2A44" w:sz="4"/>
-              <w:left w:val="none" w:color="auto" w:sz="0"/>
-              <w:bottom w:val="single" w:color="D9D4CB" w:sz="4"/>
-              <w:right w:val="none" w:color="auto" w:sz="0"/>
-            </w:tcBorders>
-            <w:shd w:fill="1F2A44" w:color="auto" w:val="clear"/>
-            <w:tcMar>
-              <w:top w:type="dxa" w:w="52"/>
-              <w:left w:type="dxa" w:w="100"/>
-              <w:bottom w:type="dxa" w:w="52"/>
-              <w:right w:type="dxa" w:w="100"/>
-            </w:tcMar>
-            <w:vAlign w:val="center"/>
-          </w:tcPr>
-          <w:p>
-            <w:pPr>
-              <w:spacing w:after="0" w:line="240" w:lineRule="auto"/>
-              <w:jc w:val="left"/>
-            </w:pPr>
-            <w:r>
-              <w:rPr>
-                <w:rFonts w:ascii="Arial" w:cs="Arial" w:eastAsia="Arial" w:hAnsi="Arial"/>
-                <w:b/>
-                <w:bCs/>
-                <w:i w:val="false"/>
-                <w:iCs w:val="false"/>
-                <w:color w:val="FFFFFF"/>
-                <w:sz w:val="16"/>
-                <w:szCs w:val="16"/>
-              </w:rPr>
-              <w:t xml:space="preserve">Проект</w:t>
-            </w:r>
-          </w:p>
-        </w:tc>
-        <w:tc>
-          <w:tcPr>
-            <w:tcW w:type="dxa" w:w="1620"/>
-            <w:tcBorders>
-              <w:top w:val="single" w:color="1F2A44" w:sz="4"/>
-              <w:left w:val="none" w:color="auto" w:sz="0"/>
-              <w:bottom w:val="single" w:color="D9D4CB" w:sz="4"/>
-              <w:right w:val="none" w:color="auto" w:sz="0"/>
-            </w:tcBorders>
-            <w:shd w:fill="1F2A44" w:color="auto" w:val="clear"/>
-            <w:tcMar>
-              <w:top w:type="dxa" w:w="52"/>
-              <w:left w:type="dxa" w:w="100"/>
-              <w:bottom w:type="dxa" w:w="52"/>
-              <w:right w:type="dxa" w:w="100"/>
-            </w:tcMar>
-            <w:vAlign w:val="center"/>
-          </w:tcPr>
-          <w:p>
-            <w:pPr>
-              <w:spacing w:after="0" w:line="240" w:lineRule="auto"/>
-              <w:jc w:val="center"/>
-            </w:pPr>
-            <w:r>
-              <w:rPr>
-                <w:rFonts w:ascii="Arial" w:cs="Arial" w:eastAsia="Arial" w:hAnsi="Arial"/>
-                <w:b/>
-                <w:bCs/>
-                <w:i w:val="false"/>
-                <w:iCs w:val="false"/>
-                <w:color w:val="FFFFFF"/>
-                <w:sz w:val="16"/>
-                <w:szCs w:val="16"/>
-              </w:rPr>
-              <w:t xml:space="preserve">Квартира</w:t>
-            </w:r>
-          </w:p>
-        </w:tc>
-        <w:tc>
-          <w:tcPr>
-            <w:tcW w:type="dxa" w:w="1620"/>
-            <w:tcBorders>
-              <w:top w:val="single" w:color="1F2A44" w:sz="4"/>
-              <w:left w:val="none" w:color="auto" w:sz="0"/>
-              <w:bottom w:val="single" w:color="D9D4CB" w:sz="4"/>
-              <w:right w:val="none" w:color="auto" w:sz="0"/>
-            </w:tcBorders>
-            <w:shd w:fill="1F2A44" w:color="auto" w:val="clear"/>
-            <w:tcMar>
-              <w:top w:type="dxa" w:w="52"/>
-              <w:left w:type="dxa" w:w="100"/>
-              <w:bottom w:type="dxa" w:w="52"/>
-              <w:right w:type="dxa" w:w="100"/>
-            </w:tcMar>
-            <w:vAlign w:val="center"/>
-          </w:tcPr>
-          <w:p>
-            <w:pPr>
-              <w:spacing w:after="0" w:line="240" w:lineRule="auto"/>
-              <w:jc w:val="center"/>
-            </w:pPr>
-            <w:r>
-              <w:rPr>
-                <w:rFonts w:ascii="Arial" w:cs="Arial" w:eastAsia="Arial" w:hAnsi="Arial"/>
-                <w:b/>
-                <w:bCs/>
-                <w:i w:val="false"/>
-                <w:iCs w:val="false"/>
-                <w:color w:val="FFFFFF"/>
-                <w:sz w:val="16"/>
-                <w:szCs w:val="16"/>
-              </w:rPr>
-              <w:t xml:space="preserve">Отделка</w:t>
-            </w:r>
-          </w:p>
-        </w:tc>
-        <w:tc>
-          <w:tcPr>
-            <w:tcW w:type="dxa" w:w="1080"/>
-            <w:tcBorders>
-              <w:top w:val="single" w:color="1F2A44" w:sz="4"/>
-              <w:left w:val="none" w:color="auto" w:sz="0"/>
-              <w:bottom w:val="single" w:color="D9D4CB" w:sz="4"/>
-              <w:right w:val="none" w:color="auto" w:sz="0"/>
-            </w:tcBorders>
-            <w:shd w:fill="1F2A44" w:color="auto" w:val="clear"/>
-            <w:tcMar>
-              <w:top w:type="dxa" w:w="52"/>
-              <w:left w:type="dxa" w:w="100"/>
-              <w:bottom w:type="dxa" w:w="52"/>
-              <w:right w:type="dxa" w:w="100"/>
-            </w:tcMar>
-            <w:vAlign w:val="center"/>
-          </w:tcPr>
-          <w:p>
-            <w:pPr>
-              <w:spacing w:after="0" w:line="240" w:lineRule="auto"/>
-              <w:jc w:val="center"/>
-            </w:pPr>
-            <w:r>
-              <w:rPr>
-                <w:rFonts w:ascii="Arial" w:cs="Arial" w:eastAsia="Arial" w:hAnsi="Arial"/>
-                <w:b/>
-                <w:bCs/>
-                <w:i w:val="false"/>
-                <w:iCs w:val="false"/>
-                <w:color w:val="FFFFFF"/>
-                <w:sz w:val="16"/>
-                <w:szCs w:val="16"/>
-              </w:rPr>
-              <w:t xml:space="preserve">Цена,
-млн ₽</w:t>
-            </w:r>
-          </w:p>
-        </w:tc>
-        <w:tc>
-          <w:tcPr>
-            <w:tcW w:type="dxa" w:w="1180"/>
-            <w:tcBorders>
-              <w:top w:val="single" w:color="1F2A44" w:sz="4"/>
-              <w:left w:val="none" w:color="auto" w:sz="0"/>
-              <w:bottom w:val="single" w:color="D9D4CB" w:sz="4"/>
-              <w:right w:val="none" w:color="auto" w:sz="0"/>
-            </w:tcBorders>
-            <w:shd w:fill="1F2A44" w:color="auto" w:val="clear"/>
-            <w:tcMar>
-              <w:top w:type="dxa" w:w="52"/>
-              <w:left w:type="dxa" w:w="100"/>
-              <w:bottom w:type="dxa" w:w="52"/>
-              <w:right w:type="dxa" w:w="100"/>
-            </w:tcMar>
-            <w:vAlign w:val="center"/>
-          </w:tcPr>
-          <w:p>
-            <w:pPr>
-              <w:spacing w:after="0" w:line="240" w:lineRule="auto"/>
-              <w:jc w:val="center"/>
-            </w:pPr>
-            <w:r>
-              <w:rPr>
-                <w:rFonts w:ascii="Arial" w:cs="Arial" w:eastAsia="Arial" w:hAnsi="Arial"/>
-                <w:b/>
-                <w:bCs/>
-                <w:i w:val="false"/>
-                <w:iCs w:val="false"/>
-                <w:color w:val="FFFFFF"/>
-                <w:sz w:val="16"/>
-                <w:szCs w:val="16"/>
-              </w:rPr>
-              <w:t xml:space="preserve">Цена за
-м², ₽</w:t>
-            </w:r>
-          </w:p>
-        </w:tc>
-        <w:tc>
-          <w:tcPr>
-            <w:tcW w:type="dxa" w:w="1458"/>
-            <w:tcBorders>
-              <w:top w:val="single" w:color="1F2A44" w:sz="4"/>
-              <w:left w:val="none" w:color="auto" w:sz="0"/>
-              <w:bottom w:val="single" w:color="D9D4CB" w:sz="4"/>
-              <w:right w:val="none" w:color="auto" w:sz="0"/>
-            </w:tcBorders>
-            <w:shd w:fill="1F2A44" w:color="auto" w:val="clear"/>
-            <w:tcMar>
-              <w:top w:type="dxa" w:w="52"/>
-              <w:left w:type="dxa" w:w="100"/>
-              <w:bottom w:type="dxa" w:w="52"/>
-              <w:right w:type="dxa" w:w="100"/>
-            </w:tcMar>
-            <w:vAlign w:val="center"/>
-          </w:tcPr>
-          <w:p>
-            <w:pPr>
-              <w:spacing w:after="0" w:line="240" w:lineRule="auto"/>
-              <w:jc w:val="center"/>
-            </w:pPr>
-            <w:r>
-              <w:rPr>
-                <w:rFonts w:ascii="Arial" w:cs="Arial" w:eastAsia="Arial" w:hAnsi="Arial"/>
-                <w:b/>
-                <w:bCs/>
-                <w:i w:val="false"/>
-                <w:iCs w:val="false"/>
-                <w:color w:val="FFFFFF"/>
-                <w:sz w:val="16"/>
-                <w:szCs w:val="16"/>
-              </w:rPr>
-              <w:t xml:space="preserve">Ссылка</w:t>
-            </w:r>
-          </w:p>
-        </w:tc>
-      </w:tr>
-      <w:tr>
-        <w:tc>
-          <w:tcPr>
-            <w:tcW w:type="dxa" w:w="2680"/>
-            <w:tcBorders>
-              <w:top w:val="single" w:color="D9D4CB" w:sz="4"/>
-              <w:left w:val="none" w:color="auto" w:sz="0"/>
-              <w:bottom w:val="single" w:color="D9D4CB" w:sz="4"/>
-              <w:right w:val="none" w:color="auto" w:sz="0"/>
-            </w:tcBorders>
-            <w:tcMar>
-              <w:top w:type="dxa" w:w="52"/>
-              <w:left w:type="dxa" w:w="100"/>
-              <w:bottom w:type="dxa" w:w="52"/>
-              <w:right w:type="dxa" w:w="100"/>
-            </w:tcMar>
-            <w:vAlign w:val="center"/>
-          </w:tcPr>
-          <w:p>
-            <w:pPr>
-              <w:spacing w:after="0" w:line="240" w:lineRule="auto"/>
-              <w:jc w:val="left"/>
-            </w:pPr>
-            <w:r>
-              <w:rPr>
-                <w:rFonts w:ascii="Arial" w:cs="Arial" w:eastAsia="Arial" w:hAnsi="Arial"/>
-                <w:b/>
-                <w:bCs/>
-                <w:i w:val="false"/>
-                <w:iCs w:val="false"/>
-                <w:color w:val="2A2E38"/>
-                <w:sz w:val="17"/>
-                <w:szCs w:val="17"/>
-              </w:rPr>
-              <w:t xml:space="preserve">▶ Наш лот «под ключ»</w:t>
-            </w:r>
-          </w:p>
-        </w:tc>
-        <w:tc>
-          <w:tcPr>
-            <w:tcW w:type="dxa" w:w="1620"/>
-            <w:tcBorders>
-              <w:top w:val="single" w:color="D9D4CB" w:sz="4"/>
-              <w:left w:val="none" w:color="auto" w:sz="0"/>
-              <w:bottom w:val="single" w:color="D9D4CB" w:sz="4"/>
-              <w:right w:val="none" w:color="auto" w:sz="0"/>
-            </w:tcBorders>
-            <w:tcMar>
-              <w:top w:type="dxa" w:w="52"/>
-              <w:left w:type="dxa" w:w="100"/>
-              <w:bottom w:type="dxa" w:w="52"/>
-              <w:right w:type="dxa" w:w="100"/>
-            </w:tcMar>
-            <w:vAlign w:val="center"/>
-          </w:tcPr>
-          <w:p>
-            <w:pPr>
-              <w:spacing w:after="0" w:line="240" w:lineRule="auto"/>
-              <w:jc w:val="center"/>
-            </w:pPr>
-            <w:r>
-              <w:rPr>
-                <w:rFonts w:ascii="Arial" w:cs="Arial" w:eastAsia="Arial" w:hAnsi="Arial"/>
-                <w:b w:val="false"/>
-                <w:bCs w:val="false"/>
-                <w:i w:val="false"/>
-                <w:iCs w:val="false"/>
-                <w:color w:val="2A2E38"/>
-                <w:sz w:val="17"/>
-                <w:szCs w:val="17"/>
-              </w:rPr>
-              <w:t xml:space="preserve">79,5 м², эт. 15/19</w:t>
-            </w:r>
-          </w:p>
-        </w:tc>
-        <w:tc>
-          <w:tcPr>
-            <w:tcW w:type="dxa" w:w="1620"/>
-            <w:tcBorders>
-              <w:top w:val="single" w:color="D9D4CB" w:sz="4"/>
-              <w:left w:val="none" w:color="auto" w:sz="0"/>
-              <w:bottom w:val="single" w:color="D9D4CB" w:sz="4"/>
-              <w:right w:val="none" w:color="auto" w:sz="0"/>
-            </w:tcBorders>
-            <w:tcMar>
-              <w:top w:type="dxa" w:w="52"/>
-              <w:left w:type="dxa" w:w="100"/>
-              <w:bottom w:type="dxa" w:w="52"/>
-              <w:right w:type="dxa" w:w="100"/>
-            </w:tcMar>
-            <w:vAlign w:val="center"/>
-          </w:tcPr>
-          <w:p>
-            <w:pPr>
-              <w:spacing w:after="0" w:line="240" w:lineRule="auto"/>
-              <w:jc w:val="center"/>
-            </w:pPr>
-            <w:r>
-              <w:rPr>
-                <w:rFonts w:ascii="Arial" w:cs="Arial" w:eastAsia="Arial" w:hAnsi="Arial"/>
-                <w:b w:val="false"/>
-                <w:bCs w:val="false"/>
-                <w:i w:val="false"/>
-                <w:iCs w:val="false"/>
-                <w:color w:val="2A2E38"/>
-                <w:sz w:val="17"/>
-                <w:szCs w:val="17"/>
-              </w:rPr>
-              <w:t xml:space="preserve">бетон + ремонт</w:t>
-            </w:r>
-          </w:p>
-        </w:tc>
-        <w:tc>
-          <w:tcPr>
-            <w:tcW w:type="dxa" w:w="1080"/>
-            <w:tcBorders>
-              <w:top w:val="single" w:color="D9D4CB" w:sz="4"/>
-              <w:left w:val="none" w:color="auto" w:sz="0"/>
-              <w:bottom w:val="single" w:color="D9D4CB" w:sz="4"/>
-              <w:right w:val="none" w:color="auto" w:sz="0"/>
-            </w:tcBorders>
-            <w:tcMar>
-              <w:top w:type="dxa" w:w="52"/>
-              <w:left w:type="dxa" w:w="100"/>
-              <w:bottom w:type="dxa" w:w="52"/>
-              <w:right w:type="dxa" w:w="100"/>
-            </w:tcMar>
-            <w:vAlign w:val="center"/>
-          </w:tcPr>
-          <w:p>
-            <w:pPr>
-              <w:spacing w:after="0" w:line="240" w:lineRule="auto"/>
-              <w:jc w:val="center"/>
-            </w:pPr>
-            <w:r>
-              <w:rPr>
-                <w:rFonts w:ascii="Arial" w:cs="Arial" w:eastAsia="Arial" w:hAnsi="Arial"/>
-                <w:b w:val="false"/>
-                <w:bCs w:val="false"/>
-                <w:i w:val="false"/>
-                <w:iCs w:val="false"/>
-                <w:color w:val="2A2E38"/>
-                <w:sz w:val="17"/>
-                <w:szCs w:val="17"/>
-              </w:rPr>
-              <w:t xml:space="preserve">68,9</w:t>
-            </w:r>
-          </w:p>
-        </w:tc>
-        <w:tc>
-          <w:tcPr>
-            <w:tcW w:type="dxa" w:w="1180"/>
-            <w:tcBorders>
-              <w:top w:val="single" w:color="D9D4CB" w:sz="4"/>
-              <w:left w:val="none" w:color="auto" w:sz="0"/>
-              <w:bottom w:val="single" w:color="D9D4CB" w:sz="4"/>
-              <w:right w:val="none" w:color="auto" w:sz="0"/>
-            </w:tcBorders>
-            <w:tcMar>
-              <w:top w:type="dxa" w:w="52"/>
-              <w:left w:type="dxa" w:w="100"/>
-              <w:bottom w:type="dxa" w:w="52"/>
-              <w:right w:type="dxa" w:w="100"/>
-            </w:tcMar>
-            <w:vAlign w:val="center"/>
-          </w:tcPr>
-          <w:p>
-            <w:pPr>
-              <w:spacing w:after="0" w:line="240" w:lineRule="auto"/>
-              <w:jc w:val="center"/>
-            </w:pPr>
-            <w:r>
-              <w:rPr>
-                <w:rFonts w:ascii="Arial" w:cs="Arial" w:eastAsia="Arial" w:hAnsi="Arial"/>
-                <w:b w:val="false"/>
-                <w:bCs w:val="false"/>
-                <w:i w:val="false"/>
-                <w:iCs w:val="false"/>
-                <w:color w:val="2A2E38"/>
-                <w:sz w:val="17"/>
-                <w:szCs w:val="17"/>
-              </w:rPr>
-              <w:t xml:space="preserve">866 981</w:t>
-            </w:r>
-          </w:p>
-        </w:tc>
-        <w:tc>
-          <w:tcPr>
-            <w:tcW w:type="dxa" w:w="1458"/>
-            <w:tcBorders>
-              <w:top w:val="single" w:color="D9D4CB" w:sz="4"/>
-              <w:left w:val="none" w:color="auto" w:sz="0"/>
-              <w:bottom w:val="single" w:color="D9D4CB" w:sz="4"/>
-              <w:right w:val="none" w:color="auto" w:sz="0"/>
-            </w:tcBorders>
-            <w:tcMar>
-              <w:top w:type="dxa" w:w="52"/>
-              <w:left w:type="dxa" w:w="100"/>
-              <w:bottom w:type="dxa" w:w="52"/>
-              <w:right w:type="dxa" w:w="100"/>
-            </w:tcMar>
-            <w:vAlign w:val="center"/>
-          </w:tcPr>
-          <w:p>
-            <w:pPr>
-              <w:spacing w:after="0" w:line="240" w:lineRule="auto"/>
-              <w:jc w:val="center"/>
-            </w:pPr>
-            <w:hyperlink w:history="1" r:id="rId_rgc1sm8rl1fbm3a9ccsy">
-              <w:r>
-                <w:rPr>
-                  <w:rFonts w:ascii="Arial" w:cs="Arial" w:eastAsia="Arial" w:hAnsi="Arial"/>
-                  <w:b w:val="false"/>
-                  <w:bCs w:val="false"/>
-                  <w:i w:val="false"/>
-                  <w:iCs w:val="false"/>
-                  <w:color w:val="2C5FA8"/>
-                  <w:sz w:val="17"/>
-                  <w:szCs w:val="17"/>
-                </w:rPr>
-                <w:t xml:space="preserve">Циан →</w:t>
-              </w:r>
-            </w:hyperlink>
-          </w:p>
-        </w:tc>
-      </w:tr>
-      <w:tr>
-        <w:tc>
-          <w:tcPr>
-            <w:tcW w:type="dxa" w:w="2680"/>
-            <w:tcBorders>
-              <w:top w:val="single" w:color="D9D4CB" w:sz="4"/>
-              <w:left w:val="none" w:color="auto" w:sz="0"/>
-              <w:bottom w:val="single" w:color="D9D4CB" w:sz="4"/>
-              <w:right w:val="none" w:color="auto" w:sz="0"/>
-            </w:tcBorders>
-            <w:shd w:fill="FBFAF8" w:color="auto" w:val="clear"/>
-            <w:tcMar>
-              <w:top w:type="dxa" w:w="52"/>
-              <w:left w:type="dxa" w:w="100"/>
-              <w:bottom w:type="dxa" w:w="52"/>
-              <w:right w:type="dxa" w:w="100"/>
-            </w:tcMar>
-            <w:vAlign w:val="center"/>
-          </w:tcPr>
-          <w:p>
-            <w:pPr>
-              <w:spacing w:after="0" w:line="240" w:lineRule="auto"/>
-              <w:jc w:val="left"/>
-            </w:pPr>
-            <w:r>
-              <w:rPr>
-                <w:rFonts w:ascii="Arial" w:cs="Arial" w:eastAsia="Arial" w:hAnsi="Arial"/>
-                <w:b/>
-                <w:bCs/>
-                <w:i w:val="false"/>
-                <w:iCs w:val="false"/>
-                <w:color w:val="2A2E38"/>
-                <w:sz w:val="17"/>
-                <w:szCs w:val="17"/>
-              </w:rPr>
-              <w:t xml:space="preserve">ЖК Lunar</w:t>
-            </w:r>
-          </w:p>
-        </w:tc>
-        <w:tc>
-          <w:tcPr>
-            <w:tcW w:type="dxa" w:w="1620"/>
-            <w:tcBorders>
-              <w:top w:val="single" w:color="D9D4CB" w:sz="4"/>
-              <w:left w:val="none" w:color="auto" w:sz="0"/>
-              <w:bottom w:val="single" w:color="D9D4CB" w:sz="4"/>
-              <w:right w:val="none" w:color="auto" w:sz="0"/>
-            </w:tcBorders>
-            <w:shd w:fill="FBFAF8" w:color="auto" w:val="clear"/>
-            <w:tcMar>
-              <w:top w:type="dxa" w:w="52"/>
-              <w:left w:type="dxa" w:w="100"/>
-              <w:bottom w:type="dxa" w:w="52"/>
-              <w:right w:type="dxa" w:w="100"/>
-            </w:tcMar>
-            <w:vAlign w:val="center"/>
-          </w:tcPr>
-          <w:p>
-            <w:pPr>
-              <w:spacing w:after="0" w:line="240" w:lineRule="auto"/>
-              <w:jc w:val="center"/>
-            </w:pPr>
-            <w:r>
-              <w:rPr>
-                <w:rFonts w:ascii="Arial" w:cs="Arial" w:eastAsia="Arial" w:hAnsi="Arial"/>
-                <w:b w:val="false"/>
-                <w:bCs w:val="false"/>
-                <w:i w:val="false"/>
-                <w:iCs w:val="false"/>
-                <w:color w:val="2A2E38"/>
-                <w:sz w:val="17"/>
-                <w:szCs w:val="17"/>
-              </w:rPr>
-              <w:t xml:space="preserve">74,2 м², эт. 9/17</w:t>
-            </w:r>
-          </w:p>
-        </w:tc>
-        <w:tc>
-          <w:tcPr>
-            <w:tcW w:type="dxa" w:w="1620"/>
-            <w:tcBorders>
-              <w:top w:val="single" w:color="D9D4CB" w:sz="4"/>
-              <w:left w:val="none" w:color="auto" w:sz="0"/>
-              <w:bottom w:val="single" w:color="D9D4CB" w:sz="4"/>
-              <w:right w:val="none" w:color="auto" w:sz="0"/>
-            </w:tcBorders>
-            <w:shd w:fill="FBFAF8" w:color="auto" w:val="clear"/>
-            <w:tcMar>
-              <w:top w:type="dxa" w:w="52"/>
-              <w:left w:type="dxa" w:w="100"/>
-              <w:bottom w:type="dxa" w:w="52"/>
-              <w:right w:type="dxa" w:w="100"/>
-            </w:tcMar>
-            <w:vAlign w:val="center"/>
-          </w:tcPr>
-          <w:p>
-            <w:pPr>
-              <w:spacing w:after="0" w:line="240" w:lineRule="auto"/>
-              <w:jc w:val="center"/>
-            </w:pPr>
-            <w:r>
-              <w:rPr>
-                <w:rFonts w:ascii="Arial" w:cs="Arial" w:eastAsia="Arial" w:hAnsi="Arial"/>
-                <w:b w:val="false"/>
-                <w:bCs w:val="false"/>
-                <w:i w:val="false"/>
-                <w:iCs w:val="false"/>
-                <w:color w:val="2A2E38"/>
-                <w:sz w:val="17"/>
-                <w:szCs w:val="17"/>
-              </w:rPr>
-              <w:t xml:space="preserve">Дизайнерский</w:t>
-            </w:r>
-          </w:p>
-        </w:tc>
-        <w:tc>
-          <w:tcPr>
-            <w:tcW w:type="dxa" w:w="1080"/>
-            <w:tcBorders>
-              <w:top w:val="single" w:color="D9D4CB" w:sz="4"/>
-              <w:left w:val="none" w:color="auto" w:sz="0"/>
-              <w:bottom w:val="single" w:color="D9D4CB" w:sz="4"/>
-              <w:right w:val="none" w:color="auto" w:sz="0"/>
-            </w:tcBorders>
-            <w:shd w:fill="FBFAF8" w:color="auto" w:val="clear"/>
-            <w:tcMar>
-              <w:top w:type="dxa" w:w="52"/>
-              <w:left w:type="dxa" w:w="100"/>
-              <w:bottom w:type="dxa" w:w="52"/>
-              <w:right w:type="dxa" w:w="100"/>
-            </w:tcMar>
-            <w:vAlign w:val="center"/>
-          </w:tcPr>
-          <w:p>
-            <w:pPr>
-              <w:spacing w:after="0" w:line="240" w:lineRule="auto"/>
-              <w:jc w:val="center"/>
-            </w:pPr>
-            <w:r>
-              <w:rPr>
-                <w:rFonts w:ascii="Arial" w:cs="Arial" w:eastAsia="Arial" w:hAnsi="Arial"/>
-                <w:b w:val="false"/>
-                <w:bCs w:val="false"/>
-                <w:i w:val="false"/>
-                <w:iCs w:val="false"/>
-                <w:color w:val="2A2E38"/>
-                <w:sz w:val="17"/>
-                <w:szCs w:val="17"/>
-              </w:rPr>
-              <w:t xml:space="preserve">86,0</w:t>
-            </w:r>
-          </w:p>
-        </w:tc>
-        <w:tc>
-          <w:tcPr>
-            <w:tcW w:type="dxa" w:w="1180"/>
-            <w:tcBorders>
-              <w:top w:val="single" w:color="D9D4CB" w:sz="4"/>
-              <w:left w:val="none" w:color="auto" w:sz="0"/>
-              <w:bottom w:val="single" w:color="D9D4CB" w:sz="4"/>
-              <w:right w:val="none" w:color="auto" w:sz="0"/>
-            </w:tcBorders>
-            <w:shd w:fill="FBFAF8" w:color="auto" w:val="clear"/>
-            <w:tcMar>
-              <w:top w:type="dxa" w:w="52"/>
-              <w:left w:type="dxa" w:w="100"/>
-              <w:bottom w:type="dxa" w:w="52"/>
-              <w:right w:type="dxa" w:w="100"/>
-            </w:tcMar>
-            <w:vAlign w:val="center"/>
-          </w:tcPr>
-          <w:p>
-            <w:pPr>
-              <w:spacing w:after="0" w:line="240" w:lineRule="auto"/>
-              <w:jc w:val="center"/>
-            </w:pPr>
-            <w:r>
-              <w:rPr>
-                <w:rFonts w:ascii="Arial" w:cs="Arial" w:eastAsia="Arial" w:hAnsi="Arial"/>
-                <w:b w:val="false"/>
-                <w:bCs w:val="false"/>
-                <w:i w:val="false"/>
-                <w:iCs w:val="false"/>
-                <w:color w:val="2A2E38"/>
-                <w:sz w:val="17"/>
-                <w:szCs w:val="17"/>
-              </w:rPr>
-              <w:t xml:space="preserve">1 159 030</w:t>
-            </w:r>
-          </w:p>
-        </w:tc>
-        <w:tc>
-          <w:tcPr>
-            <w:tcW w:type="dxa" w:w="1458"/>
-            <w:tcBorders>
-              <w:top w:val="single" w:color="D9D4CB" w:sz="4"/>
-              <w:left w:val="none" w:color="auto" w:sz="0"/>
-              <w:bottom w:val="single" w:color="D9D4CB" w:sz="4"/>
-              <w:right w:val="none" w:color="auto" w:sz="0"/>
-            </w:tcBorders>
-            <w:shd w:fill="FBFAF8" w:color="auto" w:val="clear"/>
-            <w:tcMar>
-              <w:top w:type="dxa" w:w="52"/>
-              <w:left w:type="dxa" w:w="100"/>
-              <w:bottom w:type="dxa" w:w="52"/>
-              <w:right w:type="dxa" w:w="100"/>
-            </w:tcMar>
-            <w:vAlign w:val="center"/>
-          </w:tcPr>
-          <w:p>
-            <w:pPr>
-              <w:spacing w:after="0" w:line="240" w:lineRule="auto"/>
-              <w:jc w:val="center"/>
-            </w:pPr>
-            <w:hyperlink w:history="1" r:id="rIdtof1blpxrd311n51winno">
-              <w:r>
-                <w:rPr>
-                  <w:rFonts w:ascii="Arial" w:cs="Arial" w:eastAsia="Arial" w:hAnsi="Arial"/>
-                  <w:b w:val="false"/>
-                  <w:bCs w:val="false"/>
-                  <w:i w:val="false"/>
-                  <w:iCs w:val="false"/>
-                  <w:color w:val="2C5FA8"/>
-                  <w:sz w:val="17"/>
-                  <w:szCs w:val="17"/>
-                </w:rPr>
-                <w:t xml:space="preserve">Циан →</w:t>
-              </w:r>
-            </w:hyperlink>
-          </w:p>
-        </w:tc>
-      </w:tr>
-      <w:tr>
-        <w:tc>
-          <w:tcPr>
-            <w:tcW w:type="dxa" w:w="2680"/>
-            <w:tcBorders>
-              <w:top w:val="single" w:color="D9D4CB" w:sz="4"/>
-              <w:left w:val="none" w:color="auto" w:sz="0"/>
-              <w:bottom w:val="single" w:color="D9D4CB" w:sz="4"/>
-              <w:right w:val="none" w:color="auto" w:sz="0"/>
-            </w:tcBorders>
-            <w:tcMar>
-              <w:top w:type="dxa" w:w="52"/>
-              <w:left w:type="dxa" w:w="100"/>
-              <w:bottom w:type="dxa" w:w="52"/>
-              <w:right w:type="dxa" w:w="100"/>
-            </w:tcMar>
-            <w:vAlign w:val="center"/>
-          </w:tcPr>
-          <w:p>
-            <w:pPr>
-              <w:spacing w:after="0" w:line="240" w:lineRule="auto"/>
-              <w:jc w:val="left"/>
-            </w:pPr>
-            <w:r>
-              <w:rPr>
-                <w:rFonts w:ascii="Arial" w:cs="Arial" w:eastAsia="Arial" w:hAnsi="Arial"/>
-                <w:b/>
-                <w:bCs/>
-                <w:i w:val="false"/>
-                <w:iCs w:val="false"/>
-                <w:color w:val="2A2E38"/>
-                <w:sz w:val="17"/>
-                <w:szCs w:val="17"/>
-              </w:rPr>
-              <w:t xml:space="preserve">Новочерёмушкинская, 17</w:t>
-            </w:r>
-          </w:p>
-        </w:tc>
-        <w:tc>
-          <w:tcPr>
-            <w:tcW w:type="dxa" w:w="1620"/>
-            <w:tcBorders>
-              <w:top w:val="single" w:color="D9D4CB" w:sz="4"/>
-              <w:left w:val="none" w:color="auto" w:sz="0"/>
-              <w:bottom w:val="single" w:color="D9D4CB" w:sz="4"/>
-              <w:right w:val="none" w:color="auto" w:sz="0"/>
-            </w:tcBorders>
-            <w:tcMar>
-              <w:top w:type="dxa" w:w="52"/>
-              <w:left w:type="dxa" w:w="100"/>
-              <w:bottom w:type="dxa" w:w="52"/>
-              <w:right w:type="dxa" w:w="100"/>
-            </w:tcMar>
-            <w:vAlign w:val="center"/>
-          </w:tcPr>
-          <w:p>
-            <w:pPr>
-              <w:spacing w:after="0" w:line="240" w:lineRule="auto"/>
-              <w:jc w:val="center"/>
-            </w:pPr>
-            <w:r>
-              <w:rPr>
-                <w:rFonts w:ascii="Arial" w:cs="Arial" w:eastAsia="Arial" w:hAnsi="Arial"/>
-                <w:b w:val="false"/>
-                <w:bCs w:val="false"/>
-                <w:i w:val="false"/>
-                <w:iCs w:val="false"/>
-                <w:color w:val="2A2E38"/>
-                <w:sz w:val="17"/>
-                <w:szCs w:val="17"/>
-              </w:rPr>
-              <w:t xml:space="preserve">65,0 м², эт. 19/20</w:t>
-            </w:r>
-          </w:p>
-        </w:tc>
-        <w:tc>
-          <w:tcPr>
-            <w:tcW w:type="dxa" w:w="1620"/>
-            <w:tcBorders>
-              <w:top w:val="single" w:color="D9D4CB" w:sz="4"/>
-              <w:left w:val="none" w:color="auto" w:sz="0"/>
-              <w:bottom w:val="single" w:color="D9D4CB" w:sz="4"/>
-              <w:right w:val="none" w:color="auto" w:sz="0"/>
-            </w:tcBorders>
-            <w:tcMar>
-              <w:top w:type="dxa" w:w="52"/>
-              <w:left w:type="dxa" w:w="100"/>
-              <w:bottom w:type="dxa" w:w="52"/>
-              <w:right w:type="dxa" w:w="100"/>
-            </w:tcMar>
-            <w:vAlign w:val="center"/>
-          </w:tcPr>
-          <w:p>
-            <w:pPr>
-              <w:spacing w:after="0" w:line="240" w:lineRule="auto"/>
-              <w:jc w:val="center"/>
-            </w:pPr>
-            <w:r>
-              <w:rPr>
-                <w:rFonts w:ascii="Arial" w:cs="Arial" w:eastAsia="Arial" w:hAnsi="Arial"/>
-                <w:b w:val="false"/>
-                <w:bCs w:val="false"/>
-                <w:i w:val="false"/>
-                <w:iCs w:val="false"/>
-                <w:color w:val="2A2E38"/>
-                <w:sz w:val="17"/>
-                <w:szCs w:val="17"/>
-              </w:rPr>
-              <w:t xml:space="preserve">Под ключ, с мебелью</w:t>
-            </w:r>
-          </w:p>
-        </w:tc>
-        <w:tc>
-          <w:tcPr>
-            <w:tcW w:type="dxa" w:w="1080"/>
-            <w:tcBorders>
-              <w:top w:val="single" w:color="D9D4CB" w:sz="4"/>
-              <w:left w:val="none" w:color="auto" w:sz="0"/>
-              <w:bottom w:val="single" w:color="D9D4CB" w:sz="4"/>
-              <w:right w:val="none" w:color="auto" w:sz="0"/>
-            </w:tcBorders>
-            <w:tcMar>
-              <w:top w:type="dxa" w:w="52"/>
-              <w:left w:type="dxa" w:w="100"/>
-              <w:bottom w:type="dxa" w:w="52"/>
-              <w:right w:type="dxa" w:w="100"/>
-            </w:tcMar>
-            <w:vAlign w:val="center"/>
-          </w:tcPr>
-          <w:p>
-            <w:pPr>
-              <w:spacing w:after="0" w:line="240" w:lineRule="auto"/>
-              <w:jc w:val="center"/>
-            </w:pPr>
-            <w:r>
-              <w:rPr>
-                <w:rFonts w:ascii="Arial" w:cs="Arial" w:eastAsia="Arial" w:hAnsi="Arial"/>
-                <w:b w:val="false"/>
-                <w:bCs w:val="false"/>
-                <w:i w:val="false"/>
-                <w:iCs w:val="false"/>
-                <w:color w:val="2A2E38"/>
-                <w:sz w:val="17"/>
-                <w:szCs w:val="17"/>
-              </w:rPr>
-              <w:t xml:space="preserve">65,0</w:t>
-            </w:r>
-          </w:p>
-        </w:tc>
-        <w:tc>
-          <w:tcPr>
-            <w:tcW w:type="dxa" w:w="1180"/>
-            <w:tcBorders>
-              <w:top w:val="single" w:color="D9D4CB" w:sz="4"/>
-              <w:left w:val="none" w:color="auto" w:sz="0"/>
-              <w:bottom w:val="single" w:color="D9D4CB" w:sz="4"/>
-              <w:right w:val="none" w:color="auto" w:sz="0"/>
-            </w:tcBorders>
-            <w:tcMar>
-              <w:top w:type="dxa" w:w="52"/>
-              <w:left w:type="dxa" w:w="100"/>
-              <w:bottom w:type="dxa" w:w="52"/>
-              <w:right w:type="dxa" w:w="100"/>
-            </w:tcMar>
-            <w:vAlign w:val="center"/>
-          </w:tcPr>
-          <w:p>
-            <w:pPr>
-              <w:spacing w:after="0" w:line="240" w:lineRule="auto"/>
-              <w:jc w:val="center"/>
-            </w:pPr>
-            <w:r>
-              <w:rPr>
-                <w:rFonts w:ascii="Arial" w:cs="Arial" w:eastAsia="Arial" w:hAnsi="Arial"/>
-                <w:b w:val="false"/>
-                <w:bCs w:val="false"/>
-                <w:i w:val="false"/>
-                <w:iCs w:val="false"/>
-                <w:color w:val="2A2E38"/>
-                <w:sz w:val="17"/>
-                <w:szCs w:val="17"/>
-              </w:rPr>
-              <w:t xml:space="preserve">1 000 000</w:t>
-            </w:r>
-          </w:p>
-        </w:tc>
-        <w:tc>
-          <w:tcPr>
-            <w:tcW w:type="dxa" w:w="1458"/>
-            <w:tcBorders>
-              <w:top w:val="single" w:color="D9D4CB" w:sz="4"/>
-              <w:left w:val="none" w:color="auto" w:sz="0"/>
-              <w:bottom w:val="single" w:color="D9D4CB" w:sz="4"/>
-              <w:right w:val="none" w:color="auto" w:sz="0"/>
-            </w:tcBorders>
-            <w:tcMar>
-              <w:top w:type="dxa" w:w="52"/>
-              <w:left w:type="dxa" w:w="100"/>
-              <w:bottom w:type="dxa" w:w="52"/>
-              <w:right w:type="dxa" w:w="100"/>
-            </w:tcMar>
-            <w:vAlign w:val="center"/>
-          </w:tcPr>
-          <w:p>
-            <w:pPr>
-              <w:spacing w:after="0" w:line="240" w:lineRule="auto"/>
-              <w:jc w:val="center"/>
-            </w:pPr>
-            <w:hyperlink w:history="1" r:id="rId15cvhistq7am9dlwbmxyt">
-              <w:r>
-                <w:rPr>
-                  <w:rFonts w:ascii="Arial" w:cs="Arial" w:eastAsia="Arial" w:hAnsi="Arial"/>
-                  <w:b w:val="false"/>
-                  <w:bCs w:val="false"/>
-                  <w:i w:val="false"/>
-                  <w:iCs w:val="false"/>
-                  <w:color w:val="2C5FA8"/>
-                  <w:sz w:val="17"/>
-                  <w:szCs w:val="17"/>
-                </w:rPr>
-                <w:t xml:space="preserve">Циан →</w:t>
-              </w:r>
-            </w:hyperlink>
-          </w:p>
-        </w:tc>
-      </w:tr>
-      <w:tr>
-        <w:tc>
-          <w:tcPr>
-            <w:tcW w:type="dxa" w:w="2680"/>
-            <w:tcBorders>
-              <w:top w:val="single" w:color="D9D4CB" w:sz="4"/>
-              <w:left w:val="none" w:color="auto" w:sz="0"/>
-              <w:bottom w:val="single" w:color="D9D4CB" w:sz="4"/>
-              <w:right w:val="none" w:color="auto" w:sz="0"/>
-            </w:tcBorders>
-            <w:shd w:fill="FBFAF8" w:color="auto" w:val="clear"/>
-            <w:tcMar>
-              <w:top w:type="dxa" w:w="52"/>
-              <w:left w:type="dxa" w:w="100"/>
-              <w:bottom w:type="dxa" w:w="52"/>
-              <w:right w:type="dxa" w:w="100"/>
-            </w:tcMar>
-            <w:vAlign w:val="center"/>
-          </w:tcPr>
-          <w:p>
-            <w:pPr>
-              <w:spacing w:after="0" w:line="240" w:lineRule="auto"/>
-              <w:jc w:val="left"/>
-            </w:pPr>
-            <w:r>
-              <w:rPr>
-                <w:rFonts w:ascii="Arial" w:cs="Arial" w:eastAsia="Arial" w:hAnsi="Arial"/>
-                <w:b/>
-                <w:bCs/>
-                <w:i w:val="false"/>
-                <w:iCs w:val="false"/>
-                <w:color w:val="2A2E38"/>
-                <w:sz w:val="17"/>
-                <w:szCs w:val="17"/>
-              </w:rPr>
-              <w:t xml:space="preserve">ЖК «Новые Черемушки»</w:t>
-            </w:r>
-          </w:p>
-        </w:tc>
-        <w:tc>
-          <w:tcPr>
-            <w:tcW w:type="dxa" w:w="1620"/>
-            <w:tcBorders>
-              <w:top w:val="single" w:color="D9D4CB" w:sz="4"/>
-              <w:left w:val="none" w:color="auto" w:sz="0"/>
-              <w:bottom w:val="single" w:color="D9D4CB" w:sz="4"/>
-              <w:right w:val="none" w:color="auto" w:sz="0"/>
-            </w:tcBorders>
-            <w:shd w:fill="FBFAF8" w:color="auto" w:val="clear"/>
-            <w:tcMar>
-              <w:top w:type="dxa" w:w="52"/>
-              <w:left w:type="dxa" w:w="100"/>
-              <w:bottom w:type="dxa" w:w="52"/>
-              <w:right w:type="dxa" w:w="100"/>
-            </w:tcMar>
-            <w:vAlign w:val="center"/>
-          </w:tcPr>
-          <w:p>
-            <w:pPr>
-              <w:spacing w:after="0" w:line="240" w:lineRule="auto"/>
-              <w:jc w:val="center"/>
-            </w:pPr>
-            <w:r>
-              <w:rPr>
-                <w:rFonts w:ascii="Arial" w:cs="Arial" w:eastAsia="Arial" w:hAnsi="Arial"/>
-                <w:b w:val="false"/>
-                <w:bCs w:val="false"/>
-                <w:i w:val="false"/>
-                <w:iCs w:val="false"/>
-                <w:color w:val="2A2E38"/>
-                <w:sz w:val="17"/>
-                <w:szCs w:val="17"/>
-              </w:rPr>
-              <w:t xml:space="preserve">95,3 м², эт. 5/36</w:t>
-            </w:r>
-          </w:p>
-        </w:tc>
-        <w:tc>
-          <w:tcPr>
-            <w:tcW w:type="dxa" w:w="1620"/>
-            <w:tcBorders>
-              <w:top w:val="single" w:color="D9D4CB" w:sz="4"/>
-              <w:left w:val="none" w:color="auto" w:sz="0"/>
-              <w:bottom w:val="single" w:color="D9D4CB" w:sz="4"/>
-              <w:right w:val="none" w:color="auto" w:sz="0"/>
-            </w:tcBorders>
-            <w:shd w:fill="FBFAF8" w:color="auto" w:val="clear"/>
-            <w:tcMar>
-              <w:top w:type="dxa" w:w="52"/>
-              <w:left w:type="dxa" w:w="100"/>
-              <w:bottom w:type="dxa" w:w="52"/>
-              <w:right w:type="dxa" w:w="100"/>
-            </w:tcMar>
-            <w:vAlign w:val="center"/>
-          </w:tcPr>
-          <w:p>
-            <w:pPr>
-              <w:spacing w:after="0" w:line="240" w:lineRule="auto"/>
-              <w:jc w:val="center"/>
-            </w:pPr>
-            <w:r>
-              <w:rPr>
-                <w:rFonts w:ascii="Arial" w:cs="Arial" w:eastAsia="Arial" w:hAnsi="Arial"/>
-                <w:b w:val="false"/>
-                <w:bCs w:val="false"/>
-                <w:i w:val="false"/>
-                <w:iCs w:val="false"/>
-                <w:color w:val="2A2E38"/>
-                <w:sz w:val="17"/>
-                <w:szCs w:val="17"/>
-              </w:rPr>
-              <w:t xml:space="preserve">Дизайнерский</w:t>
-            </w:r>
-          </w:p>
-        </w:tc>
-        <w:tc>
-          <w:tcPr>
-            <w:tcW w:type="dxa" w:w="1080"/>
-            <w:tcBorders>
-              <w:top w:val="single" w:color="D9D4CB" w:sz="4"/>
-              <w:left w:val="none" w:color="auto" w:sz="0"/>
-              <w:bottom w:val="single" w:color="D9D4CB" w:sz="4"/>
-              <w:right w:val="none" w:color="auto" w:sz="0"/>
-            </w:tcBorders>
-            <w:shd w:fill="FBFAF8" w:color="auto" w:val="clear"/>
-            <w:tcMar>
-              <w:top w:type="dxa" w:w="52"/>
-              <w:left w:type="dxa" w:w="100"/>
-              <w:bottom w:type="dxa" w:w="52"/>
-              <w:right w:type="dxa" w:w="100"/>
-            </w:tcMar>
-            <w:vAlign w:val="center"/>
-          </w:tcPr>
-          <w:p>
-            <w:pPr>
-              <w:spacing w:after="0" w:line="240" w:lineRule="auto"/>
-              <w:jc w:val="center"/>
-            </w:pPr>
-            <w:r>
-              <w:rPr>
-                <w:rFonts w:ascii="Arial" w:cs="Arial" w:eastAsia="Arial" w:hAnsi="Arial"/>
-                <w:b w:val="false"/>
-                <w:bCs w:val="false"/>
-                <w:i w:val="false"/>
-                <w:iCs w:val="false"/>
-                <w:color w:val="2A2E38"/>
-                <w:sz w:val="17"/>
-                <w:szCs w:val="17"/>
-              </w:rPr>
-              <w:t xml:space="preserve">63,0</w:t>
-            </w:r>
-          </w:p>
-        </w:tc>
-        <w:tc>
-          <w:tcPr>
-            <w:tcW w:type="dxa" w:w="1180"/>
-            <w:tcBorders>
-              <w:top w:val="single" w:color="D9D4CB" w:sz="4"/>
-              <w:left w:val="none" w:color="auto" w:sz="0"/>
-              <w:bottom w:val="single" w:color="D9D4CB" w:sz="4"/>
-              <w:right w:val="none" w:color="auto" w:sz="0"/>
-            </w:tcBorders>
-            <w:shd w:fill="FBFAF8" w:color="auto" w:val="clear"/>
-            <w:tcMar>
-              <w:top w:type="dxa" w:w="52"/>
-              <w:left w:type="dxa" w:w="100"/>
-              <w:bottom w:type="dxa" w:w="52"/>
-              <w:right w:type="dxa" w:w="100"/>
-            </w:tcMar>
-            <w:vAlign w:val="center"/>
-          </w:tcPr>
-          <w:p>
-            <w:pPr>
-              <w:spacing w:after="0" w:line="240" w:lineRule="auto"/>
-              <w:jc w:val="center"/>
-            </w:pPr>
-            <w:r>
-              <w:rPr>
-                <w:rFonts w:ascii="Arial" w:cs="Arial" w:eastAsia="Arial" w:hAnsi="Arial"/>
-                <w:b w:val="false"/>
-                <w:bCs w:val="false"/>
-                <w:i w:val="false"/>
-                <w:iCs w:val="false"/>
-                <w:color w:val="2A2E38"/>
-                <w:sz w:val="17"/>
-                <w:szCs w:val="17"/>
-              </w:rPr>
-              <w:t xml:space="preserve">661 070</w:t>
-            </w:r>
-          </w:p>
-        </w:tc>
-        <w:tc>
-          <w:tcPr>
-            <w:tcW w:type="dxa" w:w="1458"/>
-            <w:tcBorders>
-              <w:top w:val="single" w:color="D9D4CB" w:sz="4"/>
-              <w:left w:val="none" w:color="auto" w:sz="0"/>
-              <w:bottom w:val="single" w:color="D9D4CB" w:sz="4"/>
-              <w:right w:val="none" w:color="auto" w:sz="0"/>
-            </w:tcBorders>
-            <w:shd w:fill="FBFAF8" w:color="auto" w:val="clear"/>
-            <w:tcMar>
-              <w:top w:type="dxa" w:w="52"/>
-              <w:left w:type="dxa" w:w="100"/>
-              <w:bottom w:type="dxa" w:w="52"/>
-              <w:right w:type="dxa" w:w="100"/>
-            </w:tcMar>
-            <w:vAlign w:val="center"/>
-          </w:tcPr>
-          <w:p>
-            <w:pPr>
-              <w:spacing w:after="0" w:line="240" w:lineRule="auto"/>
-              <w:jc w:val="center"/>
-            </w:pPr>
-            <w:hyperlink w:history="1" r:id="rIdzdkndxplb7vn8wwtu1hgo">
-              <w:r>
-                <w:rPr>
-                  <w:rFonts w:ascii="Arial" w:cs="Arial" w:eastAsia="Arial" w:hAnsi="Arial"/>
-                  <w:b w:val="false"/>
-                  <w:bCs w:val="false"/>
-                  <w:i w:val="false"/>
-                  <w:iCs w:val="false"/>
-                  <w:color w:val="2C5FA8"/>
-                  <w:sz w:val="17"/>
-                  <w:szCs w:val="17"/>
-                </w:rPr>
-                <w:t xml:space="preserve">Яндекс →</w:t>
-              </w:r>
-            </w:hyperlink>
-          </w:p>
-        </w:tc>
-      </w:tr>
-      <w:tr>
-        <w:tc>
-          <w:tcPr>
-            <w:tcW w:type="dxa" w:w="2680"/>
-            <w:tcBorders>
-              <w:top w:val="single" w:color="D9D4CB" w:sz="4"/>
-              <w:left w:val="none" w:color="auto" w:sz="0"/>
-              <w:bottom w:val="single" w:color="D9D4CB" w:sz="4"/>
-              <w:right w:val="none" w:color="auto" w:sz="0"/>
-            </w:tcBorders>
-            <w:tcMar>
-              <w:top w:type="dxa" w:w="52"/>
-              <w:left w:type="dxa" w:w="100"/>
-              <w:bottom w:type="dxa" w:w="52"/>
-              <w:right w:type="dxa" w:w="100"/>
-            </w:tcMar>
-            <w:vAlign w:val="center"/>
-          </w:tcPr>
-          <w:p>
-            <w:pPr>
-              <w:spacing w:after="0" w:line="240" w:lineRule="auto"/>
-              <w:jc w:val="left"/>
-            </w:pPr>
-            <w:r>
-              <w:rPr>
-                <w:rFonts w:ascii="Arial" w:cs="Arial" w:eastAsia="Arial" w:hAnsi="Arial"/>
-                <w:b/>
-                <w:bCs/>
-                <w:i w:val="false"/>
-                <w:iCs w:val="false"/>
-                <w:color w:val="2A2E38"/>
-                <w:sz w:val="17"/>
-                <w:szCs w:val="17"/>
-              </w:rPr>
-              <w:t xml:space="preserve">Академика Пилюгина, 4</w:t>
-            </w:r>
-          </w:p>
-        </w:tc>
-        <w:tc>
-          <w:tcPr>
-            <w:tcW w:type="dxa" w:w="1620"/>
-            <w:tcBorders>
-              <w:top w:val="single" w:color="D9D4CB" w:sz="4"/>
-              <w:left w:val="none" w:color="auto" w:sz="0"/>
-              <w:bottom w:val="single" w:color="D9D4CB" w:sz="4"/>
-              <w:right w:val="none" w:color="auto" w:sz="0"/>
-            </w:tcBorders>
-            <w:tcMar>
-              <w:top w:type="dxa" w:w="52"/>
-              <w:left w:type="dxa" w:w="100"/>
-              <w:bottom w:type="dxa" w:w="52"/>
-              <w:right w:type="dxa" w:w="100"/>
-            </w:tcMar>
-            <w:vAlign w:val="center"/>
-          </w:tcPr>
-          <w:p>
-            <w:pPr>
-              <w:spacing w:after="0" w:line="240" w:lineRule="auto"/>
-              <w:jc w:val="center"/>
-            </w:pPr>
-            <w:r>
-              <w:rPr>
-                <w:rFonts w:ascii="Arial" w:cs="Arial" w:eastAsia="Arial" w:hAnsi="Arial"/>
-                <w:b w:val="false"/>
-                <w:bCs w:val="false"/>
-                <w:i w:val="false"/>
-                <w:iCs w:val="false"/>
-                <w:color w:val="2A2E38"/>
-                <w:sz w:val="17"/>
-                <w:szCs w:val="17"/>
-              </w:rPr>
-              <w:t xml:space="preserve">96,1 м², эт. 10/17</w:t>
-            </w:r>
-          </w:p>
-        </w:tc>
-        <w:tc>
-          <w:tcPr>
-            <w:tcW w:type="dxa" w:w="1620"/>
-            <w:tcBorders>
-              <w:top w:val="single" w:color="D9D4CB" w:sz="4"/>
-              <w:left w:val="none" w:color="auto" w:sz="0"/>
-              <w:bottom w:val="single" w:color="D9D4CB" w:sz="4"/>
-              <w:right w:val="none" w:color="auto" w:sz="0"/>
-            </w:tcBorders>
-            <w:tcMar>
-              <w:top w:type="dxa" w:w="52"/>
-              <w:left w:type="dxa" w:w="100"/>
-              <w:bottom w:type="dxa" w:w="52"/>
-              <w:right w:type="dxa" w:w="100"/>
-            </w:tcMar>
-            <w:vAlign w:val="center"/>
-          </w:tcPr>
-          <w:p>
-            <w:pPr>
-              <w:spacing w:after="0" w:line="240" w:lineRule="auto"/>
-              <w:jc w:val="center"/>
-            </w:pPr>
-            <w:r>
-              <w:rPr>
-                <w:rFonts w:ascii="Arial" w:cs="Arial" w:eastAsia="Arial" w:hAnsi="Arial"/>
-                <w:b w:val="false"/>
-                <w:bCs w:val="false"/>
-                <w:i w:val="false"/>
-                <w:iCs w:val="false"/>
-                <w:color w:val="2A2E38"/>
-                <w:sz w:val="17"/>
-                <w:szCs w:val="17"/>
-              </w:rPr>
-              <w:t xml:space="preserve">Евроремонт</w:t>
-            </w:r>
-          </w:p>
-        </w:tc>
-        <w:tc>
-          <w:tcPr>
-            <w:tcW w:type="dxa" w:w="1080"/>
-            <w:tcBorders>
-              <w:top w:val="single" w:color="D9D4CB" w:sz="4"/>
-              <w:left w:val="none" w:color="auto" w:sz="0"/>
-              <w:bottom w:val="single" w:color="D9D4CB" w:sz="4"/>
-              <w:right w:val="none" w:color="auto" w:sz="0"/>
-            </w:tcBorders>
-            <w:tcMar>
-              <w:top w:type="dxa" w:w="52"/>
-              <w:left w:type="dxa" w:w="100"/>
-              <w:bottom w:type="dxa" w:w="52"/>
-              <w:right w:type="dxa" w:w="100"/>
-            </w:tcMar>
-            <w:vAlign w:val="center"/>
-          </w:tcPr>
-          <w:p>
-            <w:pPr>
-              <w:spacing w:after="0" w:line="240" w:lineRule="auto"/>
-              <w:jc w:val="center"/>
-            </w:pPr>
-            <w:r>
-              <w:rPr>
-                <w:rFonts w:ascii="Arial" w:cs="Arial" w:eastAsia="Arial" w:hAnsi="Arial"/>
-                <w:b w:val="false"/>
-                <w:bCs w:val="false"/>
-                <w:i w:val="false"/>
-                <w:iCs w:val="false"/>
-                <w:color w:val="2A2E38"/>
-                <w:sz w:val="17"/>
-                <w:szCs w:val="17"/>
-              </w:rPr>
-              <w:t xml:space="preserve">51,4</w:t>
-            </w:r>
-          </w:p>
-        </w:tc>
-        <w:tc>
-          <w:tcPr>
-            <w:tcW w:type="dxa" w:w="1180"/>
-            <w:tcBorders>
-              <w:top w:val="single" w:color="D9D4CB" w:sz="4"/>
-              <w:left w:val="none" w:color="auto" w:sz="0"/>
-              <w:bottom w:val="single" w:color="D9D4CB" w:sz="4"/>
-              <w:right w:val="none" w:color="auto" w:sz="0"/>
-            </w:tcBorders>
-            <w:tcMar>
-              <w:top w:type="dxa" w:w="52"/>
-              <w:left w:type="dxa" w:w="100"/>
-              <w:bottom w:type="dxa" w:w="52"/>
-              <w:right w:type="dxa" w:w="100"/>
-            </w:tcMar>
-            <w:vAlign w:val="center"/>
-          </w:tcPr>
-          <w:p>
-            <w:pPr>
-              <w:spacing w:after="0" w:line="240" w:lineRule="auto"/>
-              <w:jc w:val="center"/>
-            </w:pPr>
-            <w:r>
-              <w:rPr>
-                <w:rFonts w:ascii="Arial" w:cs="Arial" w:eastAsia="Arial" w:hAnsi="Arial"/>
-                <w:b w:val="false"/>
-                <w:bCs w:val="false"/>
-                <w:i w:val="false"/>
-                <w:iCs w:val="false"/>
-                <w:color w:val="2A2E38"/>
-                <w:sz w:val="17"/>
-                <w:szCs w:val="17"/>
-              </w:rPr>
-              <w:t xml:space="preserve">534 860</w:t>
-            </w:r>
-          </w:p>
-        </w:tc>
-        <w:tc>
-          <w:tcPr>
-            <w:tcW w:type="dxa" w:w="1458"/>
-            <w:tcBorders>
-              <w:top w:val="single" w:color="D9D4CB" w:sz="4"/>
-              <w:left w:val="none" w:color="auto" w:sz="0"/>
-              <w:bottom w:val="single" w:color="D9D4CB" w:sz="4"/>
-              <w:right w:val="none" w:color="auto" w:sz="0"/>
-            </w:tcBorders>
-            <w:tcMar>
-              <w:top w:type="dxa" w:w="52"/>
-              <w:left w:type="dxa" w:w="100"/>
-              <w:bottom w:type="dxa" w:w="52"/>
-              <w:right w:type="dxa" w:w="100"/>
-            </w:tcMar>
-            <w:vAlign w:val="center"/>
-          </w:tcPr>
-          <w:p>
-            <w:pPr>
-              <w:spacing w:after="0" w:line="240" w:lineRule="auto"/>
-              <w:jc w:val="center"/>
-            </w:pPr>
-            <w:hyperlink w:history="1" r:id="rIdfumizfauysl59szitsvnx">
-              <w:r>
-                <w:rPr>
-                  <w:rFonts w:ascii="Arial" w:cs="Arial" w:eastAsia="Arial" w:hAnsi="Arial"/>
-                  <w:b w:val="false"/>
-                  <w:bCs w:val="false"/>
-                  <w:i w:val="false"/>
-                  <w:iCs w:val="false"/>
-                  <w:color w:val="2C5FA8"/>
-                  <w:sz w:val="17"/>
-                  <w:szCs w:val="17"/>
-                </w:rPr>
-                <w:t xml:space="preserve">Яндекс →</w:t>
-              </w:r>
-            </w:hyperlink>
-          </w:p>
-        </w:tc>
-      </w:tr>
-      <w:tr>
-        <w:tc>
-          <w:tcPr>
-            <w:tcW w:type="dxa" w:w="2680"/>
-            <w:tcBorders>
-              <w:top w:val="single" w:color="D9D4CB" w:sz="4"/>
-              <w:left w:val="none" w:color="auto" w:sz="0"/>
-              <w:bottom w:val="single" w:color="D9D4CB" w:sz="4"/>
-              <w:right w:val="none" w:color="auto" w:sz="0"/>
-            </w:tcBorders>
-            <w:shd w:fill="FBFAF8" w:color="auto" w:val="clear"/>
-            <w:tcMar>
-              <w:top w:type="dxa" w:w="52"/>
-              <w:left w:type="dxa" w:w="100"/>
-              <w:bottom w:type="dxa" w:w="52"/>
-              <w:right w:type="dxa" w:w="100"/>
-            </w:tcMar>
-            <w:vAlign w:val="center"/>
-          </w:tcPr>
-          <w:p>
-            <w:pPr>
-              <w:spacing w:after="0" w:line="240" w:lineRule="auto"/>
-              <w:jc w:val="left"/>
-            </w:pPr>
-            <w:r>
-              <w:rPr>
-                <w:rFonts w:ascii="Arial" w:cs="Arial" w:eastAsia="Arial" w:hAnsi="Arial"/>
-                <w:b/>
-                <w:bCs/>
-                <w:i w:val="false"/>
-                <w:iCs w:val="false"/>
-                <w:color w:val="2A2E38"/>
-                <w:sz w:val="17"/>
-                <w:szCs w:val="17"/>
-              </w:rPr>
-              <w:t xml:space="preserve">ЖК «Левел Академическая»</w:t>
-            </w:r>
-          </w:p>
-        </w:tc>
-        <w:tc>
-          <w:tcPr>
-            <w:tcW w:type="dxa" w:w="1620"/>
-            <w:tcBorders>
-              <w:top w:val="single" w:color="D9D4CB" w:sz="4"/>
-              <w:left w:val="none" w:color="auto" w:sz="0"/>
-              <w:bottom w:val="single" w:color="D9D4CB" w:sz="4"/>
-              <w:right w:val="none" w:color="auto" w:sz="0"/>
-            </w:tcBorders>
-            <w:shd w:fill="FBFAF8" w:color="auto" w:val="clear"/>
-            <w:tcMar>
-              <w:top w:type="dxa" w:w="52"/>
-              <w:left w:type="dxa" w:w="100"/>
-              <w:bottom w:type="dxa" w:w="52"/>
-              <w:right w:type="dxa" w:w="100"/>
-            </w:tcMar>
-            <w:vAlign w:val="center"/>
-          </w:tcPr>
-          <w:p>
-            <w:pPr>
-              <w:spacing w:after="0" w:line="240" w:lineRule="auto"/>
-              <w:jc w:val="center"/>
-            </w:pPr>
-            <w:r>
-              <w:rPr>
-                <w:rFonts w:ascii="Arial" w:cs="Arial" w:eastAsia="Arial" w:hAnsi="Arial"/>
-                <w:b w:val="false"/>
-                <w:bCs w:val="false"/>
-                <w:i w:val="false"/>
-                <w:iCs w:val="false"/>
-                <w:color w:val="2A2E38"/>
-                <w:sz w:val="17"/>
-                <w:szCs w:val="17"/>
-              </w:rPr>
-              <w:t xml:space="preserve">70,8 м², эт. 13/19</w:t>
-            </w:r>
-          </w:p>
-        </w:tc>
-        <w:tc>
-          <w:tcPr>
-            <w:tcW w:type="dxa" w:w="1620"/>
-            <w:tcBorders>
-              <w:top w:val="single" w:color="D9D4CB" w:sz="4"/>
-              <w:left w:val="none" w:color="auto" w:sz="0"/>
-              <w:bottom w:val="single" w:color="D9D4CB" w:sz="4"/>
-              <w:right w:val="none" w:color="auto" w:sz="0"/>
-            </w:tcBorders>
-            <w:shd w:fill="FBFAF8" w:color="auto" w:val="clear"/>
-            <w:tcMar>
-              <w:top w:type="dxa" w:w="52"/>
-              <w:left w:type="dxa" w:w="100"/>
-              <w:bottom w:type="dxa" w:w="52"/>
-              <w:right w:type="dxa" w:w="100"/>
-            </w:tcMar>
-            <w:vAlign w:val="center"/>
-          </w:tcPr>
-          <w:p>
-            <w:pPr>
-              <w:spacing w:after="0" w:line="240" w:lineRule="auto"/>
-              <w:jc w:val="center"/>
-            </w:pPr>
-            <w:r>
-              <w:rPr>
-                <w:rFonts w:ascii="Arial" w:cs="Arial" w:eastAsia="Arial" w:hAnsi="Arial"/>
-                <w:b w:val="false"/>
-                <w:bCs w:val="false"/>
-                <w:i w:val="false"/>
-                <w:iCs w:val="false"/>
-                <w:color w:val="2A2E38"/>
-                <w:sz w:val="17"/>
-                <w:szCs w:val="17"/>
-              </w:rPr>
-              <w:t xml:space="preserve">бетон</w:t>
-            </w:r>
-          </w:p>
-        </w:tc>
-        <w:tc>
-          <w:tcPr>
-            <w:tcW w:type="dxa" w:w="1080"/>
-            <w:tcBorders>
-              <w:top w:val="single" w:color="D9D4CB" w:sz="4"/>
-              <w:left w:val="none" w:color="auto" w:sz="0"/>
-              <w:bottom w:val="single" w:color="D9D4CB" w:sz="4"/>
-              <w:right w:val="none" w:color="auto" w:sz="0"/>
-            </w:tcBorders>
-            <w:shd w:fill="FBFAF8" w:color="auto" w:val="clear"/>
-            <w:tcMar>
-              <w:top w:type="dxa" w:w="52"/>
-              <w:left w:type="dxa" w:w="100"/>
-              <w:bottom w:type="dxa" w:w="52"/>
-              <w:right w:type="dxa" w:w="100"/>
-            </w:tcMar>
-            <w:vAlign w:val="center"/>
-          </w:tcPr>
-          <w:p>
-            <w:pPr>
-              <w:spacing w:after="0" w:line="240" w:lineRule="auto"/>
-              <w:jc w:val="center"/>
-            </w:pPr>
-            <w:r>
-              <w:rPr>
-                <w:rFonts w:ascii="Arial" w:cs="Arial" w:eastAsia="Arial" w:hAnsi="Arial"/>
-                <w:b w:val="false"/>
-                <w:bCs w:val="false"/>
-                <w:i w:val="false"/>
-                <w:iCs w:val="false"/>
-                <w:color w:val="2A2E38"/>
-                <w:sz w:val="17"/>
-                <w:szCs w:val="17"/>
-              </w:rPr>
-              <w:t xml:space="preserve">50,0</w:t>
-            </w:r>
-          </w:p>
-        </w:tc>
-        <w:tc>
-          <w:tcPr>
-            <w:tcW w:type="dxa" w:w="1180"/>
-            <w:tcBorders>
-              <w:top w:val="single" w:color="D9D4CB" w:sz="4"/>
-              <w:left w:val="none" w:color="auto" w:sz="0"/>
-              <w:bottom w:val="single" w:color="D9D4CB" w:sz="4"/>
-              <w:right w:val="none" w:color="auto" w:sz="0"/>
-            </w:tcBorders>
-            <w:shd w:fill="FBFAF8" w:color="auto" w:val="clear"/>
-            <w:tcMar>
-              <w:top w:type="dxa" w:w="52"/>
-              <w:left w:type="dxa" w:w="100"/>
-              <w:bottom w:type="dxa" w:w="52"/>
-              <w:right w:type="dxa" w:w="100"/>
-            </w:tcMar>
-            <w:vAlign w:val="center"/>
-          </w:tcPr>
-          <w:p>
-            <w:pPr>
-              <w:spacing w:after="0" w:line="240" w:lineRule="auto"/>
-              <w:jc w:val="center"/>
-            </w:pPr>
-            <w:r>
-              <w:rPr>
-                <w:rFonts w:ascii="Arial" w:cs="Arial" w:eastAsia="Arial" w:hAnsi="Arial"/>
-                <w:b w:val="false"/>
-                <w:bCs w:val="false"/>
-                <w:i w:val="false"/>
-                <w:iCs w:val="false"/>
-                <w:color w:val="2A2E38"/>
-                <w:sz w:val="17"/>
-                <w:szCs w:val="17"/>
-              </w:rPr>
-              <w:t xml:space="preserve">706 215</w:t>
-            </w:r>
-          </w:p>
-        </w:tc>
-        <w:tc>
-          <w:tcPr>
-            <w:tcW w:type="dxa" w:w="1458"/>
-            <w:tcBorders>
-              <w:top w:val="single" w:color="D9D4CB" w:sz="4"/>
-              <w:left w:val="none" w:color="auto" w:sz="0"/>
-              <w:bottom w:val="single" w:color="D9D4CB" w:sz="4"/>
-              <w:right w:val="none" w:color="auto" w:sz="0"/>
-            </w:tcBorders>
-            <w:shd w:fill="FBFAF8" w:color="auto" w:val="clear"/>
-            <w:tcMar>
-              <w:top w:type="dxa" w:w="52"/>
-              <w:left w:type="dxa" w:w="100"/>
-              <w:bottom w:type="dxa" w:w="52"/>
-              <w:right w:type="dxa" w:w="100"/>
-            </w:tcMar>
-            <w:vAlign w:val="center"/>
-          </w:tcPr>
-          <w:p>
-            <w:pPr>
-              <w:spacing w:after="0" w:line="240" w:lineRule="auto"/>
-              <w:jc w:val="center"/>
-            </w:pPr>
-            <w:hyperlink w:history="1" r:id="rIdywn23pm2uoe_ozwk2yut2">
-              <w:r>
-                <w:rPr>
-                  <w:rFonts w:ascii="Arial" w:cs="Arial" w:eastAsia="Arial" w:hAnsi="Arial"/>
-                  <w:b w:val="false"/>
-                  <w:bCs w:val="false"/>
-                  <w:i w:val="false"/>
-                  <w:iCs w:val="false"/>
-                  <w:color w:val="2C5FA8"/>
-                  <w:sz w:val="17"/>
-                  <w:szCs w:val="17"/>
-                </w:rPr>
-                <w:t xml:space="preserve">Циан →</w:t>
-              </w:r>
-            </w:hyperlink>
-          </w:p>
-        </w:tc>
-      </w:tr>
-      <w:tr>
-        <w:tc>
-          <w:tcPr>
-            <w:tcW w:type="dxa" w:w="2680"/>
-            <w:tcBorders>
-              <w:top w:val="single" w:color="D9D4CB" w:sz="4"/>
-              <w:left w:val="none" w:color="auto" w:sz="0"/>
-              <w:bottom w:val="single" w:color="D9D4CB" w:sz="4"/>
-              <w:right w:val="none" w:color="auto" w:sz="0"/>
-            </w:tcBorders>
-            <w:tcMar>
-              <w:top w:type="dxa" w:w="52"/>
-              <w:left w:type="dxa" w:w="100"/>
-              <w:bottom w:type="dxa" w:w="52"/>
-              <w:right w:type="dxa" w:w="100"/>
-            </w:tcMar>
-            <w:vAlign w:val="center"/>
-          </w:tcPr>
-          <w:p>
-            <w:pPr>
-              <w:spacing w:after="0" w:line="240" w:lineRule="auto"/>
-              <w:jc w:val="left"/>
-            </w:pPr>
-            <w:r>
-              <w:rPr>
-                <w:rFonts w:ascii="Arial" w:cs="Arial" w:eastAsia="Arial" w:hAnsi="Arial"/>
-                <w:b/>
-                <w:bCs/>
-                <w:i w:val="false"/>
-                <w:iCs w:val="false"/>
-                <w:color w:val="2A2E38"/>
-                <w:sz w:val="17"/>
-                <w:szCs w:val="17"/>
-              </w:rPr>
-              <w:t xml:space="preserve">ЖК «Дирижабль», Профсоюзная, 64</w:t>
-            </w:r>
-          </w:p>
-        </w:tc>
-        <w:tc>
-          <w:tcPr>
-            <w:tcW w:type="dxa" w:w="1620"/>
-            <w:tcBorders>
-              <w:top w:val="single" w:color="D9D4CB" w:sz="4"/>
-              <w:left w:val="none" w:color="auto" w:sz="0"/>
-              <w:bottom w:val="single" w:color="D9D4CB" w:sz="4"/>
-              <w:right w:val="none" w:color="auto" w:sz="0"/>
-            </w:tcBorders>
-            <w:tcMar>
-              <w:top w:type="dxa" w:w="52"/>
-              <w:left w:type="dxa" w:w="100"/>
-              <w:bottom w:type="dxa" w:w="52"/>
-              <w:right w:type="dxa" w:w="100"/>
-            </w:tcMar>
-            <w:vAlign w:val="center"/>
-          </w:tcPr>
-          <w:p>
-            <w:pPr>
-              <w:spacing w:after="0" w:line="240" w:lineRule="auto"/>
-              <w:jc w:val="center"/>
-            </w:pPr>
-            <w:r>
-              <w:rPr>
-                <w:rFonts w:ascii="Arial" w:cs="Arial" w:eastAsia="Arial" w:hAnsi="Arial"/>
-                <w:b w:val="false"/>
-                <w:bCs w:val="false"/>
-                <w:i w:val="false"/>
-                <w:iCs w:val="false"/>
-                <w:color w:val="2A2E38"/>
-                <w:sz w:val="17"/>
-                <w:szCs w:val="17"/>
-              </w:rPr>
-              <w:t xml:space="preserve">80,0 м², эт. 23/40</w:t>
-            </w:r>
-          </w:p>
-        </w:tc>
-        <w:tc>
-          <w:tcPr>
-            <w:tcW w:type="dxa" w:w="1620"/>
-            <w:tcBorders>
-              <w:top w:val="single" w:color="D9D4CB" w:sz="4"/>
-              <w:left w:val="none" w:color="auto" w:sz="0"/>
-              <w:bottom w:val="single" w:color="D9D4CB" w:sz="4"/>
-              <w:right w:val="none" w:color="auto" w:sz="0"/>
-            </w:tcBorders>
-            <w:tcMar>
-              <w:top w:type="dxa" w:w="52"/>
-              <w:left w:type="dxa" w:w="100"/>
-              <w:bottom w:type="dxa" w:w="52"/>
-              <w:right w:type="dxa" w:w="100"/>
-            </w:tcMar>
-            <w:vAlign w:val="center"/>
-          </w:tcPr>
-          <w:p>
-            <w:pPr>
-              <w:spacing w:after="0" w:line="240" w:lineRule="auto"/>
-              <w:jc w:val="center"/>
-            </w:pPr>
-            <w:r>
-              <w:rPr>
-                <w:rFonts w:ascii="Arial" w:cs="Arial" w:eastAsia="Arial" w:hAnsi="Arial"/>
-                <w:b w:val="false"/>
-                <w:bCs w:val="false"/>
-                <w:i w:val="false"/>
-                <w:iCs w:val="false"/>
-                <w:color w:val="2A2E38"/>
-                <w:sz w:val="17"/>
-                <w:szCs w:val="17"/>
-              </w:rPr>
-              <w:t xml:space="preserve">Евроремонт</w:t>
-            </w:r>
-          </w:p>
-        </w:tc>
-        <w:tc>
-          <w:tcPr>
-            <w:tcW w:type="dxa" w:w="1080"/>
-            <w:tcBorders>
-              <w:top w:val="single" w:color="D9D4CB" w:sz="4"/>
-              <w:left w:val="none" w:color="auto" w:sz="0"/>
-              <w:bottom w:val="single" w:color="D9D4CB" w:sz="4"/>
-              <w:right w:val="none" w:color="auto" w:sz="0"/>
-            </w:tcBorders>
-            <w:tcMar>
-              <w:top w:type="dxa" w:w="52"/>
-              <w:left w:type="dxa" w:w="100"/>
-              <w:bottom w:type="dxa" w:w="52"/>
-              <w:right w:type="dxa" w:w="100"/>
-            </w:tcMar>
-            <w:vAlign w:val="center"/>
-          </w:tcPr>
-          <w:p>
-            <w:pPr>
-              <w:spacing w:after="0" w:line="240" w:lineRule="auto"/>
-              <w:jc w:val="center"/>
-            </w:pPr>
-            <w:r>
-              <w:rPr>
-                <w:rFonts w:ascii="Arial" w:cs="Arial" w:eastAsia="Arial" w:hAnsi="Arial"/>
-                <w:b w:val="false"/>
-                <w:bCs w:val="false"/>
-                <w:i w:val="false"/>
-                <w:iCs w:val="false"/>
-                <w:color w:val="2A2E38"/>
-                <w:sz w:val="17"/>
-                <w:szCs w:val="17"/>
-              </w:rPr>
-              <w:t xml:space="preserve">48,0</w:t>
-            </w:r>
-          </w:p>
-        </w:tc>
-        <w:tc>
-          <w:tcPr>
-            <w:tcW w:type="dxa" w:w="1180"/>
-            <w:tcBorders>
-              <w:top w:val="single" w:color="D9D4CB" w:sz="4"/>
-              <w:left w:val="none" w:color="auto" w:sz="0"/>
-              <w:bottom w:val="single" w:color="D9D4CB" w:sz="4"/>
-              <w:right w:val="none" w:color="auto" w:sz="0"/>
-            </w:tcBorders>
-            <w:tcMar>
-              <w:top w:type="dxa" w:w="52"/>
-              <w:left w:type="dxa" w:w="100"/>
-              <w:bottom w:type="dxa" w:w="52"/>
-              <w:right w:type="dxa" w:w="100"/>
-            </w:tcMar>
-            <w:vAlign w:val="center"/>
-          </w:tcPr>
-          <w:p>
-            <w:pPr>
-              <w:spacing w:after="0" w:line="240" w:lineRule="auto"/>
-              <w:jc w:val="center"/>
-            </w:pPr>
-            <w:r>
-              <w:rPr>
-                <w:rFonts w:ascii="Arial" w:cs="Arial" w:eastAsia="Arial" w:hAnsi="Arial"/>
-                <w:b w:val="false"/>
-                <w:bCs w:val="false"/>
-                <w:i w:val="false"/>
-                <w:iCs w:val="false"/>
-                <w:color w:val="2A2E38"/>
-                <w:sz w:val="17"/>
-                <w:szCs w:val="17"/>
-              </w:rPr>
-              <w:t xml:space="preserve">600 000</w:t>
-            </w:r>
-          </w:p>
-        </w:tc>
-        <w:tc>
-          <w:tcPr>
-            <w:tcW w:type="dxa" w:w="1458"/>
-            <w:tcBorders>
-              <w:top w:val="single" w:color="D9D4CB" w:sz="4"/>
-              <w:left w:val="none" w:color="auto" w:sz="0"/>
-              <w:bottom w:val="single" w:color="D9D4CB" w:sz="4"/>
-              <w:right w:val="none" w:color="auto" w:sz="0"/>
-            </w:tcBorders>
-            <w:tcMar>
-              <w:top w:type="dxa" w:w="52"/>
-              <w:left w:type="dxa" w:w="100"/>
-              <w:bottom w:type="dxa" w:w="52"/>
-              <w:right w:type="dxa" w:w="100"/>
-            </w:tcMar>
-            <w:vAlign w:val="center"/>
-          </w:tcPr>
-          <w:p>
-            <w:pPr>
-              <w:spacing w:after="0" w:line="240" w:lineRule="auto"/>
-              <w:jc w:val="center"/>
-            </w:pPr>
-            <w:hyperlink w:history="1" r:id="rId2k1fyurmlmv4lrdzpxav5">
-              <w:r>
-                <w:rPr>
-                  <w:rFonts w:ascii="Arial" w:cs="Arial" w:eastAsia="Arial" w:hAnsi="Arial"/>
-                  <w:b w:val="false"/>
-                  <w:bCs w:val="false"/>
-                  <w:i w:val="false"/>
-                  <w:iCs w:val="false"/>
-                  <w:color w:val="2C5FA8"/>
-                  <w:sz w:val="17"/>
-                  <w:szCs w:val="17"/>
-                </w:rPr>
-                <w:t xml:space="preserve">Яндекс →</w:t>
-              </w:r>
-            </w:hyperlink>
-          </w:p>
-        </w:tc>
-      </w:tr>
-      <w:tr>
-        <w:tc>
-          <w:tcPr>
-            <w:tcW w:type="dxa" w:w="2680"/>
-            <w:tcBorders>
-              <w:top w:val="single" w:color="D9D4CB" w:sz="4"/>
-              <w:left w:val="none" w:color="auto" w:sz="0"/>
-              <w:bottom w:val="single" w:color="D9D4CB" w:sz="4"/>
-              <w:right w:val="none" w:color="auto" w:sz="0"/>
-            </w:tcBorders>
-            <w:shd w:fill="FBFAF8" w:color="auto" w:val="clear"/>
-            <w:tcMar>
-              <w:top w:type="dxa" w:w="52"/>
-              <w:left w:type="dxa" w:w="100"/>
-              <w:bottom w:type="dxa" w:w="52"/>
-              <w:right w:type="dxa" w:w="100"/>
-            </w:tcMar>
-            <w:vAlign w:val="center"/>
-          </w:tcPr>
-          <w:p>
-            <w:pPr>
-              <w:spacing w:after="0" w:line="240" w:lineRule="auto"/>
-              <w:jc w:val="left"/>
-            </w:pPr>
-            <w:r>
-              <w:rPr>
-                <w:rFonts w:ascii="Arial" w:cs="Arial" w:eastAsia="Arial" w:hAnsi="Arial"/>
-                <w:b/>
-                <w:bCs/>
-                <w:i w:val="false"/>
-                <w:iCs w:val="false"/>
-                <w:color w:val="2A2E38"/>
-                <w:sz w:val="17"/>
-                <w:szCs w:val="17"/>
-              </w:rPr>
-              <w:t xml:space="preserve">ЖК «Новые Черемушки»</w:t>
-            </w:r>
-          </w:p>
-        </w:tc>
-        <w:tc>
-          <w:tcPr>
-            <w:tcW w:type="dxa" w:w="1620"/>
-            <w:tcBorders>
-              <w:top w:val="single" w:color="D9D4CB" w:sz="4"/>
-              <w:left w:val="none" w:color="auto" w:sz="0"/>
-              <w:bottom w:val="single" w:color="D9D4CB" w:sz="4"/>
-              <w:right w:val="none" w:color="auto" w:sz="0"/>
-            </w:tcBorders>
-            <w:shd w:fill="FBFAF8" w:color="auto" w:val="clear"/>
-            <w:tcMar>
-              <w:top w:type="dxa" w:w="52"/>
-              <w:left w:type="dxa" w:w="100"/>
-              <w:bottom w:type="dxa" w:w="52"/>
-              <w:right w:type="dxa" w:w="100"/>
-            </w:tcMar>
-            <w:vAlign w:val="center"/>
-          </w:tcPr>
-          <w:p>
-            <w:pPr>
-              <w:spacing w:after="0" w:line="240" w:lineRule="auto"/>
-              <w:jc w:val="center"/>
-            </w:pPr>
-            <w:r>
-              <w:rPr>
-                <w:rFonts w:ascii="Arial" w:cs="Arial" w:eastAsia="Arial" w:hAnsi="Arial"/>
-                <w:b w:val="false"/>
-                <w:bCs w:val="false"/>
-                <w:i w:val="false"/>
-                <w:iCs w:val="false"/>
-                <w:color w:val="2A2E38"/>
-                <w:sz w:val="17"/>
-                <w:szCs w:val="17"/>
-              </w:rPr>
-              <w:t xml:space="preserve">81,6 м², эт. 4/36</w:t>
-            </w:r>
-          </w:p>
-        </w:tc>
-        <w:tc>
-          <w:tcPr>
-            <w:tcW w:type="dxa" w:w="1620"/>
-            <w:tcBorders>
-              <w:top w:val="single" w:color="D9D4CB" w:sz="4"/>
-              <w:left w:val="none" w:color="auto" w:sz="0"/>
-              <w:bottom w:val="single" w:color="D9D4CB" w:sz="4"/>
-              <w:right w:val="none" w:color="auto" w:sz="0"/>
-            </w:tcBorders>
-            <w:shd w:fill="FBFAF8" w:color="auto" w:val="clear"/>
-            <w:tcMar>
-              <w:top w:type="dxa" w:w="52"/>
-              <w:left w:type="dxa" w:w="100"/>
-              <w:bottom w:type="dxa" w:w="52"/>
-              <w:right w:type="dxa" w:w="100"/>
-            </w:tcMar>
-            <w:vAlign w:val="center"/>
-          </w:tcPr>
-          <w:p>
-            <w:pPr>
-              <w:spacing w:after="0" w:line="240" w:lineRule="auto"/>
-              <w:jc w:val="center"/>
-            </w:pPr>
-            <w:r>
-              <w:rPr>
-                <w:rFonts w:ascii="Arial" w:cs="Arial" w:eastAsia="Arial" w:hAnsi="Arial"/>
-                <w:b w:val="false"/>
-                <w:bCs w:val="false"/>
-                <w:i w:val="false"/>
-                <w:iCs w:val="false"/>
-                <w:color w:val="2A2E38"/>
-                <w:sz w:val="17"/>
-                <w:szCs w:val="17"/>
-              </w:rPr>
-              <w:t xml:space="preserve">Евроремонт</w:t>
-            </w:r>
-          </w:p>
-        </w:tc>
-        <w:tc>
-          <w:tcPr>
-            <w:tcW w:type="dxa" w:w="1080"/>
-            <w:tcBorders>
-              <w:top w:val="single" w:color="D9D4CB" w:sz="4"/>
-              <w:left w:val="none" w:color="auto" w:sz="0"/>
-              <w:bottom w:val="single" w:color="D9D4CB" w:sz="4"/>
-              <w:right w:val="none" w:color="auto" w:sz="0"/>
-            </w:tcBorders>
-            <w:shd w:fill="FBFAF8" w:color="auto" w:val="clear"/>
-            <w:tcMar>
-              <w:top w:type="dxa" w:w="52"/>
-              <w:left w:type="dxa" w:w="100"/>
-              <w:bottom w:type="dxa" w:w="52"/>
-              <w:right w:type="dxa" w:w="100"/>
-            </w:tcMar>
-            <w:vAlign w:val="center"/>
-          </w:tcPr>
-          <w:p>
-            <w:pPr>
-              <w:spacing w:after="0" w:line="240" w:lineRule="auto"/>
-              <w:jc w:val="center"/>
-            </w:pPr>
-            <w:r>
-              <w:rPr>
-                <w:rFonts w:ascii="Arial" w:cs="Arial" w:eastAsia="Arial" w:hAnsi="Arial"/>
-                <w:b w:val="false"/>
-                <w:bCs w:val="false"/>
-                <w:i w:val="false"/>
-                <w:iCs w:val="false"/>
-                <w:color w:val="2A2E38"/>
-                <w:sz w:val="17"/>
-                <w:szCs w:val="17"/>
-              </w:rPr>
-              <w:t xml:space="preserve">45,0</w:t>
-            </w:r>
-          </w:p>
-        </w:tc>
-        <w:tc>
-          <w:tcPr>
-            <w:tcW w:type="dxa" w:w="1180"/>
-            <w:tcBorders>
-              <w:top w:val="single" w:color="D9D4CB" w:sz="4"/>
-              <w:left w:val="none" w:color="auto" w:sz="0"/>
-              <w:bottom w:val="single" w:color="D9D4CB" w:sz="4"/>
-              <w:right w:val="none" w:color="auto" w:sz="0"/>
-            </w:tcBorders>
-            <w:shd w:fill="FBFAF8" w:color="auto" w:val="clear"/>
-            <w:tcMar>
-              <w:top w:type="dxa" w:w="52"/>
-              <w:left w:type="dxa" w:w="100"/>
-              <w:bottom w:type="dxa" w:w="52"/>
-              <w:right w:type="dxa" w:w="100"/>
-            </w:tcMar>
-            <w:vAlign w:val="center"/>
-          </w:tcPr>
-          <w:p>
-            <w:pPr>
-              <w:spacing w:after="0" w:line="240" w:lineRule="auto"/>
-              <w:jc w:val="center"/>
-            </w:pPr>
-            <w:r>
-              <w:rPr>
-                <w:rFonts w:ascii="Arial" w:cs="Arial" w:eastAsia="Arial" w:hAnsi="Arial"/>
-                <w:b w:val="false"/>
-                <w:bCs w:val="false"/>
-                <w:i w:val="false"/>
-                <w:iCs w:val="false"/>
-                <w:color w:val="2A2E38"/>
-                <w:sz w:val="17"/>
-                <w:szCs w:val="17"/>
-              </w:rPr>
-              <w:t xml:space="preserve">551 471</w:t>
-            </w:r>
-          </w:p>
-        </w:tc>
-        <w:tc>
-          <w:tcPr>
-            <w:tcW w:type="dxa" w:w="1458"/>
-            <w:tcBorders>
-              <w:top w:val="single" w:color="D9D4CB" w:sz="4"/>
-              <w:left w:val="none" w:color="auto" w:sz="0"/>
-              <w:bottom w:val="single" w:color="D9D4CB" w:sz="4"/>
-              <w:right w:val="none" w:color="auto" w:sz="0"/>
-            </w:tcBorders>
-            <w:shd w:fill="FBFAF8" w:color="auto" w:val="clear"/>
-            <w:tcMar>
-              <w:top w:type="dxa" w:w="52"/>
-              <w:left w:type="dxa" w:w="100"/>
-              <w:bottom w:type="dxa" w:w="52"/>
-              <w:right w:type="dxa" w:w="100"/>
-            </w:tcMar>
-            <w:vAlign w:val="center"/>
-          </w:tcPr>
-          <w:p>
-            <w:pPr>
-              <w:spacing w:after="0" w:line="240" w:lineRule="auto"/>
-              <w:jc w:val="center"/>
-            </w:pPr>
-            <w:hyperlink w:history="1" r:id="rIdzukxnsparnxoeki35wihq">
-              <w:r>
-                <w:rPr>
-                  <w:rFonts w:ascii="Arial" w:cs="Arial" w:eastAsia="Arial" w:hAnsi="Arial"/>
-                  <w:b w:val="false"/>
-                  <w:bCs w:val="false"/>
-                  <w:i w:val="false"/>
-                  <w:iCs w:val="false"/>
-                  <w:color w:val="2C5FA8"/>
-                  <w:sz w:val="17"/>
-                  <w:szCs w:val="17"/>
-                </w:rPr>
-                <w:t xml:space="preserve">Яндекс →</w:t>
-              </w:r>
-            </w:hyperlink>
-          </w:p>
-        </w:tc>
-      </w:tr>
-      <w:tr>
-        <w:tc>
-          <w:tcPr>
-            <w:tcW w:type="dxa" w:w="2680"/>
-            <w:tcBorders>
-              <w:top w:val="single" w:color="D9D4CB" w:sz="4"/>
-              <w:left w:val="none" w:color="auto" w:sz="0"/>
-              <w:bottom w:val="single" w:color="D9D4CB" w:sz="4"/>
-              <w:right w:val="none" w:color="auto" w:sz="0"/>
-            </w:tcBorders>
-            <w:tcMar>
-              <w:top w:type="dxa" w:w="52"/>
-              <w:left w:type="dxa" w:w="100"/>
-              <w:bottom w:type="dxa" w:w="52"/>
-              <w:right w:type="dxa" w:w="100"/>
-            </w:tcMar>
-            <w:vAlign w:val="center"/>
-          </w:tcPr>
-          <w:p>
-            <w:pPr>
-              <w:spacing w:after="0" w:line="240" w:lineRule="auto"/>
-              <w:jc w:val="left"/>
-            </w:pPr>
-            <w:r>
-              <w:rPr>
-                <w:rFonts w:ascii="Arial" w:cs="Arial" w:eastAsia="Arial" w:hAnsi="Arial"/>
-                <w:b/>
-                <w:bCs/>
-                <w:i w:val="false"/>
-                <w:iCs w:val="false"/>
-                <w:color w:val="2A2E38"/>
-                <w:sz w:val="17"/>
-                <w:szCs w:val="17"/>
-              </w:rPr>
-              <w:t xml:space="preserve">ЖК «Файв Тауэрс»</w:t>
-            </w:r>
-          </w:p>
-        </w:tc>
-        <w:tc>
-          <w:tcPr>
-            <w:tcW w:type="dxa" w:w="1620"/>
-            <w:tcBorders>
-              <w:top w:val="single" w:color="D9D4CB" w:sz="4"/>
-              <w:left w:val="none" w:color="auto" w:sz="0"/>
-              <w:bottom w:val="single" w:color="D9D4CB" w:sz="4"/>
-              <w:right w:val="none" w:color="auto" w:sz="0"/>
-            </w:tcBorders>
-            <w:tcMar>
-              <w:top w:type="dxa" w:w="52"/>
-              <w:left w:type="dxa" w:w="100"/>
-              <w:bottom w:type="dxa" w:w="52"/>
-              <w:right w:type="dxa" w:w="100"/>
-            </w:tcMar>
-            <w:vAlign w:val="center"/>
-          </w:tcPr>
-          <w:p>
-            <w:pPr>
-              <w:spacing w:after="0" w:line="240" w:lineRule="auto"/>
-              <w:jc w:val="center"/>
-            </w:pPr>
-            <w:r>
-              <w:rPr>
-                <w:rFonts w:ascii="Arial" w:cs="Arial" w:eastAsia="Arial" w:hAnsi="Arial"/>
-                <w:b w:val="false"/>
-                <w:bCs w:val="false"/>
-                <w:i w:val="false"/>
-                <w:iCs w:val="false"/>
-                <w:color w:val="2A2E38"/>
-                <w:sz w:val="17"/>
-                <w:szCs w:val="17"/>
-              </w:rPr>
-              <w:t xml:space="preserve">79,8 м², эт. 22/73</w:t>
-            </w:r>
-          </w:p>
-        </w:tc>
-        <w:tc>
-          <w:tcPr>
-            <w:tcW w:type="dxa" w:w="1620"/>
-            <w:tcBorders>
-              <w:top w:val="single" w:color="D9D4CB" w:sz="4"/>
-              <w:left w:val="none" w:color="auto" w:sz="0"/>
-              <w:bottom w:val="single" w:color="D9D4CB" w:sz="4"/>
-              <w:right w:val="none" w:color="auto" w:sz="0"/>
-            </w:tcBorders>
-            <w:tcMar>
-              <w:top w:type="dxa" w:w="52"/>
-              <w:left w:type="dxa" w:w="100"/>
-              <w:bottom w:type="dxa" w:w="52"/>
-              <w:right w:type="dxa" w:w="100"/>
-            </w:tcMar>
-            <w:vAlign w:val="center"/>
-          </w:tcPr>
-          <w:p>
-            <w:pPr>
-              <w:spacing w:after="0" w:line="240" w:lineRule="auto"/>
-              <w:jc w:val="center"/>
-            </w:pPr>
-            <w:r>
-              <w:rPr>
-                <w:rFonts w:ascii="Arial" w:cs="Arial" w:eastAsia="Arial" w:hAnsi="Arial"/>
-                <w:b w:val="false"/>
-                <w:bCs w:val="false"/>
-                <w:i w:val="false"/>
-                <w:iCs w:val="false"/>
-                <w:color w:val="2A2E38"/>
-                <w:sz w:val="17"/>
-                <w:szCs w:val="17"/>
-              </w:rPr>
-              <w:t xml:space="preserve">White box</w:t>
-            </w:r>
-          </w:p>
-        </w:tc>
-        <w:tc>
-          <w:tcPr>
-            <w:tcW w:type="dxa" w:w="1080"/>
-            <w:tcBorders>
-              <w:top w:val="single" w:color="D9D4CB" w:sz="4"/>
-              <w:left w:val="none" w:color="auto" w:sz="0"/>
-              <w:bottom w:val="single" w:color="D9D4CB" w:sz="4"/>
-              <w:right w:val="none" w:color="auto" w:sz="0"/>
-            </w:tcBorders>
-            <w:tcMar>
-              <w:top w:type="dxa" w:w="52"/>
-              <w:left w:type="dxa" w:w="100"/>
-              <w:bottom w:type="dxa" w:w="52"/>
-              <w:right w:type="dxa" w:w="100"/>
-            </w:tcMar>
-            <w:vAlign w:val="center"/>
-          </w:tcPr>
-          <w:p>
-            <w:pPr>
-              <w:spacing w:after="0" w:line="240" w:lineRule="auto"/>
-              <w:jc w:val="center"/>
-            </w:pPr>
-            <w:r>
-              <w:rPr>
-                <w:rFonts w:ascii="Arial" w:cs="Arial" w:eastAsia="Arial" w:hAnsi="Arial"/>
-                <w:b w:val="false"/>
-                <w:bCs w:val="false"/>
-                <w:i w:val="false"/>
-                <w:iCs w:val="false"/>
-                <w:color w:val="2A2E38"/>
-                <w:sz w:val="17"/>
-                <w:szCs w:val="17"/>
-              </w:rPr>
-              <w:t xml:space="preserve">43,0</w:t>
-            </w:r>
-          </w:p>
-        </w:tc>
-        <w:tc>
-          <w:tcPr>
-            <w:tcW w:type="dxa" w:w="1180"/>
-            <w:tcBorders>
-              <w:top w:val="single" w:color="D9D4CB" w:sz="4"/>
-              <w:left w:val="none" w:color="auto" w:sz="0"/>
-              <w:bottom w:val="single" w:color="D9D4CB" w:sz="4"/>
-              <w:right w:val="none" w:color="auto" w:sz="0"/>
-            </w:tcBorders>
-            <w:tcMar>
-              <w:top w:type="dxa" w:w="52"/>
-              <w:left w:type="dxa" w:w="100"/>
-              <w:bottom w:type="dxa" w:w="52"/>
-              <w:right w:type="dxa" w:w="100"/>
-            </w:tcMar>
-            <w:vAlign w:val="center"/>
-          </w:tcPr>
-          <w:p>
-            <w:pPr>
-              <w:spacing w:after="0" w:line="240" w:lineRule="auto"/>
-              <w:jc w:val="center"/>
-            </w:pPr>
-            <w:r>
-              <w:rPr>
-                <w:rFonts w:ascii="Arial" w:cs="Arial" w:eastAsia="Arial" w:hAnsi="Arial"/>
-                <w:b w:val="false"/>
-                <w:bCs w:val="false"/>
-                <w:i w:val="false"/>
-                <w:iCs w:val="false"/>
-                <w:color w:val="2A2E38"/>
-                <w:sz w:val="17"/>
-                <w:szCs w:val="17"/>
-              </w:rPr>
-              <w:t xml:space="preserve">538 847</w:t>
-            </w:r>
-          </w:p>
-        </w:tc>
-        <w:tc>
-          <w:tcPr>
-            <w:tcW w:type="dxa" w:w="1458"/>
-            <w:tcBorders>
-              <w:top w:val="single" w:color="D9D4CB" w:sz="4"/>
-              <w:left w:val="none" w:color="auto" w:sz="0"/>
-              <w:bottom w:val="single" w:color="D9D4CB" w:sz="4"/>
-              <w:right w:val="none" w:color="auto" w:sz="0"/>
-            </w:tcBorders>
-            <w:tcMar>
-              <w:top w:type="dxa" w:w="52"/>
-              <w:left w:type="dxa" w:w="100"/>
-              <w:bottom w:type="dxa" w:w="52"/>
-              <w:right w:type="dxa" w:w="100"/>
-            </w:tcMar>
-            <w:vAlign w:val="center"/>
-          </w:tcPr>
-          <w:p>
-            <w:pPr>
-              <w:spacing w:after="0" w:line="240" w:lineRule="auto"/>
-              <w:jc w:val="center"/>
-            </w:pPr>
-            <w:hyperlink w:history="1" r:id="rIdgcgxqdleagpr1uipiv0a8">
-              <w:r>
-                <w:rPr>
-                  <w:rFonts w:ascii="Arial" w:cs="Arial" w:eastAsia="Arial" w:hAnsi="Arial"/>
-                  <w:b w:val="false"/>
-                  <w:bCs w:val="false"/>
-                  <w:i w:val="false"/>
-                  <w:iCs w:val="false"/>
-                  <w:color w:val="2C5FA8"/>
-                  <w:sz w:val="17"/>
-                  <w:szCs w:val="17"/>
-                </w:rPr>
-                <w:t xml:space="preserve">Циан →</w:t>
-              </w:r>
-            </w:hyperlink>
-          </w:p>
-        </w:tc>
-      </w:tr>
-      <w:tr>
-        <w:tc>
-          <w:tcPr>
-            <w:tcW w:type="dxa" w:w="2680"/>
-            <w:tcBorders>
-              <w:top w:val="single" w:color="D9D4CB" w:sz="4"/>
-              <w:left w:val="none" w:color="auto" w:sz="0"/>
-              <w:bottom w:val="single" w:color="D9D4CB" w:sz="4"/>
-              <w:right w:val="none" w:color="auto" w:sz="0"/>
-            </w:tcBorders>
-            <w:shd w:fill="FBFAF8" w:color="auto" w:val="clear"/>
-            <w:tcMar>
-              <w:top w:type="dxa" w:w="52"/>
-              <w:left w:type="dxa" w:w="100"/>
-              <w:bottom w:type="dxa" w:w="52"/>
-              <w:right w:type="dxa" w:w="100"/>
-            </w:tcMar>
-            <w:vAlign w:val="center"/>
-          </w:tcPr>
-          <w:p>
-            <w:pPr>
-              <w:spacing w:after="0" w:line="240" w:lineRule="auto"/>
-              <w:jc w:val="left"/>
-            </w:pPr>
-            <w:r>
-              <w:rPr>
-                <w:rFonts w:ascii="Arial" w:cs="Arial" w:eastAsia="Arial" w:hAnsi="Arial"/>
-                <w:b/>
-                <w:bCs/>
-                <w:i w:val="false"/>
-                <w:iCs w:val="false"/>
-                <w:color w:val="2A2E38"/>
-                <w:sz w:val="17"/>
-                <w:szCs w:val="17"/>
-              </w:rPr>
-              <w:t xml:space="preserve">Новочерёмушкинская, 8</w:t>
-            </w:r>
-          </w:p>
-        </w:tc>
-        <w:tc>
-          <w:tcPr>
-            <w:tcW w:type="dxa" w:w="1620"/>
-            <w:tcBorders>
-              <w:top w:val="single" w:color="D9D4CB" w:sz="4"/>
-              <w:left w:val="none" w:color="auto" w:sz="0"/>
-              <w:bottom w:val="single" w:color="D9D4CB" w:sz="4"/>
-              <w:right w:val="none" w:color="auto" w:sz="0"/>
-            </w:tcBorders>
-            <w:shd w:fill="FBFAF8" w:color="auto" w:val="clear"/>
-            <w:tcMar>
-              <w:top w:type="dxa" w:w="52"/>
-              <w:left w:type="dxa" w:w="100"/>
-              <w:bottom w:type="dxa" w:w="52"/>
-              <w:right w:type="dxa" w:w="100"/>
-            </w:tcMar>
-            <w:vAlign w:val="center"/>
-          </w:tcPr>
-          <w:p>
-            <w:pPr>
-              <w:spacing w:after="0" w:line="240" w:lineRule="auto"/>
-              <w:jc w:val="center"/>
-            </w:pPr>
-            <w:r>
-              <w:rPr>
-                <w:rFonts w:ascii="Arial" w:cs="Arial" w:eastAsia="Arial" w:hAnsi="Arial"/>
-                <w:b w:val="false"/>
-                <w:bCs w:val="false"/>
-                <w:i w:val="false"/>
-                <w:iCs w:val="false"/>
-                <w:color w:val="2A2E38"/>
-                <w:sz w:val="17"/>
-                <w:szCs w:val="17"/>
-              </w:rPr>
-              <w:t xml:space="preserve">78,7 м², эт. 14/14</w:t>
-            </w:r>
-          </w:p>
-        </w:tc>
-        <w:tc>
-          <w:tcPr>
-            <w:tcW w:type="dxa" w:w="1620"/>
-            <w:tcBorders>
-              <w:top w:val="single" w:color="D9D4CB" w:sz="4"/>
-              <w:left w:val="none" w:color="auto" w:sz="0"/>
-              <w:bottom w:val="single" w:color="D9D4CB" w:sz="4"/>
-              <w:right w:val="none" w:color="auto" w:sz="0"/>
-            </w:tcBorders>
-            <w:shd w:fill="FBFAF8" w:color="auto" w:val="clear"/>
-            <w:tcMar>
-              <w:top w:type="dxa" w:w="52"/>
-              <w:left w:type="dxa" w:w="100"/>
-              <w:bottom w:type="dxa" w:w="52"/>
-              <w:right w:type="dxa" w:w="100"/>
-            </w:tcMar>
-            <w:vAlign w:val="center"/>
-          </w:tcPr>
-          <w:p>
-            <w:pPr>
-              <w:spacing w:after="0" w:line="240" w:lineRule="auto"/>
-              <w:jc w:val="center"/>
-            </w:pPr>
-            <w:r>
-              <w:rPr>
-                <w:rFonts w:ascii="Arial" w:cs="Arial" w:eastAsia="Arial" w:hAnsi="Arial"/>
-                <w:b w:val="false"/>
-                <w:bCs w:val="false"/>
-                <w:i w:val="false"/>
-                <w:iCs w:val="false"/>
-                <w:color w:val="2A2E38"/>
-                <w:sz w:val="17"/>
-                <w:szCs w:val="17"/>
-              </w:rPr>
-              <w:t xml:space="preserve">Евроремонт</w:t>
-            </w:r>
-          </w:p>
-        </w:tc>
-        <w:tc>
-          <w:tcPr>
-            <w:tcW w:type="dxa" w:w="1080"/>
-            <w:tcBorders>
-              <w:top w:val="single" w:color="D9D4CB" w:sz="4"/>
-              <w:left w:val="none" w:color="auto" w:sz="0"/>
-              <w:bottom w:val="single" w:color="D9D4CB" w:sz="4"/>
-              <w:right w:val="none" w:color="auto" w:sz="0"/>
-            </w:tcBorders>
-            <w:shd w:fill="FBFAF8" w:color="auto" w:val="clear"/>
-            <w:tcMar>
-              <w:top w:type="dxa" w:w="52"/>
-              <w:left w:type="dxa" w:w="100"/>
-              <w:bottom w:type="dxa" w:w="52"/>
-              <w:right w:type="dxa" w:w="100"/>
-            </w:tcMar>
-            <w:vAlign w:val="center"/>
-          </w:tcPr>
-          <w:p>
-            <w:pPr>
-              <w:spacing w:after="0" w:line="240" w:lineRule="auto"/>
-              <w:jc w:val="center"/>
-            </w:pPr>
-            <w:r>
-              <w:rPr>
-                <w:rFonts w:ascii="Arial" w:cs="Arial" w:eastAsia="Arial" w:hAnsi="Arial"/>
-                <w:b w:val="false"/>
-                <w:bCs w:val="false"/>
-                <w:i w:val="false"/>
-                <w:iCs w:val="false"/>
-                <w:color w:val="2A2E38"/>
-                <w:sz w:val="17"/>
-                <w:szCs w:val="17"/>
-              </w:rPr>
-              <w:t xml:space="preserve">42,4</w:t>
-            </w:r>
-          </w:p>
-        </w:tc>
-        <w:tc>
-          <w:tcPr>
-            <w:tcW w:type="dxa" w:w="1180"/>
-            <w:tcBorders>
-              <w:top w:val="single" w:color="D9D4CB" w:sz="4"/>
-              <w:left w:val="none" w:color="auto" w:sz="0"/>
-              <w:bottom w:val="single" w:color="D9D4CB" w:sz="4"/>
-              <w:right w:val="none" w:color="auto" w:sz="0"/>
-            </w:tcBorders>
-            <w:shd w:fill="FBFAF8" w:color="auto" w:val="clear"/>
-            <w:tcMar>
-              <w:top w:type="dxa" w:w="52"/>
-              <w:left w:type="dxa" w:w="100"/>
-              <w:bottom w:type="dxa" w:w="52"/>
-              <w:right w:type="dxa" w:w="100"/>
-            </w:tcMar>
-            <w:vAlign w:val="center"/>
-          </w:tcPr>
-          <w:p>
-            <w:pPr>
-              <w:spacing w:after="0" w:line="240" w:lineRule="auto"/>
-              <w:jc w:val="center"/>
-            </w:pPr>
-            <w:r>
-              <w:rPr>
-                <w:rFonts w:ascii="Arial" w:cs="Arial" w:eastAsia="Arial" w:hAnsi="Arial"/>
-                <w:b w:val="false"/>
-                <w:bCs w:val="false"/>
-                <w:i w:val="false"/>
-                <w:iCs w:val="false"/>
-                <w:color w:val="2A2E38"/>
-                <w:sz w:val="17"/>
-                <w:szCs w:val="17"/>
-              </w:rPr>
-              <w:t xml:space="preserve">538 755</w:t>
-            </w:r>
-          </w:p>
-        </w:tc>
-        <w:tc>
-          <w:tcPr>
-            <w:tcW w:type="dxa" w:w="1458"/>
-            <w:tcBorders>
-              <w:top w:val="single" w:color="D9D4CB" w:sz="4"/>
-              <w:left w:val="none" w:color="auto" w:sz="0"/>
-              <w:bottom w:val="single" w:color="D9D4CB" w:sz="4"/>
-              <w:right w:val="none" w:color="auto" w:sz="0"/>
-            </w:tcBorders>
-            <w:shd w:fill="FBFAF8" w:color="auto" w:val="clear"/>
-            <w:tcMar>
-              <w:top w:type="dxa" w:w="52"/>
-              <w:left w:type="dxa" w:w="100"/>
-              <w:bottom w:type="dxa" w:w="52"/>
-              <w:right w:type="dxa" w:w="100"/>
-            </w:tcMar>
-            <w:vAlign w:val="center"/>
-          </w:tcPr>
-          <w:p>
-            <w:pPr>
-              <w:spacing w:after="0" w:line="240" w:lineRule="auto"/>
-              <w:jc w:val="center"/>
-            </w:pPr>
-            <w:hyperlink w:history="1" r:id="rIdrra-hhg_ndt82by4b-1xz">
-              <w:r>
-                <w:rPr>
-                  <w:rFonts w:ascii="Arial" w:cs="Arial" w:eastAsia="Arial" w:hAnsi="Arial"/>
-                  <w:b w:val="false"/>
-                  <w:bCs w:val="false"/>
-                  <w:i w:val="false"/>
-                  <w:iCs w:val="false"/>
-                  <w:color w:val="2C5FA8"/>
-                  <w:sz w:val="17"/>
-                  <w:szCs w:val="17"/>
-                </w:rPr>
-                <w:t xml:space="preserve">Яндекс →</w:t>
-              </w:r>
-            </w:hyperlink>
-          </w:p>
-        </w:tc>
-      </w:tr>
-      <w:tr>
-        <w:tc>
-          <w:tcPr>
-            <w:tcW w:type="dxa" w:w="2680"/>
-            <w:tcBorders>
-              <w:top w:val="single" w:color="D9D4CB" w:sz="4"/>
-              <w:left w:val="none" w:color="auto" w:sz="0"/>
-              <w:bottom w:val="single" w:color="D9D4CB" w:sz="4"/>
-              <w:right w:val="none" w:color="auto" w:sz="0"/>
-            </w:tcBorders>
-            <w:tcMar>
-              <w:top w:type="dxa" w:w="52"/>
-              <w:left w:type="dxa" w:w="100"/>
-              <w:bottom w:type="dxa" w:w="52"/>
-              <w:right w:type="dxa" w:w="100"/>
-            </w:tcMar>
-            <w:vAlign w:val="center"/>
-          </w:tcPr>
-          <w:p>
-            <w:pPr>
-              <w:spacing w:after="0" w:line="240" w:lineRule="auto"/>
-              <w:jc w:val="left"/>
-            </w:pPr>
-            <w:r>
-              <w:rPr>
-                <w:rFonts w:ascii="Arial" w:cs="Arial" w:eastAsia="Arial" w:hAnsi="Arial"/>
-                <w:b/>
-                <w:bCs/>
-                <w:i w:val="false"/>
-                <w:iCs w:val="false"/>
-                <w:color w:val="2A2E38"/>
-                <w:sz w:val="17"/>
-                <w:szCs w:val="17"/>
-              </w:rPr>
-              <w:t xml:space="preserve">Вавилова, 52к1</w:t>
-            </w:r>
-          </w:p>
-        </w:tc>
-        <w:tc>
-          <w:tcPr>
-            <w:tcW w:type="dxa" w:w="1620"/>
-            <w:tcBorders>
-              <w:top w:val="single" w:color="D9D4CB" w:sz="4"/>
-              <w:left w:val="none" w:color="auto" w:sz="0"/>
-              <w:bottom w:val="single" w:color="D9D4CB" w:sz="4"/>
-              <w:right w:val="none" w:color="auto" w:sz="0"/>
-            </w:tcBorders>
-            <w:tcMar>
-              <w:top w:type="dxa" w:w="52"/>
-              <w:left w:type="dxa" w:w="100"/>
-              <w:bottom w:type="dxa" w:w="52"/>
-              <w:right w:type="dxa" w:w="100"/>
-            </w:tcMar>
-            <w:vAlign w:val="center"/>
-          </w:tcPr>
-          <w:p>
-            <w:pPr>
-              <w:spacing w:after="0" w:line="240" w:lineRule="auto"/>
-              <w:jc w:val="center"/>
-            </w:pPr>
-            <w:r>
-              <w:rPr>
-                <w:rFonts w:ascii="Arial" w:cs="Arial" w:eastAsia="Arial" w:hAnsi="Arial"/>
-                <w:b w:val="false"/>
-                <w:bCs w:val="false"/>
-                <w:i w:val="false"/>
-                <w:iCs w:val="false"/>
-                <w:color w:val="2A2E38"/>
-                <w:sz w:val="17"/>
-                <w:szCs w:val="17"/>
-              </w:rPr>
-              <w:t xml:space="preserve">63,0 м², эт. 7/11</w:t>
-            </w:r>
-          </w:p>
-        </w:tc>
-        <w:tc>
-          <w:tcPr>
-            <w:tcW w:type="dxa" w:w="1620"/>
-            <w:tcBorders>
-              <w:top w:val="single" w:color="D9D4CB" w:sz="4"/>
-              <w:left w:val="none" w:color="auto" w:sz="0"/>
-              <w:bottom w:val="single" w:color="D9D4CB" w:sz="4"/>
-              <w:right w:val="none" w:color="auto" w:sz="0"/>
-            </w:tcBorders>
-            <w:tcMar>
-              <w:top w:type="dxa" w:w="52"/>
-              <w:left w:type="dxa" w:w="100"/>
-              <w:bottom w:type="dxa" w:w="52"/>
-              <w:right w:type="dxa" w:w="100"/>
-            </w:tcMar>
-            <w:vAlign w:val="center"/>
-          </w:tcPr>
-          <w:p>
-            <w:pPr>
-              <w:spacing w:after="0" w:line="240" w:lineRule="auto"/>
-              <w:jc w:val="center"/>
-            </w:pPr>
-            <w:r>
-              <w:rPr>
-                <w:rFonts w:ascii="Arial" w:cs="Arial" w:eastAsia="Arial" w:hAnsi="Arial"/>
-                <w:b w:val="false"/>
-                <w:bCs w:val="false"/>
-                <w:i w:val="false"/>
-                <w:iCs w:val="false"/>
-                <w:color w:val="2A2E38"/>
-                <w:sz w:val="17"/>
-                <w:szCs w:val="17"/>
-              </w:rPr>
-              <w:t xml:space="preserve">Дизайнерский</w:t>
-            </w:r>
-          </w:p>
-        </w:tc>
-        <w:tc>
-          <w:tcPr>
-            <w:tcW w:type="dxa" w:w="1080"/>
-            <w:tcBorders>
-              <w:top w:val="single" w:color="D9D4CB" w:sz="4"/>
-              <w:left w:val="none" w:color="auto" w:sz="0"/>
-              <w:bottom w:val="single" w:color="D9D4CB" w:sz="4"/>
-              <w:right w:val="none" w:color="auto" w:sz="0"/>
-            </w:tcBorders>
-            <w:tcMar>
-              <w:top w:type="dxa" w:w="52"/>
-              <w:left w:type="dxa" w:w="100"/>
-              <w:bottom w:type="dxa" w:w="52"/>
-              <w:right w:type="dxa" w:w="100"/>
-            </w:tcMar>
-            <w:vAlign w:val="center"/>
-          </w:tcPr>
-          <w:p>
-            <w:pPr>
-              <w:spacing w:after="0" w:line="240" w:lineRule="auto"/>
-              <w:jc w:val="center"/>
-            </w:pPr>
-            <w:r>
-              <w:rPr>
-                <w:rFonts w:ascii="Arial" w:cs="Arial" w:eastAsia="Arial" w:hAnsi="Arial"/>
-                <w:b w:val="false"/>
-                <w:bCs w:val="false"/>
-                <w:i w:val="false"/>
-                <w:iCs w:val="false"/>
-                <w:color w:val="2A2E38"/>
-                <w:sz w:val="17"/>
-                <w:szCs w:val="17"/>
-              </w:rPr>
-              <w:t xml:space="preserve">41,5</w:t>
-            </w:r>
-          </w:p>
-        </w:tc>
-        <w:tc>
-          <w:tcPr>
-            <w:tcW w:type="dxa" w:w="1180"/>
-            <w:tcBorders>
-              <w:top w:val="single" w:color="D9D4CB" w:sz="4"/>
-              <w:left w:val="none" w:color="auto" w:sz="0"/>
-              <w:bottom w:val="single" w:color="D9D4CB" w:sz="4"/>
-              <w:right w:val="none" w:color="auto" w:sz="0"/>
-            </w:tcBorders>
-            <w:tcMar>
-              <w:top w:type="dxa" w:w="52"/>
-              <w:left w:type="dxa" w:w="100"/>
-              <w:bottom w:type="dxa" w:w="52"/>
-              <w:right w:type="dxa" w:w="100"/>
-            </w:tcMar>
-            <w:vAlign w:val="center"/>
-          </w:tcPr>
-          <w:p>
-            <w:pPr>
-              <w:spacing w:after="0" w:line="240" w:lineRule="auto"/>
-              <w:jc w:val="center"/>
-            </w:pPr>
-            <w:r>
-              <w:rPr>
-                <w:rFonts w:ascii="Arial" w:cs="Arial" w:eastAsia="Arial" w:hAnsi="Arial"/>
-                <w:b w:val="false"/>
-                <w:bCs w:val="false"/>
-                <w:i w:val="false"/>
-                <w:iCs w:val="false"/>
-                <w:color w:val="2A2E38"/>
-                <w:sz w:val="17"/>
-                <w:szCs w:val="17"/>
-              </w:rPr>
-              <w:t xml:space="preserve">658 730</w:t>
-            </w:r>
-          </w:p>
-        </w:tc>
-        <w:tc>
-          <w:tcPr>
-            <w:tcW w:type="dxa" w:w="1458"/>
-            <w:tcBorders>
-              <w:top w:val="single" w:color="D9D4CB" w:sz="4"/>
-              <w:left w:val="none" w:color="auto" w:sz="0"/>
-              <w:bottom w:val="single" w:color="D9D4CB" w:sz="4"/>
-              <w:right w:val="none" w:color="auto" w:sz="0"/>
-            </w:tcBorders>
-            <w:tcMar>
-              <w:top w:type="dxa" w:w="52"/>
-              <w:left w:type="dxa" w:w="100"/>
-              <w:bottom w:type="dxa" w:w="52"/>
-              <w:right w:type="dxa" w:w="100"/>
-            </w:tcMar>
-            <w:vAlign w:val="center"/>
-          </w:tcPr>
-          <w:p>
-            <w:pPr>
-              <w:spacing w:after="0" w:line="240" w:lineRule="auto"/>
-              <w:jc w:val="center"/>
-            </w:pPr>
-            <w:hyperlink w:history="1" r:id="rIdscaf5q6no-ivncamvvpnz">
-              <w:r>
-                <w:rPr>
-                  <w:rFonts w:ascii="Arial" w:cs="Arial" w:eastAsia="Arial" w:hAnsi="Arial"/>
-                  <w:b w:val="false"/>
-                  <w:bCs w:val="false"/>
-                  <w:i w:val="false"/>
-                  <w:iCs w:val="false"/>
-                  <w:color w:val="2C5FA8"/>
-                  <w:sz w:val="17"/>
-                  <w:szCs w:val="17"/>
-                </w:rPr>
-                <w:t xml:space="preserve">Яндекс →</w:t>
-              </w:r>
-            </w:hyperlink>
-          </w:p>
-        </w:tc>
-      </w:tr>
-    </w:tbl>
-    <w:p>
-      <w:pPr>
-        <w:spacing w:after="30"/>
-      </w:pPr>
-      <w:r>
-        <w:rPr>
-          <w:rFonts w:ascii="Arial" w:cs="Arial" w:eastAsia="Arial" w:hAnsi="Arial"/>
-          <w:b w:val="false"/>
-          <w:bCs w:val="false"/>
-          <w:i w:val="false"/>
-          <w:iCs w:val="false"/>
-          <w:color w:val="2A2E38"/>
-          <w:sz w:val="19"/>
-          <w:szCs w:val="19"/>
-        </w:rPr>
-        <w:t xml:space="preserve"/>
-      </w:r>
-    </w:p>
-    <w:p>
-      <w:pPr>
-        <w:spacing w:after="60" w:line="230" w:lineRule="auto"/>
-        <w:ind w:right="1560"/>
-      </w:pPr>
-      <w:r>
-        <w:rPr>
-          <w:rFonts w:ascii="Arial" w:cs="Arial" w:eastAsia="Arial" w:hAnsi="Arial"/>
-          <w:b w:val="false"/>
-          <w:bCs w:val="false"/>
-          <w:i w:val="false"/>
-          <w:iCs w:val="false"/>
-          <w:color w:val="70788A"/>
-          <w:sz w:val="15"/>
-          <w:szCs w:val="15"/>
-        </w:rPr>
-        <w:t xml:space="preserve">Циан и Яндекс Недвижимость, 30.07.2026; ссылка ведёт на объявление. Цена нашего лота указана с добавленной отделкой: 57,0 + 11,9 = 68,9 млн ₽.</w:t>
-      </w:r>
-    </w:p>
-    <w:p>
-      <w:pPr>
-        <w:spacing w:after="110" w:before="170"/>
-      </w:pPr>
-      <w:r>
-        <w:rPr>
-          <w:rFonts w:ascii="Georgia" w:cs="Georgia" w:eastAsia="Georgia" w:hAnsi="Georgia"/>
-          <w:b/>
-          <w:bCs/>
-          <w:i w:val="false"/>
-          <w:iCs w:val="false"/>
-          <w:color w:val="1F2A44"/>
-          <w:sz w:val="24"/>
-          <w:szCs w:val="24"/>
-        </w:rPr>
-        <w:t xml:space="preserve">Что показывает эта таблица</w:t>
-      </w:r>
-    </w:p>
-    <w:p>
-      <w:pPr>
-        <w:spacing w:after="58" w:line="252" w:lineRule="auto"/>
-        <w:ind w:left="170" w:right="1560" w:hanging="170"/>
-      </w:pPr>
-      <w:r>
-        <w:rPr>
-          <w:rFonts w:ascii="Arial" w:cs="Arial" w:eastAsia="Arial" w:hAnsi="Arial"/>
-          <w:b/>
-          <w:bCs/>
-          <w:i w:val="false"/>
-          <w:iCs w:val="false"/>
-          <w:color w:val="A9762F"/>
-          <w:sz w:val="19"/>
-          <w:szCs w:val="19"/>
-        </w:rPr>
-        <w:t xml:space="preserve">—   </w:t>
-      </w:r>
-      <w:r>
-        <w:rPr>
-          <w:rFonts w:ascii="Arial" w:cs="Arial" w:eastAsia="Arial" w:hAnsi="Arial"/>
-          <w:b w:val="false"/>
-          <w:bCs w:val="false"/>
-          <w:i w:val="false"/>
-          <w:iCs w:val="false"/>
-          <w:color w:val="2A2E38"/>
-          <w:sz w:val="19"/>
-          <w:szCs w:val="19"/>
-        </w:rPr>
-        <w:t xml:space="preserve">«Под ключ» наш лот — третий по бюджету из одиннадцати. </w:t>
-      </w:r>
-      <w:r>
-        <w:rPr>
-          <w:rFonts w:ascii="Arial" w:cs="Arial" w:eastAsia="Arial" w:hAnsi="Arial"/>
-          <w:b w:val="false"/>
-          <w:bCs w:val="false"/>
-          <w:i w:val="false"/>
-          <w:iCs w:val="false"/>
-          <w:color w:val="2A2E38"/>
-          <w:sz w:val="19"/>
-          <w:szCs w:val="19"/>
-        </w:rPr>
-        <w:t xml:space="preserve">Дороже только Lunar за 86,0 млн ₽ и Новочерёмушкинская, 17 за 65,0 млн ₽ — оба готовые.</w:t>
-      </w:r>
-    </w:p>
-    <w:p>
-      <w:pPr>
-        <w:spacing w:after="58" w:line="252" w:lineRule="auto"/>
-        <w:ind w:left="170" w:right="1560" w:hanging="170"/>
-      </w:pPr>
-      <w:r>
-        <w:rPr>
-          <w:rFonts w:ascii="Arial" w:cs="Arial" w:eastAsia="Arial" w:hAnsi="Arial"/>
-          <w:b/>
-          <w:bCs/>
-          <w:i w:val="false"/>
-          <w:iCs w:val="false"/>
-          <w:color w:val="A9762F"/>
-          <w:sz w:val="19"/>
-          <w:szCs w:val="19"/>
-        </w:rPr>
-        <w:t xml:space="preserve">—   </w:t>
-      </w:r>
-      <w:r>
-        <w:rPr>
-          <w:rFonts w:ascii="Arial" w:cs="Arial" w:eastAsia="Arial" w:hAnsi="Arial"/>
-          <w:b w:val="false"/>
-          <w:bCs w:val="false"/>
-          <w:i w:val="false"/>
-          <w:iCs w:val="false"/>
-          <w:color w:val="2A2E38"/>
-          <w:sz w:val="19"/>
-          <w:szCs w:val="19"/>
-        </w:rPr>
-        <w:t xml:space="preserve">Восемь лотов из одиннадцати дешевле нашего, и семь из них — с готовым ремонтом. </w:t>
-      </w:r>
-      <w:r>
-        <w:rPr>
-          <w:rFonts w:ascii="Arial" w:cs="Arial" w:eastAsia="Arial" w:hAnsi="Arial"/>
-          <w:b/>
-          <w:bCs/>
-          <w:i w:val="false"/>
-          <w:iCs w:val="false"/>
-          <w:color w:val="2A2E38"/>
-          <w:sz w:val="19"/>
-          <w:szCs w:val="19"/>
-        </w:rPr>
-        <w:t xml:space="preserve">Самый показательный: 81,6 м² с евроремонтом в «Новых Черемушках» за 45,0 млн ₽ — на 2,1 м² больше нашего и на 23,9 млн ₽ дешевле.</w:t>
-      </w:r>
-    </w:p>
-    <w:p>
-      <w:pPr>
-        <w:spacing w:after="58" w:line="252" w:lineRule="auto"/>
-        <w:ind w:left="170" w:right="1560" w:hanging="170"/>
-      </w:pPr>
-      <w:r>
-        <w:rPr>
-          <w:rFonts w:ascii="Arial" w:cs="Arial" w:eastAsia="Arial" w:hAnsi="Arial"/>
-          <w:b/>
-          <w:bCs/>
-          <w:i w:val="false"/>
-          <w:iCs w:val="false"/>
-          <w:color w:val="A9762F"/>
-          <w:sz w:val="19"/>
-          <w:szCs w:val="19"/>
-        </w:rPr>
-        <w:t xml:space="preserve">—   </w:t>
-      </w:r>
-      <w:r>
-        <w:rPr>
-          <w:rFonts w:ascii="Arial" w:cs="Arial" w:eastAsia="Arial" w:hAnsi="Arial"/>
-          <w:b w:val="false"/>
-          <w:bCs w:val="false"/>
-          <w:i w:val="false"/>
-          <w:iCs w:val="false"/>
-          <w:color w:val="2A2E38"/>
-          <w:sz w:val="19"/>
-          <w:szCs w:val="19"/>
-        </w:rPr>
-        <w:t xml:space="preserve">Единственный лот, который проигрывает нашему по всем параметрам, — 70,8 м² за 50,0 млн ₽ в нашем же доме: он меньше на 8,7 м² и тоже в бетоне.</w:t>
-      </w:r>
-    </w:p>
-    <w:p>
-      <w:pPr>
-        <w:pageBreakBefore/>
+        <w:keepNext/>
+        <w:keepLines/>
         <w:pBdr>
           <w:bottom w:val="single" w:color="A9762F" w:sz="10" w:space="8"/>
         </w:pBdr>
@@ -22272,6 +19298,8 @@
     </w:p>
     <w:p>
       <w:pPr>
+        <w:keepNext/>
+        <w:keepLines/>
         <w:spacing w:after="110" w:before="170"/>
       </w:pPr>
       <w:r>
@@ -22367,6 +19395,8 @@
     </w:p>
     <w:p>
       <w:pPr>
+        <w:keepNext/>
+        <w:keepLines/>
         <w:spacing w:after="110" w:before="170"/>
       </w:pPr>
       <w:r>
@@ -22761,8 +19791,9 @@
     </w:p>
     <w:p>
       <w:pPr>
-        <w:pageBreakBefore/>
-        <w:spacing w:after="110" w:before="0"/>
+        <w:keepNext/>
+        <w:keepLines/>
+        <w:spacing w:after="110" w:before="170"/>
       </w:pPr>
       <w:r>
         <w:rPr>
@@ -22794,7 +19825,7 @@
           <w:sz w:val="19"/>
           <w:szCs w:val="19"/>
         </w:rPr>
-        <w:t xml:space="preserve">Все эти лоты — из выгрузок и подборки по Академическому и Гагаринскому районам, с готовым ремонтом и ключами на руках. Отсортированы по цене; дороже нашего бюджета «под ключ» только Lunar.</w:t>
+        <w:t xml:space="preserve">Готовые квартиры с ремонтом в тех же проектах, что участвуют в аналитике. Отсортированы по цене; дороже нашего бюджета «под ключ» только Lunar.</w:t>
       </w:r>
     </w:p>
     <w:tbl>
@@ -22810,12 +19841,12 @@
         </w:tblBorders>
       </w:tblPr>
       <w:tblGrid>
-        <w:gridCol w:w="2500"/>
-        <w:gridCol w:w="1050"/>
-        <w:gridCol w:w="900"/>
-        <w:gridCol w:w="1050"/>
-        <w:gridCol w:w="2600"/>
-        <w:gridCol w:w="1538"/>
+        <w:gridCol w:w="2180"/>
+        <w:gridCol w:w="1620"/>
+        <w:gridCol w:w="1500"/>
+        <w:gridCol w:w="1000"/>
+        <w:gridCol w:w="1900"/>
+        <w:gridCol w:w="1438"/>
       </w:tblGrid>
       <w:tr>
         <w:trPr>
@@ -22823,7 +19854,7 @@
         </w:trPr>
         <w:tc>
           <w:tcPr>
-            <w:tcW w:type="dxa" w:w="2500"/>
+            <w:tcW w:type="dxa" w:w="2180"/>
             <w:tcBorders>
               <w:top w:val="single" w:color="1F2A44" w:sz="4"/>
               <w:left w:val="none" w:color="auto" w:sz="0"/>
@@ -22861,7 +19892,7 @@
         </w:tc>
         <w:tc>
           <w:tcPr>
-            <w:tcW w:type="dxa" w:w="1050"/>
+            <w:tcW w:type="dxa" w:w="1620"/>
             <w:tcBorders>
               <w:top w:val="single" w:color="1F2A44" w:sz="4"/>
               <w:left w:val="none" w:color="auto" w:sz="0"/>
@@ -22893,14 +19924,13 @@
                 <w:sz w:val="16"/>
                 <w:szCs w:val="16"/>
               </w:rPr>
-              <w:t xml:space="preserve">Площадь,
-м²</w:t>
-            </w:r>
-          </w:p>
-        </w:tc>
-        <w:tc>
-          <w:tcPr>
-            <w:tcW w:type="dxa" w:w="900"/>
+              <w:t xml:space="preserve">Квартира</w:t>
+            </w:r>
+          </w:p>
+        </w:tc>
+        <w:tc>
+          <w:tcPr>
+            <w:tcW w:type="dxa" w:w="1500"/>
             <w:tcBorders>
               <w:top w:val="single" w:color="1F2A44" w:sz="4"/>
               <w:left w:val="none" w:color="auto" w:sz="0"/>
@@ -22932,13 +19962,13 @@
                 <w:sz w:val="16"/>
                 <w:szCs w:val="16"/>
               </w:rPr>
-              <w:t xml:space="preserve">Этаж</w:t>
-            </w:r>
-          </w:p>
-        </w:tc>
-        <w:tc>
-          <w:tcPr>
-            <w:tcW w:type="dxa" w:w="1050"/>
+              <w:t xml:space="preserve">Отделка</w:t>
+            </w:r>
+          </w:p>
+        </w:tc>
+        <w:tc>
+          <w:tcPr>
+            <w:tcW w:type="dxa" w:w="1000"/>
             <w:tcBorders>
               <w:top w:val="single" w:color="1F2A44" w:sz="4"/>
               <w:left w:val="none" w:color="auto" w:sz="0"/>
@@ -22977,7 +20007,7 @@
         </w:tc>
         <w:tc>
           <w:tcPr>
-            <w:tcW w:type="dxa" w:w="2600"/>
+            <w:tcW w:type="dxa" w:w="1900"/>
             <w:tcBorders>
               <w:top w:val="single" w:color="1F2A44" w:sz="4"/>
               <w:left w:val="none" w:color="auto" w:sz="0"/>
@@ -23015,7 +20045,7 @@
         </w:tc>
         <w:tc>
           <w:tcPr>
-            <w:tcW w:type="dxa" w:w="1538"/>
+            <w:tcW w:type="dxa" w:w="1438"/>
             <w:tcBorders>
               <w:top w:val="single" w:color="1F2A44" w:sz="4"/>
               <w:left w:val="none" w:color="auto" w:sz="0"/>
@@ -23055,7 +20085,7 @@
       <w:tr>
         <w:tc>
           <w:tcPr>
-            <w:tcW w:type="dxa" w:w="2500"/>
+            <w:tcW w:type="dxa" w:w="2180"/>
             <w:tcBorders>
               <w:top w:val="single" w:color="D9D4CB" w:sz="4"/>
               <w:left w:val="none" w:color="auto" w:sz="0"/>
@@ -23092,81 +20122,81 @@
         </w:tc>
         <w:tc>
           <w:tcPr>
-            <w:tcW w:type="dxa" w:w="1050"/>
-            <w:tcBorders>
-              <w:top w:val="single" w:color="D9D4CB" w:sz="4"/>
-              <w:left w:val="none" w:color="auto" w:sz="0"/>
-              <w:bottom w:val="single" w:color="D9D4CB" w:sz="4"/>
-              <w:right w:val="none" w:color="auto" w:sz="0"/>
-            </w:tcBorders>
-            <w:tcMar>
-              <w:top w:type="dxa" w:w="52"/>
-              <w:left w:type="dxa" w:w="100"/>
-              <w:bottom w:type="dxa" w:w="52"/>
-              <w:right w:type="dxa" w:w="100"/>
-            </w:tcMar>
-            <w:vAlign w:val="center"/>
-          </w:tcPr>
-          <w:p>
-            <w:pPr>
-              <w:spacing w:after="0" w:line="240" w:lineRule="auto"/>
-              <w:jc w:val="center"/>
-            </w:pPr>
-            <w:r>
-              <w:rPr>
-                <w:rFonts w:ascii="Arial" w:cs="Arial" w:eastAsia="Arial" w:hAnsi="Arial"/>
-                <w:b w:val="false"/>
-                <w:bCs w:val="false"/>
-                <w:i w:val="false"/>
-                <w:iCs w:val="false"/>
-                <w:color w:val="2A2E38"/>
-                <w:sz w:val="17"/>
-                <w:szCs w:val="17"/>
-              </w:rPr>
-              <w:t xml:space="preserve">79,5</w:t>
-            </w:r>
-          </w:p>
-        </w:tc>
-        <w:tc>
-          <w:tcPr>
-            <w:tcW w:type="dxa" w:w="900"/>
-            <w:tcBorders>
-              <w:top w:val="single" w:color="D9D4CB" w:sz="4"/>
-              <w:left w:val="none" w:color="auto" w:sz="0"/>
-              <w:bottom w:val="single" w:color="D9D4CB" w:sz="4"/>
-              <w:right w:val="none" w:color="auto" w:sz="0"/>
-            </w:tcBorders>
-            <w:tcMar>
-              <w:top w:type="dxa" w:w="52"/>
-              <w:left w:type="dxa" w:w="100"/>
-              <w:bottom w:type="dxa" w:w="52"/>
-              <w:right w:type="dxa" w:w="100"/>
-            </w:tcMar>
-            <w:vAlign w:val="center"/>
-          </w:tcPr>
-          <w:p>
-            <w:pPr>
-              <w:spacing w:after="0" w:line="240" w:lineRule="auto"/>
-              <w:jc w:val="center"/>
-            </w:pPr>
-            <w:r>
-              <w:rPr>
-                <w:rFonts w:ascii="Arial" w:cs="Arial" w:eastAsia="Arial" w:hAnsi="Arial"/>
-                <w:b w:val="false"/>
-                <w:bCs w:val="false"/>
-                <w:i w:val="false"/>
-                <w:iCs w:val="false"/>
-                <w:color w:val="2A2E38"/>
-                <w:sz w:val="17"/>
-                <w:szCs w:val="17"/>
-              </w:rPr>
-              <w:t xml:space="preserve">15/19</w:t>
-            </w:r>
-          </w:p>
-        </w:tc>
-        <w:tc>
-          <w:tcPr>
-            <w:tcW w:type="dxa" w:w="1050"/>
+            <w:tcW w:type="dxa" w:w="1620"/>
+            <w:tcBorders>
+              <w:top w:val="single" w:color="D9D4CB" w:sz="4"/>
+              <w:left w:val="none" w:color="auto" w:sz="0"/>
+              <w:bottom w:val="single" w:color="D9D4CB" w:sz="4"/>
+              <w:right w:val="none" w:color="auto" w:sz="0"/>
+            </w:tcBorders>
+            <w:tcMar>
+              <w:top w:type="dxa" w:w="52"/>
+              <w:left w:type="dxa" w:w="100"/>
+              <w:bottom w:type="dxa" w:w="52"/>
+              <w:right w:type="dxa" w:w="100"/>
+            </w:tcMar>
+            <w:vAlign w:val="center"/>
+          </w:tcPr>
+          <w:p>
+            <w:pPr>
+              <w:spacing w:after="0" w:line="240" w:lineRule="auto"/>
+              <w:jc w:val="center"/>
+            </w:pPr>
+            <w:r>
+              <w:rPr>
+                <w:rFonts w:ascii="Arial" w:cs="Arial" w:eastAsia="Arial" w:hAnsi="Arial"/>
+                <w:b w:val="false"/>
+                <w:bCs w:val="false"/>
+                <w:i w:val="false"/>
+                <w:iCs w:val="false"/>
+                <w:color w:val="2A2E38"/>
+                <w:sz w:val="17"/>
+                <w:szCs w:val="17"/>
+              </w:rPr>
+              <w:t xml:space="preserve">79,5 м², эт. 15/19</w:t>
+            </w:r>
+          </w:p>
+        </w:tc>
+        <w:tc>
+          <w:tcPr>
+            <w:tcW w:type="dxa" w:w="1500"/>
+            <w:tcBorders>
+              <w:top w:val="single" w:color="D9D4CB" w:sz="4"/>
+              <w:left w:val="none" w:color="auto" w:sz="0"/>
+              <w:bottom w:val="single" w:color="D9D4CB" w:sz="4"/>
+              <w:right w:val="none" w:color="auto" w:sz="0"/>
+            </w:tcBorders>
+            <w:tcMar>
+              <w:top w:type="dxa" w:w="52"/>
+              <w:left w:type="dxa" w:w="100"/>
+              <w:bottom w:type="dxa" w:w="52"/>
+              <w:right w:type="dxa" w:w="100"/>
+            </w:tcMar>
+            <w:vAlign w:val="center"/>
+          </w:tcPr>
+          <w:p>
+            <w:pPr>
+              <w:spacing w:after="0" w:line="240" w:lineRule="auto"/>
+              <w:jc w:val="center"/>
+            </w:pPr>
+            <w:r>
+              <w:rPr>
+                <w:rFonts w:ascii="Arial" w:cs="Arial" w:eastAsia="Arial" w:hAnsi="Arial"/>
+                <w:b w:val="false"/>
+                <w:bCs w:val="false"/>
+                <w:i w:val="false"/>
+                <w:iCs w:val="false"/>
+                <w:color w:val="2A2E38"/>
+                <w:sz w:val="17"/>
+                <w:szCs w:val="17"/>
+              </w:rPr>
+              <w:t xml:space="preserve">бетон + ремонт</w:t>
+            </w:r>
+          </w:p>
+        </w:tc>
+        <w:tc>
+          <w:tcPr>
+            <w:tcW w:type="dxa" w:w="1000"/>
             <w:tcBorders>
               <w:top w:val="single" w:color="D9D4CB" w:sz="4"/>
               <w:left w:val="none" w:color="auto" w:sz="0"/>
@@ -23203,7 +20233,7 @@
         </w:tc>
         <w:tc>
           <w:tcPr>
-            <w:tcW w:type="dxa" w:w="2600"/>
+            <w:tcW w:type="dxa" w:w="1900"/>
             <w:tcBorders>
               <w:top w:val="single" w:color="D9D4CB" w:sz="4"/>
               <w:left w:val="none" w:color="auto" w:sz="0"/>
@@ -23240,27 +20270,27 @@
         </w:tc>
         <w:tc>
           <w:tcPr>
-            <w:tcW w:type="dxa" w:w="1538"/>
-            <w:tcBorders>
-              <w:top w:val="single" w:color="D9D4CB" w:sz="4"/>
-              <w:left w:val="none" w:color="auto" w:sz="0"/>
-              <w:bottom w:val="single" w:color="D9D4CB" w:sz="4"/>
-              <w:right w:val="none" w:color="auto" w:sz="0"/>
-            </w:tcBorders>
-            <w:tcMar>
-              <w:top w:type="dxa" w:w="52"/>
-              <w:left w:type="dxa" w:w="100"/>
-              <w:bottom w:type="dxa" w:w="52"/>
-              <w:right w:type="dxa" w:w="100"/>
-            </w:tcMar>
-            <w:vAlign w:val="center"/>
-          </w:tcPr>
-          <w:p>
-            <w:pPr>
-              <w:spacing w:after="0" w:line="240" w:lineRule="auto"/>
-              <w:jc w:val="center"/>
-            </w:pPr>
-            <w:hyperlink w:history="1" r:id="rIdot7oghsfdyldqr7d3wd1z">
+            <w:tcW w:type="dxa" w:w="1438"/>
+            <w:tcBorders>
+              <w:top w:val="single" w:color="D9D4CB" w:sz="4"/>
+              <w:left w:val="none" w:color="auto" w:sz="0"/>
+              <w:bottom w:val="single" w:color="D9D4CB" w:sz="4"/>
+              <w:right w:val="none" w:color="auto" w:sz="0"/>
+            </w:tcBorders>
+            <w:tcMar>
+              <w:top w:type="dxa" w:w="52"/>
+              <w:left w:type="dxa" w:w="100"/>
+              <w:bottom w:type="dxa" w:w="52"/>
+              <w:right w:type="dxa" w:w="100"/>
+            </w:tcMar>
+            <w:vAlign w:val="center"/>
+          </w:tcPr>
+          <w:p>
+            <w:pPr>
+              <w:spacing w:after="0" w:line="240" w:lineRule="auto"/>
+              <w:jc w:val="center"/>
+            </w:pPr>
+            <w:hyperlink w:history="1" r:id="rIdw67mtjugjhi6wt03s_xqg">
               <w:r>
                 <w:rPr>
                   <w:rFonts w:ascii="Arial" w:cs="Arial" w:eastAsia="Arial" w:hAnsi="Arial"/>
@@ -23281,7 +20311,7 @@
       <w:tr>
         <w:tc>
           <w:tcPr>
-            <w:tcW w:type="dxa" w:w="2500"/>
+            <w:tcW w:type="dxa" w:w="2180"/>
             <w:tcBorders>
               <w:top w:val="single" w:color="D9D4CB" w:sz="4"/>
               <w:left w:val="none" w:color="auto" w:sz="0"/>
@@ -23313,13 +20343,13 @@
                 <w:sz w:val="17"/>
                 <w:szCs w:val="17"/>
               </w:rPr>
-              <w:t xml:space="preserve">ЖК Lunar · дизайнерский</w:t>
-            </w:r>
-          </w:p>
-        </w:tc>
-        <w:tc>
-          <w:tcPr>
-            <w:tcW w:type="dxa" w:w="1050"/>
+              <w:t xml:space="preserve">ЖК Lunar</w:t>
+            </w:r>
+          </w:p>
+        </w:tc>
+        <w:tc>
+          <w:tcPr>
+            <w:tcW w:type="dxa" w:w="1620"/>
             <w:tcBorders>
               <w:top w:val="single" w:color="D9D4CB" w:sz="4"/>
               <w:left w:val="none" w:color="auto" w:sz="0"/>
@@ -23351,13 +20381,13 @@
                 <w:sz w:val="17"/>
                 <w:szCs w:val="17"/>
               </w:rPr>
-              <w:t xml:space="preserve">74,2</w:t>
-            </w:r>
-          </w:p>
-        </w:tc>
-        <w:tc>
-          <w:tcPr>
-            <w:tcW w:type="dxa" w:w="900"/>
+              <w:t xml:space="preserve">74,2 м², эт. 9/17</w:t>
+            </w:r>
+          </w:p>
+        </w:tc>
+        <w:tc>
+          <w:tcPr>
+            <w:tcW w:type="dxa" w:w="1500"/>
             <w:tcBorders>
               <w:top w:val="single" w:color="D9D4CB" w:sz="4"/>
               <w:left w:val="none" w:color="auto" w:sz="0"/>
@@ -23389,13 +20419,13 @@
                 <w:sz w:val="17"/>
                 <w:szCs w:val="17"/>
               </w:rPr>
-              <w:t xml:space="preserve">9/17</w:t>
-            </w:r>
-          </w:p>
-        </w:tc>
-        <w:tc>
-          <w:tcPr>
-            <w:tcW w:type="dxa" w:w="1050"/>
+              <w:t xml:space="preserve">Дизайнерский</w:t>
+            </w:r>
+          </w:p>
+        </w:tc>
+        <w:tc>
+          <w:tcPr>
+            <w:tcW w:type="dxa" w:w="1000"/>
             <w:tcBorders>
               <w:top w:val="single" w:color="D9D4CB" w:sz="4"/>
               <w:left w:val="none" w:color="auto" w:sz="0"/>
@@ -23433,7 +20463,7 @@
         </w:tc>
         <w:tc>
           <w:tcPr>
-            <w:tcW w:type="dxa" w:w="2600"/>
+            <w:tcW w:type="dxa" w:w="1900"/>
             <w:tcBorders>
               <w:top w:val="single" w:color="D9D4CB" w:sz="4"/>
               <w:left w:val="none" w:color="auto" w:sz="0"/>
@@ -23471,7 +20501,7 @@
         </w:tc>
         <w:tc>
           <w:tcPr>
-            <w:tcW w:type="dxa" w:w="1538"/>
+            <w:tcW w:type="dxa" w:w="1438"/>
             <w:tcBorders>
               <w:top w:val="single" w:color="D9D4CB" w:sz="4"/>
               <w:left w:val="none" w:color="auto" w:sz="0"/>
@@ -23492,7 +20522,7 @@
               <w:spacing w:after="0" w:line="240" w:lineRule="auto"/>
               <w:jc w:val="center"/>
             </w:pPr>
-            <w:hyperlink w:history="1" r:id="rIdxfub32z6pzbkmgjamgiur">
+            <w:hyperlink w:history="1" r:id="rId-j0kkq1jcpvxfewzoej-s">
               <w:r>
                 <w:rPr>
                   <w:rFonts w:ascii="Arial" w:cs="Arial" w:eastAsia="Arial" w:hAnsi="Arial"/>
@@ -23513,7 +20543,7 @@
       <w:tr>
         <w:tc>
           <w:tcPr>
-            <w:tcW w:type="dxa" w:w="2500"/>
+            <w:tcW w:type="dxa" w:w="2180"/>
             <w:tcBorders>
               <w:top w:val="single" w:color="D9D4CB" w:sz="4"/>
               <w:left w:val="none" w:color="auto" w:sz="0"/>
@@ -23544,19 +20574,323 @@
                 <w:sz w:val="17"/>
                 <w:szCs w:val="17"/>
               </w:rPr>
-              <w:t xml:space="preserve">Новочерёмушкинская, 17 · под ключ, с мебелью</w:t>
-            </w:r>
-          </w:p>
-        </w:tc>
-        <w:tc>
-          <w:tcPr>
-            <w:tcW w:type="dxa" w:w="1050"/>
-            <w:tcBorders>
-              <w:top w:val="single" w:color="D9D4CB" w:sz="4"/>
-              <w:left w:val="none" w:color="auto" w:sz="0"/>
-              <w:bottom w:val="single" w:color="D9D4CB" w:sz="4"/>
-              <w:right w:val="none" w:color="auto" w:sz="0"/>
-            </w:tcBorders>
+              <w:t xml:space="preserve">ЖК Lunar</w:t>
+            </w:r>
+          </w:p>
+        </w:tc>
+        <w:tc>
+          <w:tcPr>
+            <w:tcW w:type="dxa" w:w="1620"/>
+            <w:tcBorders>
+              <w:top w:val="single" w:color="D9D4CB" w:sz="4"/>
+              <w:left w:val="none" w:color="auto" w:sz="0"/>
+              <w:bottom w:val="single" w:color="D9D4CB" w:sz="4"/>
+              <w:right w:val="none" w:color="auto" w:sz="0"/>
+            </w:tcBorders>
+            <w:tcMar>
+              <w:top w:type="dxa" w:w="52"/>
+              <w:left w:type="dxa" w:w="100"/>
+              <w:bottom w:type="dxa" w:w="52"/>
+              <w:right w:type="dxa" w:w="100"/>
+            </w:tcMar>
+            <w:vAlign w:val="center"/>
+          </w:tcPr>
+          <w:p>
+            <w:pPr>
+              <w:spacing w:after="0" w:line="240" w:lineRule="auto"/>
+              <w:jc w:val="center"/>
+            </w:pPr>
+            <w:r>
+              <w:rPr>
+                <w:rFonts w:ascii="Arial" w:cs="Arial" w:eastAsia="Arial" w:hAnsi="Arial"/>
+                <w:b w:val="false"/>
+                <w:bCs w:val="false"/>
+                <w:i w:val="false"/>
+                <w:iCs w:val="false"/>
+                <w:color w:val="2A2E38"/>
+                <w:sz w:val="17"/>
+                <w:szCs w:val="17"/>
+              </w:rPr>
+              <w:t xml:space="preserve">77,2 м², эт. 9/17</w:t>
+            </w:r>
+          </w:p>
+        </w:tc>
+        <w:tc>
+          <w:tcPr>
+            <w:tcW w:type="dxa" w:w="1500"/>
+            <w:tcBorders>
+              <w:top w:val="single" w:color="D9D4CB" w:sz="4"/>
+              <w:left w:val="none" w:color="auto" w:sz="0"/>
+              <w:bottom w:val="single" w:color="D9D4CB" w:sz="4"/>
+              <w:right w:val="none" w:color="auto" w:sz="0"/>
+            </w:tcBorders>
+            <w:tcMar>
+              <w:top w:type="dxa" w:w="52"/>
+              <w:left w:type="dxa" w:w="100"/>
+              <w:bottom w:type="dxa" w:w="52"/>
+              <w:right w:type="dxa" w:w="100"/>
+            </w:tcMar>
+            <w:vAlign w:val="center"/>
+          </w:tcPr>
+          <w:p>
+            <w:pPr>
+              <w:spacing w:after="0" w:line="240" w:lineRule="auto"/>
+              <w:jc w:val="center"/>
+            </w:pPr>
+            <w:r>
+              <w:rPr>
+                <w:rFonts w:ascii="Arial" w:cs="Arial" w:eastAsia="Arial" w:hAnsi="Arial"/>
+                <w:b w:val="false"/>
+                <w:bCs w:val="false"/>
+                <w:i w:val="false"/>
+                <w:iCs w:val="false"/>
+                <w:color w:val="2A2E38"/>
+                <w:sz w:val="17"/>
+                <w:szCs w:val="17"/>
+              </w:rPr>
+              <w:t xml:space="preserve">Дизайнерский</w:t>
+            </w:r>
+          </w:p>
+        </w:tc>
+        <w:tc>
+          <w:tcPr>
+            <w:tcW w:type="dxa" w:w="1000"/>
+            <w:tcBorders>
+              <w:top w:val="single" w:color="D9D4CB" w:sz="4"/>
+              <w:left w:val="none" w:color="auto" w:sz="0"/>
+              <w:bottom w:val="single" w:color="D9D4CB" w:sz="4"/>
+              <w:right w:val="none" w:color="auto" w:sz="0"/>
+            </w:tcBorders>
+            <w:tcMar>
+              <w:top w:type="dxa" w:w="52"/>
+              <w:left w:type="dxa" w:w="100"/>
+              <w:bottom w:type="dxa" w:w="52"/>
+              <w:right w:type="dxa" w:w="100"/>
+            </w:tcMar>
+            <w:vAlign w:val="center"/>
+          </w:tcPr>
+          <w:p>
+            <w:pPr>
+              <w:spacing w:after="0" w:line="240" w:lineRule="auto"/>
+              <w:jc w:val="center"/>
+            </w:pPr>
+            <w:r>
+              <w:rPr>
+                <w:rFonts w:ascii="Arial" w:cs="Arial" w:eastAsia="Arial" w:hAnsi="Arial"/>
+                <w:b w:val="false"/>
+                <w:bCs w:val="false"/>
+                <w:i w:val="false"/>
+                <w:iCs w:val="false"/>
+                <w:color w:val="2A2E38"/>
+                <w:sz w:val="17"/>
+                <w:szCs w:val="17"/>
+              </w:rPr>
+              <w:t xml:space="preserve">76,7</w:t>
+            </w:r>
+          </w:p>
+        </w:tc>
+        <w:tc>
+          <w:tcPr>
+            <w:tcW w:type="dxa" w:w="1900"/>
+            <w:tcBorders>
+              <w:top w:val="single" w:color="D9D4CB" w:sz="4"/>
+              <w:left w:val="none" w:color="auto" w:sz="0"/>
+              <w:bottom w:val="single" w:color="D9D4CB" w:sz="4"/>
+              <w:right w:val="none" w:color="auto" w:sz="0"/>
+            </w:tcBorders>
+            <w:tcMar>
+              <w:top w:type="dxa" w:w="52"/>
+              <w:left w:type="dxa" w:w="100"/>
+              <w:bottom w:type="dxa" w:w="52"/>
+              <w:right w:type="dxa" w:w="100"/>
+            </w:tcMar>
+            <w:vAlign w:val="center"/>
+          </w:tcPr>
+          <w:p>
+            <w:pPr>
+              <w:spacing w:after="0" w:line="240" w:lineRule="auto"/>
+              <w:jc w:val="center"/>
+            </w:pPr>
+            <w:r>
+              <w:rPr>
+                <w:rFonts w:ascii="Arial" w:cs="Arial" w:eastAsia="Arial" w:hAnsi="Arial"/>
+                <w:b w:val="false"/>
+                <w:bCs w:val="false"/>
+                <w:i w:val="false"/>
+                <w:iCs w:val="false"/>
+                <w:color w:val="2A2E38"/>
+                <w:sz w:val="17"/>
+                <w:szCs w:val="17"/>
+              </w:rPr>
+              <w:t xml:space="preserve">−2,3 м² · +7,8 млн ₽</w:t>
+            </w:r>
+          </w:p>
+        </w:tc>
+        <w:tc>
+          <w:tcPr>
+            <w:tcW w:type="dxa" w:w="1438"/>
+            <w:tcBorders>
+              <w:top w:val="single" w:color="D9D4CB" w:sz="4"/>
+              <w:left w:val="none" w:color="auto" w:sz="0"/>
+              <w:bottom w:val="single" w:color="D9D4CB" w:sz="4"/>
+              <w:right w:val="none" w:color="auto" w:sz="0"/>
+            </w:tcBorders>
+            <w:tcMar>
+              <w:top w:type="dxa" w:w="52"/>
+              <w:left w:type="dxa" w:w="100"/>
+              <w:bottom w:type="dxa" w:w="52"/>
+              <w:right w:type="dxa" w:w="100"/>
+            </w:tcMar>
+            <w:vAlign w:val="center"/>
+          </w:tcPr>
+          <w:p>
+            <w:pPr>
+              <w:spacing w:after="0" w:line="240" w:lineRule="auto"/>
+              <w:jc w:val="center"/>
+            </w:pPr>
+            <w:hyperlink w:history="1" r:id="rIdax0u-2upiw8_qmeafoyze">
+              <w:r>
+                <w:rPr>
+                  <w:rFonts w:ascii="Arial" w:cs="Arial" w:eastAsia="Arial" w:hAnsi="Arial"/>
+                  <w:b w:val="false"/>
+                  <w:bCs w:val="false"/>
+                  <w:i w:val="false"/>
+                  <w:iCs w:val="false"/>
+                  <w:color w:val="2C5FA8"/>
+                  <w:sz w:val="17"/>
+                  <w:szCs w:val="17"/>
+                </w:rPr>
+                <w:t xml:space="preserve">Яндекс →</w:t>
+              </w:r>
+            </w:hyperlink>
+          </w:p>
+        </w:tc>
+      </w:tr>
+      <w:tr>
+        <w:tc>
+          <w:tcPr>
+            <w:tcW w:type="dxa" w:w="2180"/>
+            <w:tcBorders>
+              <w:top w:val="single" w:color="D9D4CB" w:sz="4"/>
+              <w:left w:val="none" w:color="auto" w:sz="0"/>
+              <w:bottom w:val="single" w:color="D9D4CB" w:sz="4"/>
+              <w:right w:val="none" w:color="auto" w:sz="0"/>
+            </w:tcBorders>
+            <w:shd w:fill="FBFAF8" w:color="auto" w:val="clear"/>
+            <w:tcMar>
+              <w:top w:type="dxa" w:w="52"/>
+              <w:left w:type="dxa" w:w="100"/>
+              <w:bottom w:type="dxa" w:w="52"/>
+              <w:right w:type="dxa" w:w="100"/>
+            </w:tcMar>
+            <w:vAlign w:val="center"/>
+          </w:tcPr>
+          <w:p>
+            <w:pPr>
+              <w:spacing w:after="0" w:line="240" w:lineRule="auto"/>
+              <w:jc w:val="left"/>
+            </w:pPr>
+            <w:r>
+              <w:rPr>
+                <w:rFonts w:ascii="Arial" w:cs="Arial" w:eastAsia="Arial" w:hAnsi="Arial"/>
+                <w:b/>
+                <w:bCs/>
+                <w:i w:val="false"/>
+                <w:iCs w:val="false"/>
+                <w:color w:val="2A2E38"/>
+                <w:sz w:val="17"/>
+                <w:szCs w:val="17"/>
+              </w:rPr>
+              <w:t xml:space="preserve">Новочерёмушкинская, 17</w:t>
+            </w:r>
+          </w:p>
+        </w:tc>
+        <w:tc>
+          <w:tcPr>
+            <w:tcW w:type="dxa" w:w="1620"/>
+            <w:tcBorders>
+              <w:top w:val="single" w:color="D9D4CB" w:sz="4"/>
+              <w:left w:val="none" w:color="auto" w:sz="0"/>
+              <w:bottom w:val="single" w:color="D9D4CB" w:sz="4"/>
+              <w:right w:val="none" w:color="auto" w:sz="0"/>
+            </w:tcBorders>
+            <w:shd w:fill="FBFAF8" w:color="auto" w:val="clear"/>
+            <w:tcMar>
+              <w:top w:type="dxa" w:w="52"/>
+              <w:left w:type="dxa" w:w="100"/>
+              <w:bottom w:type="dxa" w:w="52"/>
+              <w:right w:type="dxa" w:w="100"/>
+            </w:tcMar>
+            <w:vAlign w:val="center"/>
+          </w:tcPr>
+          <w:p>
+            <w:pPr>
+              <w:spacing w:after="0" w:line="240" w:lineRule="auto"/>
+              <w:jc w:val="center"/>
+            </w:pPr>
+            <w:r>
+              <w:rPr>
+                <w:rFonts w:ascii="Arial" w:cs="Arial" w:eastAsia="Arial" w:hAnsi="Arial"/>
+                <w:b w:val="false"/>
+                <w:bCs w:val="false"/>
+                <w:i w:val="false"/>
+                <w:iCs w:val="false"/>
+                <w:color w:val="2A2E38"/>
+                <w:sz w:val="17"/>
+                <w:szCs w:val="17"/>
+              </w:rPr>
+              <w:t xml:space="preserve">95,0 м², эт. 18/18</w:t>
+            </w:r>
+          </w:p>
+        </w:tc>
+        <w:tc>
+          <w:tcPr>
+            <w:tcW w:type="dxa" w:w="1500"/>
+            <w:tcBorders>
+              <w:top w:val="single" w:color="D9D4CB" w:sz="4"/>
+              <w:left w:val="none" w:color="auto" w:sz="0"/>
+              <w:bottom w:val="single" w:color="D9D4CB" w:sz="4"/>
+              <w:right w:val="none" w:color="auto" w:sz="0"/>
+            </w:tcBorders>
+            <w:shd w:fill="FBFAF8" w:color="auto" w:val="clear"/>
+            <w:tcMar>
+              <w:top w:type="dxa" w:w="52"/>
+              <w:left w:type="dxa" w:w="100"/>
+              <w:bottom w:type="dxa" w:w="52"/>
+              <w:right w:type="dxa" w:w="100"/>
+            </w:tcMar>
+            <w:vAlign w:val="center"/>
+          </w:tcPr>
+          <w:p>
+            <w:pPr>
+              <w:spacing w:after="0" w:line="240" w:lineRule="auto"/>
+              <w:jc w:val="center"/>
+            </w:pPr>
+            <w:r>
+              <w:rPr>
+                <w:rFonts w:ascii="Arial" w:cs="Arial" w:eastAsia="Arial" w:hAnsi="Arial"/>
+                <w:b w:val="false"/>
+                <w:bCs w:val="false"/>
+                <w:i w:val="false"/>
+                <w:iCs w:val="false"/>
+                <w:color w:val="2A2E38"/>
+                <w:sz w:val="17"/>
+                <w:szCs w:val="17"/>
+              </w:rPr>
+              <w:t xml:space="preserve">Без отделки</w:t>
+            </w:r>
+          </w:p>
+        </w:tc>
+        <w:tc>
+          <w:tcPr>
+            <w:tcW w:type="dxa" w:w="1000"/>
+            <w:tcBorders>
+              <w:top w:val="single" w:color="D9D4CB" w:sz="4"/>
+              <w:left w:val="none" w:color="auto" w:sz="0"/>
+              <w:bottom w:val="single" w:color="D9D4CB" w:sz="4"/>
+              <w:right w:val="none" w:color="auto" w:sz="0"/>
+            </w:tcBorders>
+            <w:shd w:fill="FBFAF8" w:color="auto" w:val="clear"/>
             <w:tcMar>
               <w:top w:type="dxa" w:w="52"/>
               <w:left w:type="dxa" w:w="100"/>
@@ -23587,138 +20921,66 @@
         </w:tc>
         <w:tc>
           <w:tcPr>
-            <w:tcW w:type="dxa" w:w="900"/>
-            <w:tcBorders>
-              <w:top w:val="single" w:color="D9D4CB" w:sz="4"/>
-              <w:left w:val="none" w:color="auto" w:sz="0"/>
-              <w:bottom w:val="single" w:color="D9D4CB" w:sz="4"/>
-              <w:right w:val="none" w:color="auto" w:sz="0"/>
-            </w:tcBorders>
-            <w:tcMar>
-              <w:top w:type="dxa" w:w="52"/>
-              <w:left w:type="dxa" w:w="100"/>
-              <w:bottom w:type="dxa" w:w="52"/>
-              <w:right w:type="dxa" w:w="100"/>
-            </w:tcMar>
-            <w:vAlign w:val="center"/>
-          </w:tcPr>
-          <w:p>
-            <w:pPr>
-              <w:spacing w:after="0" w:line="240" w:lineRule="auto"/>
-              <w:jc w:val="center"/>
-            </w:pPr>
-            <w:r>
-              <w:rPr>
-                <w:rFonts w:ascii="Arial" w:cs="Arial" w:eastAsia="Arial" w:hAnsi="Arial"/>
-                <w:b w:val="false"/>
-                <w:bCs w:val="false"/>
-                <w:i w:val="false"/>
-                <w:iCs w:val="false"/>
-                <w:color w:val="2A2E38"/>
-                <w:sz w:val="17"/>
-                <w:szCs w:val="17"/>
-              </w:rPr>
-              <w:t xml:space="preserve">19/20</w:t>
-            </w:r>
-          </w:p>
-        </w:tc>
-        <w:tc>
-          <w:tcPr>
-            <w:tcW w:type="dxa" w:w="1050"/>
-            <w:tcBorders>
-              <w:top w:val="single" w:color="D9D4CB" w:sz="4"/>
-              <w:left w:val="none" w:color="auto" w:sz="0"/>
-              <w:bottom w:val="single" w:color="D9D4CB" w:sz="4"/>
-              <w:right w:val="none" w:color="auto" w:sz="0"/>
-            </w:tcBorders>
-            <w:tcMar>
-              <w:top w:type="dxa" w:w="52"/>
-              <w:left w:type="dxa" w:w="100"/>
-              <w:bottom w:type="dxa" w:w="52"/>
-              <w:right w:type="dxa" w:w="100"/>
-            </w:tcMar>
-            <w:vAlign w:val="center"/>
-          </w:tcPr>
-          <w:p>
-            <w:pPr>
-              <w:spacing w:after="0" w:line="240" w:lineRule="auto"/>
-              <w:jc w:val="center"/>
-            </w:pPr>
-            <w:r>
-              <w:rPr>
-                <w:rFonts w:ascii="Arial" w:cs="Arial" w:eastAsia="Arial" w:hAnsi="Arial"/>
-                <w:b w:val="false"/>
-                <w:bCs w:val="false"/>
-                <w:i w:val="false"/>
-                <w:iCs w:val="false"/>
-                <w:color w:val="2A2E38"/>
-                <w:sz w:val="17"/>
-                <w:szCs w:val="17"/>
-              </w:rPr>
-              <w:t xml:space="preserve">65,0</w:t>
-            </w:r>
-          </w:p>
-        </w:tc>
-        <w:tc>
-          <w:tcPr>
-            <w:tcW w:type="dxa" w:w="2600"/>
-            <w:tcBorders>
-              <w:top w:val="single" w:color="D9D4CB" w:sz="4"/>
-              <w:left w:val="none" w:color="auto" w:sz="0"/>
-              <w:bottom w:val="single" w:color="D9D4CB" w:sz="4"/>
-              <w:right w:val="none" w:color="auto" w:sz="0"/>
-            </w:tcBorders>
-            <w:tcMar>
-              <w:top w:type="dxa" w:w="52"/>
-              <w:left w:type="dxa" w:w="100"/>
-              <w:bottom w:type="dxa" w:w="52"/>
-              <w:right w:type="dxa" w:w="100"/>
-            </w:tcMar>
-            <w:vAlign w:val="center"/>
-          </w:tcPr>
-          <w:p>
-            <w:pPr>
-              <w:spacing w:after="0" w:line="240" w:lineRule="auto"/>
-              <w:jc w:val="center"/>
-            </w:pPr>
-            <w:r>
-              <w:rPr>
-                <w:rFonts w:ascii="Arial" w:cs="Arial" w:eastAsia="Arial" w:hAnsi="Arial"/>
-                <w:b w:val="false"/>
-                <w:bCs w:val="false"/>
-                <w:i w:val="false"/>
-                <w:iCs w:val="false"/>
-                <w:color w:val="2A2E38"/>
-                <w:sz w:val="17"/>
-                <w:szCs w:val="17"/>
-              </w:rPr>
-              <w:t xml:space="preserve">−14,5 м² · −3,9 млн ₽</w:t>
-            </w:r>
-          </w:p>
-        </w:tc>
-        <w:tc>
-          <w:tcPr>
-            <w:tcW w:type="dxa" w:w="1538"/>
-            <w:tcBorders>
-              <w:top w:val="single" w:color="D9D4CB" w:sz="4"/>
-              <w:left w:val="none" w:color="auto" w:sz="0"/>
-              <w:bottom w:val="single" w:color="D9D4CB" w:sz="4"/>
-              <w:right w:val="none" w:color="auto" w:sz="0"/>
-            </w:tcBorders>
-            <w:tcMar>
-              <w:top w:type="dxa" w:w="52"/>
-              <w:left w:type="dxa" w:w="100"/>
-              <w:bottom w:type="dxa" w:w="52"/>
-              <w:right w:type="dxa" w:w="100"/>
-            </w:tcMar>
-            <w:vAlign w:val="center"/>
-          </w:tcPr>
-          <w:p>
-            <w:pPr>
-              <w:spacing w:after="0" w:line="240" w:lineRule="auto"/>
-              <w:jc w:val="center"/>
-            </w:pPr>
-            <w:hyperlink w:history="1" r:id="rIdwdans_gkroweaykkwojbw">
+            <w:tcW w:type="dxa" w:w="1900"/>
+            <w:tcBorders>
+              <w:top w:val="single" w:color="D9D4CB" w:sz="4"/>
+              <w:left w:val="none" w:color="auto" w:sz="0"/>
+              <w:bottom w:val="single" w:color="D9D4CB" w:sz="4"/>
+              <w:right w:val="none" w:color="auto" w:sz="0"/>
+            </w:tcBorders>
+            <w:shd w:fill="FBFAF8" w:color="auto" w:val="clear"/>
+            <w:tcMar>
+              <w:top w:type="dxa" w:w="52"/>
+              <w:left w:type="dxa" w:w="100"/>
+              <w:bottom w:type="dxa" w:w="52"/>
+              <w:right w:type="dxa" w:w="100"/>
+            </w:tcMar>
+            <w:vAlign w:val="center"/>
+          </w:tcPr>
+          <w:p>
+            <w:pPr>
+              <w:spacing w:after="0" w:line="240" w:lineRule="auto"/>
+              <w:jc w:val="center"/>
+            </w:pPr>
+            <w:r>
+              <w:rPr>
+                <w:rFonts w:ascii="Arial" w:cs="Arial" w:eastAsia="Arial" w:hAnsi="Arial"/>
+                <w:b w:val="false"/>
+                <w:bCs w:val="false"/>
+                <w:i w:val="false"/>
+                <w:iCs w:val="false"/>
+                <w:color w:val="2A2E38"/>
+                <w:sz w:val="17"/>
+                <w:szCs w:val="17"/>
+              </w:rPr>
+              <w:t xml:space="preserve">+15,5 м² · −3,9 млн ₽</w:t>
+            </w:r>
+          </w:p>
+        </w:tc>
+        <w:tc>
+          <w:tcPr>
+            <w:tcW w:type="dxa" w:w="1438"/>
+            <w:tcBorders>
+              <w:top w:val="single" w:color="D9D4CB" w:sz="4"/>
+              <w:left w:val="none" w:color="auto" w:sz="0"/>
+              <w:bottom w:val="single" w:color="D9D4CB" w:sz="4"/>
+              <w:right w:val="none" w:color="auto" w:sz="0"/>
+            </w:tcBorders>
+            <w:shd w:fill="FBFAF8" w:color="auto" w:val="clear"/>
+            <w:tcMar>
+              <w:top w:type="dxa" w:w="52"/>
+              <w:left w:type="dxa" w:w="100"/>
+              <w:bottom w:type="dxa" w:w="52"/>
+              <w:right w:type="dxa" w:w="100"/>
+            </w:tcMar>
+            <w:vAlign w:val="center"/>
+          </w:tcPr>
+          <w:p>
+            <w:pPr>
+              <w:spacing w:after="0" w:line="240" w:lineRule="auto"/>
+              <w:jc w:val="center"/>
+            </w:pPr>
+            <w:hyperlink w:history="1" r:id="rIdgedvp0zqplowkzbsgfe7h">
               <w:r>
                 <w:rPr>
                   <w:rFonts w:ascii="Arial" w:cs="Arial" w:eastAsia="Arial" w:hAnsi="Arial"/>
@@ -23739,14 +21001,13 @@
       <w:tr>
         <w:tc>
           <w:tcPr>
-            <w:tcW w:type="dxa" w:w="2500"/>
-            <w:tcBorders>
-              <w:top w:val="single" w:color="D9D4CB" w:sz="4"/>
-              <w:left w:val="none" w:color="auto" w:sz="0"/>
-              <w:bottom w:val="single" w:color="D9D4CB" w:sz="4"/>
-              <w:right w:val="none" w:color="auto" w:sz="0"/>
-            </w:tcBorders>
-            <w:shd w:fill="FBFAF8" w:color="auto" w:val="clear"/>
+            <w:tcW w:type="dxa" w:w="2180"/>
+            <w:tcBorders>
+              <w:top w:val="single" w:color="D9D4CB" w:sz="4"/>
+              <w:left w:val="none" w:color="auto" w:sz="0"/>
+              <w:bottom w:val="single" w:color="D9D4CB" w:sz="4"/>
+              <w:right w:val="none" w:color="auto" w:sz="0"/>
+            </w:tcBorders>
             <w:tcMar>
               <w:top w:type="dxa" w:w="52"/>
               <w:left w:type="dxa" w:w="100"/>
@@ -23771,96 +21032,93 @@
                 <w:sz w:val="17"/>
                 <w:szCs w:val="17"/>
               </w:rPr>
-              <w:t xml:space="preserve">ЖК «Новые Черемушки» · дизайнерский</w:t>
-            </w:r>
-          </w:p>
-        </w:tc>
-        <w:tc>
-          <w:tcPr>
-            <w:tcW w:type="dxa" w:w="1050"/>
-            <w:tcBorders>
-              <w:top w:val="single" w:color="D9D4CB" w:sz="4"/>
-              <w:left w:val="none" w:color="auto" w:sz="0"/>
-              <w:bottom w:val="single" w:color="D9D4CB" w:sz="4"/>
-              <w:right w:val="none" w:color="auto" w:sz="0"/>
-            </w:tcBorders>
-            <w:shd w:fill="FBFAF8" w:color="auto" w:val="clear"/>
-            <w:tcMar>
-              <w:top w:type="dxa" w:w="52"/>
-              <w:left w:type="dxa" w:w="100"/>
-              <w:bottom w:type="dxa" w:w="52"/>
-              <w:right w:type="dxa" w:w="100"/>
-            </w:tcMar>
-            <w:vAlign w:val="center"/>
-          </w:tcPr>
-          <w:p>
-            <w:pPr>
-              <w:spacing w:after="0" w:line="240" w:lineRule="auto"/>
-              <w:jc w:val="center"/>
-            </w:pPr>
-            <w:r>
-              <w:rPr>
-                <w:rFonts w:ascii="Arial" w:cs="Arial" w:eastAsia="Arial" w:hAnsi="Arial"/>
-                <w:b w:val="false"/>
-                <w:bCs w:val="false"/>
-                <w:i w:val="false"/>
-                <w:iCs w:val="false"/>
-                <w:color w:val="2A2E38"/>
-                <w:sz w:val="17"/>
-                <w:szCs w:val="17"/>
-              </w:rPr>
-              <w:t xml:space="preserve">95,3</w:t>
-            </w:r>
-          </w:p>
-        </w:tc>
-        <w:tc>
-          <w:tcPr>
-            <w:tcW w:type="dxa" w:w="900"/>
-            <w:tcBorders>
-              <w:top w:val="single" w:color="D9D4CB" w:sz="4"/>
-              <w:left w:val="none" w:color="auto" w:sz="0"/>
-              <w:bottom w:val="single" w:color="D9D4CB" w:sz="4"/>
-              <w:right w:val="none" w:color="auto" w:sz="0"/>
-            </w:tcBorders>
-            <w:shd w:fill="FBFAF8" w:color="auto" w:val="clear"/>
-            <w:tcMar>
-              <w:top w:type="dxa" w:w="52"/>
-              <w:left w:type="dxa" w:w="100"/>
-              <w:bottom w:type="dxa" w:w="52"/>
-              <w:right w:type="dxa" w:w="100"/>
-            </w:tcMar>
-            <w:vAlign w:val="center"/>
-          </w:tcPr>
-          <w:p>
-            <w:pPr>
-              <w:spacing w:after="0" w:line="240" w:lineRule="auto"/>
-              <w:jc w:val="center"/>
-            </w:pPr>
-            <w:r>
-              <w:rPr>
-                <w:rFonts w:ascii="Arial" w:cs="Arial" w:eastAsia="Arial" w:hAnsi="Arial"/>
-                <w:b w:val="false"/>
-                <w:bCs w:val="false"/>
-                <w:i w:val="false"/>
-                <w:iCs w:val="false"/>
-                <w:color w:val="2A2E38"/>
-                <w:sz w:val="17"/>
-                <w:szCs w:val="17"/>
-              </w:rPr>
-              <w:t xml:space="preserve">5/36</w:t>
-            </w:r>
-          </w:p>
-        </w:tc>
-        <w:tc>
-          <w:tcPr>
-            <w:tcW w:type="dxa" w:w="1050"/>
-            <w:tcBorders>
-              <w:top w:val="single" w:color="D9D4CB" w:sz="4"/>
-              <w:left w:val="none" w:color="auto" w:sz="0"/>
-              <w:bottom w:val="single" w:color="D9D4CB" w:sz="4"/>
-              <w:right w:val="none" w:color="auto" w:sz="0"/>
-            </w:tcBorders>
-            <w:shd w:fill="FBFAF8" w:color="auto" w:val="clear"/>
+              <w:t xml:space="preserve">ЖК «Новые Черемушки»</w:t>
+            </w:r>
+          </w:p>
+        </w:tc>
+        <w:tc>
+          <w:tcPr>
+            <w:tcW w:type="dxa" w:w="1620"/>
+            <w:tcBorders>
+              <w:top w:val="single" w:color="D9D4CB" w:sz="4"/>
+              <w:left w:val="none" w:color="auto" w:sz="0"/>
+              <w:bottom w:val="single" w:color="D9D4CB" w:sz="4"/>
+              <w:right w:val="none" w:color="auto" w:sz="0"/>
+            </w:tcBorders>
+            <w:tcMar>
+              <w:top w:type="dxa" w:w="52"/>
+              <w:left w:type="dxa" w:w="100"/>
+              <w:bottom w:type="dxa" w:w="52"/>
+              <w:right w:type="dxa" w:w="100"/>
+            </w:tcMar>
+            <w:vAlign w:val="center"/>
+          </w:tcPr>
+          <w:p>
+            <w:pPr>
+              <w:spacing w:after="0" w:line="240" w:lineRule="auto"/>
+              <w:jc w:val="center"/>
+            </w:pPr>
+            <w:r>
+              <w:rPr>
+                <w:rFonts w:ascii="Arial" w:cs="Arial" w:eastAsia="Arial" w:hAnsi="Arial"/>
+                <w:b w:val="false"/>
+                <w:bCs w:val="false"/>
+                <w:i w:val="false"/>
+                <w:iCs w:val="false"/>
+                <w:color w:val="2A2E38"/>
+                <w:sz w:val="17"/>
+                <w:szCs w:val="17"/>
+              </w:rPr>
+              <w:t xml:space="preserve">95,3 м², эт. 5/36</w:t>
+            </w:r>
+          </w:p>
+        </w:tc>
+        <w:tc>
+          <w:tcPr>
+            <w:tcW w:type="dxa" w:w="1500"/>
+            <w:tcBorders>
+              <w:top w:val="single" w:color="D9D4CB" w:sz="4"/>
+              <w:left w:val="none" w:color="auto" w:sz="0"/>
+              <w:bottom w:val="single" w:color="D9D4CB" w:sz="4"/>
+              <w:right w:val="none" w:color="auto" w:sz="0"/>
+            </w:tcBorders>
+            <w:tcMar>
+              <w:top w:type="dxa" w:w="52"/>
+              <w:left w:type="dxa" w:w="100"/>
+              <w:bottom w:type="dxa" w:w="52"/>
+              <w:right w:type="dxa" w:w="100"/>
+            </w:tcMar>
+            <w:vAlign w:val="center"/>
+          </w:tcPr>
+          <w:p>
+            <w:pPr>
+              <w:spacing w:after="0" w:line="240" w:lineRule="auto"/>
+              <w:jc w:val="center"/>
+            </w:pPr>
+            <w:r>
+              <w:rPr>
+                <w:rFonts w:ascii="Arial" w:cs="Arial" w:eastAsia="Arial" w:hAnsi="Arial"/>
+                <w:b w:val="false"/>
+                <w:bCs w:val="false"/>
+                <w:i w:val="false"/>
+                <w:iCs w:val="false"/>
+                <w:color w:val="2A2E38"/>
+                <w:sz w:val="17"/>
+                <w:szCs w:val="17"/>
+              </w:rPr>
+              <w:t xml:space="preserve">Дизайнерский</w:t>
+            </w:r>
+          </w:p>
+        </w:tc>
+        <w:tc>
+          <w:tcPr>
+            <w:tcW w:type="dxa" w:w="1000"/>
+            <w:tcBorders>
+              <w:top w:val="single" w:color="D9D4CB" w:sz="4"/>
+              <w:left w:val="none" w:color="auto" w:sz="0"/>
+              <w:bottom w:val="single" w:color="D9D4CB" w:sz="4"/>
+              <w:right w:val="none" w:color="auto" w:sz="0"/>
+            </w:tcBorders>
             <w:tcMar>
               <w:top w:type="dxa" w:w="52"/>
               <w:left w:type="dxa" w:w="100"/>
@@ -23891,14 +21149,13 @@
         </w:tc>
         <w:tc>
           <w:tcPr>
-            <w:tcW w:type="dxa" w:w="2600"/>
-            <w:tcBorders>
-              <w:top w:val="single" w:color="D9D4CB" w:sz="4"/>
-              <w:left w:val="none" w:color="auto" w:sz="0"/>
-              <w:bottom w:val="single" w:color="D9D4CB" w:sz="4"/>
-              <w:right w:val="none" w:color="auto" w:sz="0"/>
-            </w:tcBorders>
-            <w:shd w:fill="FBFAF8" w:color="auto" w:val="clear"/>
+            <w:tcW w:type="dxa" w:w="1900"/>
+            <w:tcBorders>
+              <w:top w:val="single" w:color="D9D4CB" w:sz="4"/>
+              <w:left w:val="none" w:color="auto" w:sz="0"/>
+              <w:bottom w:val="single" w:color="D9D4CB" w:sz="4"/>
+              <w:right w:val="none" w:color="auto" w:sz="0"/>
+            </w:tcBorders>
             <w:tcMar>
               <w:top w:type="dxa" w:w="52"/>
               <w:left w:type="dxa" w:w="100"/>
@@ -23929,28 +21186,27 @@
         </w:tc>
         <w:tc>
           <w:tcPr>
-            <w:tcW w:type="dxa" w:w="1538"/>
-            <w:tcBorders>
-              <w:top w:val="single" w:color="D9D4CB" w:sz="4"/>
-              <w:left w:val="none" w:color="auto" w:sz="0"/>
-              <w:bottom w:val="single" w:color="D9D4CB" w:sz="4"/>
-              <w:right w:val="none" w:color="auto" w:sz="0"/>
-            </w:tcBorders>
-            <w:shd w:fill="FBFAF8" w:color="auto" w:val="clear"/>
-            <w:tcMar>
-              <w:top w:type="dxa" w:w="52"/>
-              <w:left w:type="dxa" w:w="100"/>
-              <w:bottom w:type="dxa" w:w="52"/>
-              <w:right w:type="dxa" w:w="100"/>
-            </w:tcMar>
-            <w:vAlign w:val="center"/>
-          </w:tcPr>
-          <w:p>
-            <w:pPr>
-              <w:spacing w:after="0" w:line="240" w:lineRule="auto"/>
-              <w:jc w:val="center"/>
-            </w:pPr>
-            <w:hyperlink w:history="1" r:id="rId8tzghjo7yp4wfmelg-nhg">
+            <w:tcW w:type="dxa" w:w="1438"/>
+            <w:tcBorders>
+              <w:top w:val="single" w:color="D9D4CB" w:sz="4"/>
+              <w:left w:val="none" w:color="auto" w:sz="0"/>
+              <w:bottom w:val="single" w:color="D9D4CB" w:sz="4"/>
+              <w:right w:val="none" w:color="auto" w:sz="0"/>
+            </w:tcBorders>
+            <w:tcMar>
+              <w:top w:type="dxa" w:w="52"/>
+              <w:left w:type="dxa" w:w="100"/>
+              <w:bottom w:type="dxa" w:w="52"/>
+              <w:right w:type="dxa" w:w="100"/>
+            </w:tcMar>
+            <w:vAlign w:val="center"/>
+          </w:tcPr>
+          <w:p>
+            <w:pPr>
+              <w:spacing w:after="0" w:line="240" w:lineRule="auto"/>
+              <w:jc w:val="center"/>
+            </w:pPr>
+            <w:hyperlink w:history="1" r:id="rIdwt0xbpdgfc4r4z58h4h1z">
               <w:r>
                 <w:rPr>
                   <w:rFonts w:ascii="Arial" w:cs="Arial" w:eastAsia="Arial" w:hAnsi="Arial"/>
@@ -23971,13 +21227,14 @@
       <w:tr>
         <w:tc>
           <w:tcPr>
-            <w:tcW w:type="dxa" w:w="2500"/>
-            <w:tcBorders>
-              <w:top w:val="single" w:color="D9D4CB" w:sz="4"/>
-              <w:left w:val="none" w:color="auto" w:sz="0"/>
-              <w:bottom w:val="single" w:color="D9D4CB" w:sz="4"/>
-              <w:right w:val="none" w:color="auto" w:sz="0"/>
-            </w:tcBorders>
+            <w:tcW w:type="dxa" w:w="2180"/>
+            <w:tcBorders>
+              <w:top w:val="single" w:color="D9D4CB" w:sz="4"/>
+              <w:left w:val="none" w:color="auto" w:sz="0"/>
+              <w:bottom w:val="single" w:color="D9D4CB" w:sz="4"/>
+              <w:right w:val="none" w:color="auto" w:sz="0"/>
+            </w:tcBorders>
+            <w:shd w:fill="FBFAF8" w:color="auto" w:val="clear"/>
             <w:tcMar>
               <w:top w:type="dxa" w:w="52"/>
               <w:left w:type="dxa" w:w="100"/>
@@ -24002,181 +21259,644 @@
                 <w:sz w:val="17"/>
                 <w:szCs w:val="17"/>
               </w:rPr>
-              <w:t xml:space="preserve">Академика Пилюгина, 4 · евроремонт</w:t>
-            </w:r>
-          </w:p>
-        </w:tc>
-        <w:tc>
-          <w:tcPr>
-            <w:tcW w:type="dxa" w:w="1050"/>
-            <w:tcBorders>
-              <w:top w:val="single" w:color="D9D4CB" w:sz="4"/>
-              <w:left w:val="none" w:color="auto" w:sz="0"/>
-              <w:bottom w:val="single" w:color="D9D4CB" w:sz="4"/>
-              <w:right w:val="none" w:color="auto" w:sz="0"/>
-            </w:tcBorders>
-            <w:tcMar>
-              <w:top w:type="dxa" w:w="52"/>
-              <w:left w:type="dxa" w:w="100"/>
-              <w:bottom w:type="dxa" w:w="52"/>
-              <w:right w:type="dxa" w:w="100"/>
-            </w:tcMar>
-            <w:vAlign w:val="center"/>
-          </w:tcPr>
-          <w:p>
-            <w:pPr>
-              <w:spacing w:after="0" w:line="240" w:lineRule="auto"/>
-              <w:jc w:val="center"/>
-            </w:pPr>
-            <w:r>
-              <w:rPr>
-                <w:rFonts w:ascii="Arial" w:cs="Arial" w:eastAsia="Arial" w:hAnsi="Arial"/>
-                <w:b w:val="false"/>
-                <w:bCs w:val="false"/>
-                <w:i w:val="false"/>
-                <w:iCs w:val="false"/>
-                <w:color w:val="2A2E38"/>
-                <w:sz w:val="17"/>
-                <w:szCs w:val="17"/>
-              </w:rPr>
-              <w:t xml:space="preserve">96,1</w:t>
-            </w:r>
-          </w:p>
-        </w:tc>
-        <w:tc>
-          <w:tcPr>
-            <w:tcW w:type="dxa" w:w="900"/>
-            <w:tcBorders>
-              <w:top w:val="single" w:color="D9D4CB" w:sz="4"/>
-              <w:left w:val="none" w:color="auto" w:sz="0"/>
-              <w:bottom w:val="single" w:color="D9D4CB" w:sz="4"/>
-              <w:right w:val="none" w:color="auto" w:sz="0"/>
-            </w:tcBorders>
-            <w:tcMar>
-              <w:top w:type="dxa" w:w="52"/>
-              <w:left w:type="dxa" w:w="100"/>
-              <w:bottom w:type="dxa" w:w="52"/>
-              <w:right w:type="dxa" w:w="100"/>
-            </w:tcMar>
-            <w:vAlign w:val="center"/>
-          </w:tcPr>
-          <w:p>
-            <w:pPr>
-              <w:spacing w:after="0" w:line="240" w:lineRule="auto"/>
-              <w:jc w:val="center"/>
-            </w:pPr>
-            <w:r>
-              <w:rPr>
-                <w:rFonts w:ascii="Arial" w:cs="Arial" w:eastAsia="Arial" w:hAnsi="Arial"/>
-                <w:b w:val="false"/>
-                <w:bCs w:val="false"/>
-                <w:i w:val="false"/>
-                <w:iCs w:val="false"/>
-                <w:color w:val="2A2E38"/>
-                <w:sz w:val="17"/>
-                <w:szCs w:val="17"/>
-              </w:rPr>
-              <w:t xml:space="preserve">10/17</w:t>
-            </w:r>
-          </w:p>
-        </w:tc>
-        <w:tc>
-          <w:tcPr>
-            <w:tcW w:type="dxa" w:w="1050"/>
-            <w:tcBorders>
-              <w:top w:val="single" w:color="D9D4CB" w:sz="4"/>
-              <w:left w:val="none" w:color="auto" w:sz="0"/>
-              <w:bottom w:val="single" w:color="D9D4CB" w:sz="4"/>
-              <w:right w:val="none" w:color="auto" w:sz="0"/>
-            </w:tcBorders>
-            <w:tcMar>
-              <w:top w:type="dxa" w:w="52"/>
-              <w:left w:type="dxa" w:w="100"/>
-              <w:bottom w:type="dxa" w:w="52"/>
-              <w:right w:type="dxa" w:w="100"/>
-            </w:tcMar>
-            <w:vAlign w:val="center"/>
-          </w:tcPr>
-          <w:p>
-            <w:pPr>
-              <w:spacing w:after="0" w:line="240" w:lineRule="auto"/>
-              <w:jc w:val="center"/>
-            </w:pPr>
-            <w:r>
-              <w:rPr>
-                <w:rFonts w:ascii="Arial" w:cs="Arial" w:eastAsia="Arial" w:hAnsi="Arial"/>
-                <w:b w:val="false"/>
-                <w:bCs w:val="false"/>
-                <w:i w:val="false"/>
-                <w:iCs w:val="false"/>
-                <w:color w:val="2A2E38"/>
-                <w:sz w:val="17"/>
-                <w:szCs w:val="17"/>
-              </w:rPr>
-              <w:t xml:space="preserve">51,4</w:t>
-            </w:r>
-          </w:p>
-        </w:tc>
-        <w:tc>
-          <w:tcPr>
-            <w:tcW w:type="dxa" w:w="2600"/>
-            <w:tcBorders>
-              <w:top w:val="single" w:color="D9D4CB" w:sz="4"/>
-              <w:left w:val="none" w:color="auto" w:sz="0"/>
-              <w:bottom w:val="single" w:color="D9D4CB" w:sz="4"/>
-              <w:right w:val="none" w:color="auto" w:sz="0"/>
-            </w:tcBorders>
-            <w:tcMar>
-              <w:top w:type="dxa" w:w="52"/>
-              <w:left w:type="dxa" w:w="100"/>
-              <w:bottom w:type="dxa" w:w="52"/>
-              <w:right w:type="dxa" w:w="100"/>
-            </w:tcMar>
-            <w:vAlign w:val="center"/>
-          </w:tcPr>
-          <w:p>
-            <w:pPr>
-              <w:spacing w:after="0" w:line="240" w:lineRule="auto"/>
-              <w:jc w:val="center"/>
-            </w:pPr>
-            <w:r>
-              <w:rPr>
-                <w:rFonts w:ascii="Arial" w:cs="Arial" w:eastAsia="Arial" w:hAnsi="Arial"/>
-                <w:b w:val="false"/>
-                <w:bCs w:val="false"/>
-                <w:i w:val="false"/>
-                <w:iCs w:val="false"/>
-                <w:color w:val="2A2E38"/>
-                <w:sz w:val="17"/>
-                <w:szCs w:val="17"/>
-              </w:rPr>
-              <w:t xml:space="preserve">+16,6 м² · −17,5 млн ₽</w:t>
-            </w:r>
-          </w:p>
-        </w:tc>
-        <w:tc>
-          <w:tcPr>
-            <w:tcW w:type="dxa" w:w="1538"/>
-            <w:tcBorders>
-              <w:top w:val="single" w:color="D9D4CB" w:sz="4"/>
-              <w:left w:val="none" w:color="auto" w:sz="0"/>
-              <w:bottom w:val="single" w:color="D9D4CB" w:sz="4"/>
-              <w:right w:val="none" w:color="auto" w:sz="0"/>
-            </w:tcBorders>
-            <w:tcMar>
-              <w:top w:type="dxa" w:w="52"/>
-              <w:left w:type="dxa" w:w="100"/>
-              <w:bottom w:type="dxa" w:w="52"/>
-              <w:right w:type="dxa" w:w="100"/>
-            </w:tcMar>
-            <w:vAlign w:val="center"/>
-          </w:tcPr>
-          <w:p>
-            <w:pPr>
-              <w:spacing w:after="0" w:line="240" w:lineRule="auto"/>
-              <w:jc w:val="center"/>
-            </w:pPr>
-            <w:hyperlink w:history="1" r:id="rIdmtmw1pgwn0ctva4qxdjvp">
+              <w:t xml:space="preserve">Новочерёмушкинская, 17</w:t>
+            </w:r>
+          </w:p>
+        </w:tc>
+        <w:tc>
+          <w:tcPr>
+            <w:tcW w:type="dxa" w:w="1620"/>
+            <w:tcBorders>
+              <w:top w:val="single" w:color="D9D4CB" w:sz="4"/>
+              <w:left w:val="none" w:color="auto" w:sz="0"/>
+              <w:bottom w:val="single" w:color="D9D4CB" w:sz="4"/>
+              <w:right w:val="none" w:color="auto" w:sz="0"/>
+            </w:tcBorders>
+            <w:shd w:fill="FBFAF8" w:color="auto" w:val="clear"/>
+            <w:tcMar>
+              <w:top w:type="dxa" w:w="52"/>
+              <w:left w:type="dxa" w:w="100"/>
+              <w:bottom w:type="dxa" w:w="52"/>
+              <w:right w:type="dxa" w:w="100"/>
+            </w:tcMar>
+            <w:vAlign w:val="center"/>
+          </w:tcPr>
+          <w:p>
+            <w:pPr>
+              <w:spacing w:after="0" w:line="240" w:lineRule="auto"/>
+              <w:jc w:val="center"/>
+            </w:pPr>
+            <w:r>
+              <w:rPr>
+                <w:rFonts w:ascii="Arial" w:cs="Arial" w:eastAsia="Arial" w:hAnsi="Arial"/>
+                <w:b w:val="false"/>
+                <w:bCs w:val="false"/>
+                <w:i w:val="false"/>
+                <w:iCs w:val="false"/>
+                <w:color w:val="2A2E38"/>
+                <w:sz w:val="17"/>
+                <w:szCs w:val="17"/>
+              </w:rPr>
+              <w:t xml:space="preserve">71,0 м², эт. 15/22</w:t>
+            </w:r>
+          </w:p>
+        </w:tc>
+        <w:tc>
+          <w:tcPr>
+            <w:tcW w:type="dxa" w:w="1500"/>
+            <w:tcBorders>
+              <w:top w:val="single" w:color="D9D4CB" w:sz="4"/>
+              <w:left w:val="none" w:color="auto" w:sz="0"/>
+              <w:bottom w:val="single" w:color="D9D4CB" w:sz="4"/>
+              <w:right w:val="none" w:color="auto" w:sz="0"/>
+            </w:tcBorders>
+            <w:shd w:fill="FBFAF8" w:color="auto" w:val="clear"/>
+            <w:tcMar>
+              <w:top w:type="dxa" w:w="52"/>
+              <w:left w:type="dxa" w:w="100"/>
+              <w:bottom w:type="dxa" w:w="52"/>
+              <w:right w:type="dxa" w:w="100"/>
+            </w:tcMar>
+            <w:vAlign w:val="center"/>
+          </w:tcPr>
+          <w:p>
+            <w:pPr>
+              <w:spacing w:after="0" w:line="240" w:lineRule="auto"/>
+              <w:jc w:val="center"/>
+            </w:pPr>
+            <w:r>
+              <w:rPr>
+                <w:rFonts w:ascii="Arial" w:cs="Arial" w:eastAsia="Arial" w:hAnsi="Arial"/>
+                <w:b w:val="false"/>
+                <w:bCs w:val="false"/>
+                <w:i w:val="false"/>
+                <w:iCs w:val="false"/>
+                <w:color w:val="2A2E38"/>
+                <w:sz w:val="17"/>
+                <w:szCs w:val="17"/>
+              </w:rPr>
+              <w:t xml:space="preserve">не указана</w:t>
+            </w:r>
+          </w:p>
+        </w:tc>
+        <w:tc>
+          <w:tcPr>
+            <w:tcW w:type="dxa" w:w="1000"/>
+            <w:tcBorders>
+              <w:top w:val="single" w:color="D9D4CB" w:sz="4"/>
+              <w:left w:val="none" w:color="auto" w:sz="0"/>
+              <w:bottom w:val="single" w:color="D9D4CB" w:sz="4"/>
+              <w:right w:val="none" w:color="auto" w:sz="0"/>
+            </w:tcBorders>
+            <w:shd w:fill="FBFAF8" w:color="auto" w:val="clear"/>
+            <w:tcMar>
+              <w:top w:type="dxa" w:w="52"/>
+              <w:left w:type="dxa" w:w="100"/>
+              <w:bottom w:type="dxa" w:w="52"/>
+              <w:right w:type="dxa" w:w="100"/>
+            </w:tcMar>
+            <w:vAlign w:val="center"/>
+          </w:tcPr>
+          <w:p>
+            <w:pPr>
+              <w:spacing w:after="0" w:line="240" w:lineRule="auto"/>
+              <w:jc w:val="center"/>
+            </w:pPr>
+            <w:r>
+              <w:rPr>
+                <w:rFonts w:ascii="Arial" w:cs="Arial" w:eastAsia="Arial" w:hAnsi="Arial"/>
+                <w:b w:val="false"/>
+                <w:bCs w:val="false"/>
+                <w:i w:val="false"/>
+                <w:iCs w:val="false"/>
+                <w:color w:val="2A2E38"/>
+                <w:sz w:val="17"/>
+                <w:szCs w:val="17"/>
+              </w:rPr>
+              <w:t xml:space="preserve">54,5</w:t>
+            </w:r>
+          </w:p>
+        </w:tc>
+        <w:tc>
+          <w:tcPr>
+            <w:tcW w:type="dxa" w:w="1900"/>
+            <w:tcBorders>
+              <w:top w:val="single" w:color="D9D4CB" w:sz="4"/>
+              <w:left w:val="none" w:color="auto" w:sz="0"/>
+              <w:bottom w:val="single" w:color="D9D4CB" w:sz="4"/>
+              <w:right w:val="none" w:color="auto" w:sz="0"/>
+            </w:tcBorders>
+            <w:shd w:fill="FBFAF8" w:color="auto" w:val="clear"/>
+            <w:tcMar>
+              <w:top w:type="dxa" w:w="52"/>
+              <w:left w:type="dxa" w:w="100"/>
+              <w:bottom w:type="dxa" w:w="52"/>
+              <w:right w:type="dxa" w:w="100"/>
+            </w:tcMar>
+            <w:vAlign w:val="center"/>
+          </w:tcPr>
+          <w:p>
+            <w:pPr>
+              <w:spacing w:after="0" w:line="240" w:lineRule="auto"/>
+              <w:jc w:val="center"/>
+            </w:pPr>
+            <w:r>
+              <w:rPr>
+                <w:rFonts w:ascii="Arial" w:cs="Arial" w:eastAsia="Arial" w:hAnsi="Arial"/>
+                <w:b w:val="false"/>
+                <w:bCs w:val="false"/>
+                <w:i w:val="false"/>
+                <w:iCs w:val="false"/>
+                <w:color w:val="2A2E38"/>
+                <w:sz w:val="17"/>
+                <w:szCs w:val="17"/>
+              </w:rPr>
+              <w:t xml:space="preserve">−8,5 м² · −14,4 млн ₽</w:t>
+            </w:r>
+          </w:p>
+        </w:tc>
+        <w:tc>
+          <w:tcPr>
+            <w:tcW w:type="dxa" w:w="1438"/>
+            <w:tcBorders>
+              <w:top w:val="single" w:color="D9D4CB" w:sz="4"/>
+              <w:left w:val="none" w:color="auto" w:sz="0"/>
+              <w:bottom w:val="single" w:color="D9D4CB" w:sz="4"/>
+              <w:right w:val="none" w:color="auto" w:sz="0"/>
+            </w:tcBorders>
+            <w:shd w:fill="FBFAF8" w:color="auto" w:val="clear"/>
+            <w:tcMar>
+              <w:top w:type="dxa" w:w="52"/>
+              <w:left w:type="dxa" w:w="100"/>
+              <w:bottom w:type="dxa" w:w="52"/>
+              <w:right w:type="dxa" w:w="100"/>
+            </w:tcMar>
+            <w:vAlign w:val="center"/>
+          </w:tcPr>
+          <w:p>
+            <w:pPr>
+              <w:spacing w:after="0" w:line="240" w:lineRule="auto"/>
+              <w:jc w:val="center"/>
+            </w:pPr>
+            <w:hyperlink w:history="1" r:id="rIdy4jm62k3xkqd4dwkrjknj">
+              <w:r>
+                <w:rPr>
+                  <w:rFonts w:ascii="Arial" w:cs="Arial" w:eastAsia="Arial" w:hAnsi="Arial"/>
+                  <w:b w:val="false"/>
+                  <w:bCs w:val="false"/>
+                  <w:i w:val="false"/>
+                  <w:iCs w:val="false"/>
+                  <w:color w:val="2C5FA8"/>
+                  <w:sz w:val="17"/>
+                  <w:szCs w:val="17"/>
+                </w:rPr>
+                <w:t xml:space="preserve">Циан →</w:t>
+              </w:r>
+            </w:hyperlink>
+          </w:p>
+        </w:tc>
+      </w:tr>
+      <w:tr>
+        <w:tc>
+          <w:tcPr>
+            <w:tcW w:type="dxa" w:w="2180"/>
+            <w:tcBorders>
+              <w:top w:val="single" w:color="D9D4CB" w:sz="4"/>
+              <w:left w:val="none" w:color="auto" w:sz="0"/>
+              <w:bottom w:val="single" w:color="D9D4CB" w:sz="4"/>
+              <w:right w:val="none" w:color="auto" w:sz="0"/>
+            </w:tcBorders>
+            <w:tcMar>
+              <w:top w:type="dxa" w:w="52"/>
+              <w:left w:type="dxa" w:w="100"/>
+              <w:bottom w:type="dxa" w:w="52"/>
+              <w:right w:type="dxa" w:w="100"/>
+            </w:tcMar>
+            <w:vAlign w:val="center"/>
+          </w:tcPr>
+          <w:p>
+            <w:pPr>
+              <w:spacing w:after="0" w:line="240" w:lineRule="auto"/>
+              <w:jc w:val="left"/>
+            </w:pPr>
+            <w:r>
+              <w:rPr>
+                <w:rFonts w:ascii="Arial" w:cs="Arial" w:eastAsia="Arial" w:hAnsi="Arial"/>
+                <w:b/>
+                <w:bCs/>
+                <w:i w:val="false"/>
+                <w:iCs w:val="false"/>
+                <w:color w:val="2A2E38"/>
+                <w:sz w:val="17"/>
+                <w:szCs w:val="17"/>
+              </w:rPr>
+              <w:t xml:space="preserve">ЖК «Левел Академическая»</w:t>
+            </w:r>
+          </w:p>
+        </w:tc>
+        <w:tc>
+          <w:tcPr>
+            <w:tcW w:type="dxa" w:w="1620"/>
+            <w:tcBorders>
+              <w:top w:val="single" w:color="D9D4CB" w:sz="4"/>
+              <w:left w:val="none" w:color="auto" w:sz="0"/>
+              <w:bottom w:val="single" w:color="D9D4CB" w:sz="4"/>
+              <w:right w:val="none" w:color="auto" w:sz="0"/>
+            </w:tcBorders>
+            <w:tcMar>
+              <w:top w:type="dxa" w:w="52"/>
+              <w:left w:type="dxa" w:w="100"/>
+              <w:bottom w:type="dxa" w:w="52"/>
+              <w:right w:type="dxa" w:w="100"/>
+            </w:tcMar>
+            <w:vAlign w:val="center"/>
+          </w:tcPr>
+          <w:p>
+            <w:pPr>
+              <w:spacing w:after="0" w:line="240" w:lineRule="auto"/>
+              <w:jc w:val="center"/>
+            </w:pPr>
+            <w:r>
+              <w:rPr>
+                <w:rFonts w:ascii="Arial" w:cs="Arial" w:eastAsia="Arial" w:hAnsi="Arial"/>
+                <w:b w:val="false"/>
+                <w:bCs w:val="false"/>
+                <w:i w:val="false"/>
+                <w:iCs w:val="false"/>
+                <w:color w:val="2A2E38"/>
+                <w:sz w:val="17"/>
+                <w:szCs w:val="17"/>
+              </w:rPr>
+              <w:t xml:space="preserve">70,8 м², эт. 13/19</w:t>
+            </w:r>
+          </w:p>
+        </w:tc>
+        <w:tc>
+          <w:tcPr>
+            <w:tcW w:type="dxa" w:w="1500"/>
+            <w:tcBorders>
+              <w:top w:val="single" w:color="D9D4CB" w:sz="4"/>
+              <w:left w:val="none" w:color="auto" w:sz="0"/>
+              <w:bottom w:val="single" w:color="D9D4CB" w:sz="4"/>
+              <w:right w:val="none" w:color="auto" w:sz="0"/>
+            </w:tcBorders>
+            <w:tcMar>
+              <w:top w:type="dxa" w:w="52"/>
+              <w:left w:type="dxa" w:w="100"/>
+              <w:bottom w:type="dxa" w:w="52"/>
+              <w:right w:type="dxa" w:w="100"/>
+            </w:tcMar>
+            <w:vAlign w:val="center"/>
+          </w:tcPr>
+          <w:p>
+            <w:pPr>
+              <w:spacing w:after="0" w:line="240" w:lineRule="auto"/>
+              <w:jc w:val="center"/>
+            </w:pPr>
+            <w:r>
+              <w:rPr>
+                <w:rFonts w:ascii="Arial" w:cs="Arial" w:eastAsia="Arial" w:hAnsi="Arial"/>
+                <w:b w:val="false"/>
+                <w:bCs w:val="false"/>
+                <w:i w:val="false"/>
+                <w:iCs w:val="false"/>
+                <w:color w:val="2A2E38"/>
+                <w:sz w:val="17"/>
+                <w:szCs w:val="17"/>
+              </w:rPr>
+              <w:t xml:space="preserve">бетон</w:t>
+            </w:r>
+          </w:p>
+        </w:tc>
+        <w:tc>
+          <w:tcPr>
+            <w:tcW w:type="dxa" w:w="1000"/>
+            <w:tcBorders>
+              <w:top w:val="single" w:color="D9D4CB" w:sz="4"/>
+              <w:left w:val="none" w:color="auto" w:sz="0"/>
+              <w:bottom w:val="single" w:color="D9D4CB" w:sz="4"/>
+              <w:right w:val="none" w:color="auto" w:sz="0"/>
+            </w:tcBorders>
+            <w:tcMar>
+              <w:top w:type="dxa" w:w="52"/>
+              <w:left w:type="dxa" w:w="100"/>
+              <w:bottom w:type="dxa" w:w="52"/>
+              <w:right w:type="dxa" w:w="100"/>
+            </w:tcMar>
+            <w:vAlign w:val="center"/>
+          </w:tcPr>
+          <w:p>
+            <w:pPr>
+              <w:spacing w:after="0" w:line="240" w:lineRule="auto"/>
+              <w:jc w:val="center"/>
+            </w:pPr>
+            <w:r>
+              <w:rPr>
+                <w:rFonts w:ascii="Arial" w:cs="Arial" w:eastAsia="Arial" w:hAnsi="Arial"/>
+                <w:b w:val="false"/>
+                <w:bCs w:val="false"/>
+                <w:i w:val="false"/>
+                <w:iCs w:val="false"/>
+                <w:color w:val="2A2E38"/>
+                <w:sz w:val="17"/>
+                <w:szCs w:val="17"/>
+              </w:rPr>
+              <w:t xml:space="preserve">50,0</w:t>
+            </w:r>
+          </w:p>
+        </w:tc>
+        <w:tc>
+          <w:tcPr>
+            <w:tcW w:type="dxa" w:w="1900"/>
+            <w:tcBorders>
+              <w:top w:val="single" w:color="D9D4CB" w:sz="4"/>
+              <w:left w:val="none" w:color="auto" w:sz="0"/>
+              <w:bottom w:val="single" w:color="D9D4CB" w:sz="4"/>
+              <w:right w:val="none" w:color="auto" w:sz="0"/>
+            </w:tcBorders>
+            <w:tcMar>
+              <w:top w:type="dxa" w:w="52"/>
+              <w:left w:type="dxa" w:w="100"/>
+              <w:bottom w:type="dxa" w:w="52"/>
+              <w:right w:type="dxa" w:w="100"/>
+            </w:tcMar>
+            <w:vAlign w:val="center"/>
+          </w:tcPr>
+          <w:p>
+            <w:pPr>
+              <w:spacing w:after="0" w:line="240" w:lineRule="auto"/>
+              <w:jc w:val="center"/>
+            </w:pPr>
+            <w:r>
+              <w:rPr>
+                <w:rFonts w:ascii="Arial" w:cs="Arial" w:eastAsia="Arial" w:hAnsi="Arial"/>
+                <w:b w:val="false"/>
+                <w:bCs w:val="false"/>
+                <w:i w:val="false"/>
+                <w:iCs w:val="false"/>
+                <w:color w:val="2A2E38"/>
+                <w:sz w:val="17"/>
+                <w:szCs w:val="17"/>
+              </w:rPr>
+              <w:t xml:space="preserve">−8,7 м² · −18,9 млн ₽</w:t>
+            </w:r>
+          </w:p>
+        </w:tc>
+        <w:tc>
+          <w:tcPr>
+            <w:tcW w:type="dxa" w:w="1438"/>
+            <w:tcBorders>
+              <w:top w:val="single" w:color="D9D4CB" w:sz="4"/>
+              <w:left w:val="none" w:color="auto" w:sz="0"/>
+              <w:bottom w:val="single" w:color="D9D4CB" w:sz="4"/>
+              <w:right w:val="none" w:color="auto" w:sz="0"/>
+            </w:tcBorders>
+            <w:tcMar>
+              <w:top w:type="dxa" w:w="52"/>
+              <w:left w:type="dxa" w:w="100"/>
+              <w:bottom w:type="dxa" w:w="52"/>
+              <w:right w:type="dxa" w:w="100"/>
+            </w:tcMar>
+            <w:vAlign w:val="center"/>
+          </w:tcPr>
+          <w:p>
+            <w:pPr>
+              <w:spacing w:after="0" w:line="240" w:lineRule="auto"/>
+              <w:jc w:val="center"/>
+            </w:pPr>
+            <w:hyperlink w:history="1" r:id="rId9ge6erjhhffndofo11ptj">
+              <w:r>
+                <w:rPr>
+                  <w:rFonts w:ascii="Arial" w:cs="Arial" w:eastAsia="Arial" w:hAnsi="Arial"/>
+                  <w:b w:val="false"/>
+                  <w:bCs w:val="false"/>
+                  <w:i w:val="false"/>
+                  <w:iCs w:val="false"/>
+                  <w:color w:val="2C5FA8"/>
+                  <w:sz w:val="17"/>
+                  <w:szCs w:val="17"/>
+                </w:rPr>
+                <w:t xml:space="preserve">Циан →</w:t>
+              </w:r>
+            </w:hyperlink>
+          </w:p>
+        </w:tc>
+      </w:tr>
+      <w:tr>
+        <w:tc>
+          <w:tcPr>
+            <w:tcW w:type="dxa" w:w="2180"/>
+            <w:tcBorders>
+              <w:top w:val="single" w:color="D9D4CB" w:sz="4"/>
+              <w:left w:val="none" w:color="auto" w:sz="0"/>
+              <w:bottom w:val="single" w:color="D9D4CB" w:sz="4"/>
+              <w:right w:val="none" w:color="auto" w:sz="0"/>
+            </w:tcBorders>
+            <w:shd w:fill="FBFAF8" w:color="auto" w:val="clear"/>
+            <w:tcMar>
+              <w:top w:type="dxa" w:w="52"/>
+              <w:left w:type="dxa" w:w="100"/>
+              <w:bottom w:type="dxa" w:w="52"/>
+              <w:right w:type="dxa" w:w="100"/>
+            </w:tcMar>
+            <w:vAlign w:val="center"/>
+          </w:tcPr>
+          <w:p>
+            <w:pPr>
+              <w:spacing w:after="0" w:line="240" w:lineRule="auto"/>
+              <w:jc w:val="left"/>
+            </w:pPr>
+            <w:r>
+              <w:rPr>
+                <w:rFonts w:ascii="Arial" w:cs="Arial" w:eastAsia="Arial" w:hAnsi="Arial"/>
+                <w:b/>
+                <w:bCs/>
+                <w:i w:val="false"/>
+                <w:iCs w:val="false"/>
+                <w:color w:val="2A2E38"/>
+                <w:sz w:val="17"/>
+                <w:szCs w:val="17"/>
+              </w:rPr>
+              <w:t xml:space="preserve">ЖК «Новые Черемушки»</w:t>
+            </w:r>
+          </w:p>
+        </w:tc>
+        <w:tc>
+          <w:tcPr>
+            <w:tcW w:type="dxa" w:w="1620"/>
+            <w:tcBorders>
+              <w:top w:val="single" w:color="D9D4CB" w:sz="4"/>
+              <w:left w:val="none" w:color="auto" w:sz="0"/>
+              <w:bottom w:val="single" w:color="D9D4CB" w:sz="4"/>
+              <w:right w:val="none" w:color="auto" w:sz="0"/>
+            </w:tcBorders>
+            <w:shd w:fill="FBFAF8" w:color="auto" w:val="clear"/>
+            <w:tcMar>
+              <w:top w:type="dxa" w:w="52"/>
+              <w:left w:type="dxa" w:w="100"/>
+              <w:bottom w:type="dxa" w:w="52"/>
+              <w:right w:type="dxa" w:w="100"/>
+            </w:tcMar>
+            <w:vAlign w:val="center"/>
+          </w:tcPr>
+          <w:p>
+            <w:pPr>
+              <w:spacing w:after="0" w:line="240" w:lineRule="auto"/>
+              <w:jc w:val="center"/>
+            </w:pPr>
+            <w:r>
+              <w:rPr>
+                <w:rFonts w:ascii="Arial" w:cs="Arial" w:eastAsia="Arial" w:hAnsi="Arial"/>
+                <w:b w:val="false"/>
+                <w:bCs w:val="false"/>
+                <w:i w:val="false"/>
+                <w:iCs w:val="false"/>
+                <w:color w:val="2A2E38"/>
+                <w:sz w:val="17"/>
+                <w:szCs w:val="17"/>
+              </w:rPr>
+              <w:t xml:space="preserve">81,6 м², эт. 4/36</w:t>
+            </w:r>
+          </w:p>
+        </w:tc>
+        <w:tc>
+          <w:tcPr>
+            <w:tcW w:type="dxa" w:w="1500"/>
+            <w:tcBorders>
+              <w:top w:val="single" w:color="D9D4CB" w:sz="4"/>
+              <w:left w:val="none" w:color="auto" w:sz="0"/>
+              <w:bottom w:val="single" w:color="D9D4CB" w:sz="4"/>
+              <w:right w:val="none" w:color="auto" w:sz="0"/>
+            </w:tcBorders>
+            <w:shd w:fill="FBFAF8" w:color="auto" w:val="clear"/>
+            <w:tcMar>
+              <w:top w:type="dxa" w:w="52"/>
+              <w:left w:type="dxa" w:w="100"/>
+              <w:bottom w:type="dxa" w:w="52"/>
+              <w:right w:type="dxa" w:w="100"/>
+            </w:tcMar>
+            <w:vAlign w:val="center"/>
+          </w:tcPr>
+          <w:p>
+            <w:pPr>
+              <w:spacing w:after="0" w:line="240" w:lineRule="auto"/>
+              <w:jc w:val="center"/>
+            </w:pPr>
+            <w:r>
+              <w:rPr>
+                <w:rFonts w:ascii="Arial" w:cs="Arial" w:eastAsia="Arial" w:hAnsi="Arial"/>
+                <w:b w:val="false"/>
+                <w:bCs w:val="false"/>
+                <w:i w:val="false"/>
+                <w:iCs w:val="false"/>
+                <w:color w:val="2A2E38"/>
+                <w:sz w:val="17"/>
+                <w:szCs w:val="17"/>
+              </w:rPr>
+              <w:t xml:space="preserve">Евроремонт</w:t>
+            </w:r>
+          </w:p>
+        </w:tc>
+        <w:tc>
+          <w:tcPr>
+            <w:tcW w:type="dxa" w:w="1000"/>
+            <w:tcBorders>
+              <w:top w:val="single" w:color="D9D4CB" w:sz="4"/>
+              <w:left w:val="none" w:color="auto" w:sz="0"/>
+              <w:bottom w:val="single" w:color="D9D4CB" w:sz="4"/>
+              <w:right w:val="none" w:color="auto" w:sz="0"/>
+            </w:tcBorders>
+            <w:shd w:fill="FBFAF8" w:color="auto" w:val="clear"/>
+            <w:tcMar>
+              <w:top w:type="dxa" w:w="52"/>
+              <w:left w:type="dxa" w:w="100"/>
+              <w:bottom w:type="dxa" w:w="52"/>
+              <w:right w:type="dxa" w:w="100"/>
+            </w:tcMar>
+            <w:vAlign w:val="center"/>
+          </w:tcPr>
+          <w:p>
+            <w:pPr>
+              <w:spacing w:after="0" w:line="240" w:lineRule="auto"/>
+              <w:jc w:val="center"/>
+            </w:pPr>
+            <w:r>
+              <w:rPr>
+                <w:rFonts w:ascii="Arial" w:cs="Arial" w:eastAsia="Arial" w:hAnsi="Arial"/>
+                <w:b w:val="false"/>
+                <w:bCs w:val="false"/>
+                <w:i w:val="false"/>
+                <w:iCs w:val="false"/>
+                <w:color w:val="2A2E38"/>
+                <w:sz w:val="17"/>
+                <w:szCs w:val="17"/>
+              </w:rPr>
+              <w:t xml:space="preserve">45,0</w:t>
+            </w:r>
+          </w:p>
+        </w:tc>
+        <w:tc>
+          <w:tcPr>
+            <w:tcW w:type="dxa" w:w="1900"/>
+            <w:tcBorders>
+              <w:top w:val="single" w:color="D9D4CB" w:sz="4"/>
+              <w:left w:val="none" w:color="auto" w:sz="0"/>
+              <w:bottom w:val="single" w:color="D9D4CB" w:sz="4"/>
+              <w:right w:val="none" w:color="auto" w:sz="0"/>
+            </w:tcBorders>
+            <w:shd w:fill="FBFAF8" w:color="auto" w:val="clear"/>
+            <w:tcMar>
+              <w:top w:type="dxa" w:w="52"/>
+              <w:left w:type="dxa" w:w="100"/>
+              <w:bottom w:type="dxa" w:w="52"/>
+              <w:right w:type="dxa" w:w="100"/>
+            </w:tcMar>
+            <w:vAlign w:val="center"/>
+          </w:tcPr>
+          <w:p>
+            <w:pPr>
+              <w:spacing w:after="0" w:line="240" w:lineRule="auto"/>
+              <w:jc w:val="center"/>
+            </w:pPr>
+            <w:r>
+              <w:rPr>
+                <w:rFonts w:ascii="Arial" w:cs="Arial" w:eastAsia="Arial" w:hAnsi="Arial"/>
+                <w:b w:val="false"/>
+                <w:bCs w:val="false"/>
+                <w:i w:val="false"/>
+                <w:iCs w:val="false"/>
+                <w:color w:val="2A2E38"/>
+                <w:sz w:val="17"/>
+                <w:szCs w:val="17"/>
+              </w:rPr>
+              <w:t xml:space="preserve">+2,1 м² · −23,9 млн ₽</w:t>
+            </w:r>
+          </w:p>
+        </w:tc>
+        <w:tc>
+          <w:tcPr>
+            <w:tcW w:type="dxa" w:w="1438"/>
+            <w:tcBorders>
+              <w:top w:val="single" w:color="D9D4CB" w:sz="4"/>
+              <w:left w:val="none" w:color="auto" w:sz="0"/>
+              <w:bottom w:val="single" w:color="D9D4CB" w:sz="4"/>
+              <w:right w:val="none" w:color="auto" w:sz="0"/>
+            </w:tcBorders>
+            <w:shd w:fill="FBFAF8" w:color="auto" w:val="clear"/>
+            <w:tcMar>
+              <w:top w:type="dxa" w:w="52"/>
+              <w:left w:type="dxa" w:w="100"/>
+              <w:bottom w:type="dxa" w:w="52"/>
+              <w:right w:type="dxa" w:w="100"/>
+            </w:tcMar>
+            <w:vAlign w:val="center"/>
+          </w:tcPr>
+          <w:p>
+            <w:pPr>
+              <w:spacing w:after="0" w:line="240" w:lineRule="auto"/>
+              <w:jc w:val="center"/>
+            </w:pPr>
+            <w:hyperlink w:history="1" r:id="rIdohk6ueb_n2l5iwx5tyyks">
               <w:r>
                 <w:rPr>
                   <w:rFonts w:ascii="Arial" w:cs="Arial" w:eastAsia="Arial" w:hAnsi="Arial"/>
@@ -24197,14 +21917,13 @@
       <w:tr>
         <w:tc>
           <w:tcPr>
-            <w:tcW w:type="dxa" w:w="2500"/>
-            <w:tcBorders>
-              <w:top w:val="single" w:color="D9D4CB" w:sz="4"/>
-              <w:left w:val="none" w:color="auto" w:sz="0"/>
-              <w:bottom w:val="single" w:color="D9D4CB" w:sz="4"/>
-              <w:right w:val="none" w:color="auto" w:sz="0"/>
-            </w:tcBorders>
-            <w:shd w:fill="FBFAF8" w:color="auto" w:val="clear"/>
+            <w:tcW w:type="dxa" w:w="2180"/>
+            <w:tcBorders>
+              <w:top w:val="single" w:color="D9D4CB" w:sz="4"/>
+              <w:left w:val="none" w:color="auto" w:sz="0"/>
+              <w:bottom w:val="single" w:color="D9D4CB" w:sz="4"/>
+              <w:right w:val="none" w:color="auto" w:sz="0"/>
+            </w:tcBorders>
             <w:tcMar>
               <w:top w:type="dxa" w:w="52"/>
               <w:left w:type="dxa" w:w="100"/>
@@ -24229,13 +21948,202 @@
                 <w:sz w:val="17"/>
                 <w:szCs w:val="17"/>
               </w:rPr>
-              <w:t xml:space="preserve">ЖК «Дирижабль», Профсоюзная, 64 · евроремонт</w:t>
-            </w:r>
-          </w:p>
-        </w:tc>
-        <w:tc>
-          <w:tcPr>
-            <w:tcW w:type="dxa" w:w="1050"/>
+              <w:t xml:space="preserve">ЖК «Файв Тауэрс»</w:t>
+            </w:r>
+          </w:p>
+        </w:tc>
+        <w:tc>
+          <w:tcPr>
+            <w:tcW w:type="dxa" w:w="1620"/>
+            <w:tcBorders>
+              <w:top w:val="single" w:color="D9D4CB" w:sz="4"/>
+              <w:left w:val="none" w:color="auto" w:sz="0"/>
+              <w:bottom w:val="single" w:color="D9D4CB" w:sz="4"/>
+              <w:right w:val="none" w:color="auto" w:sz="0"/>
+            </w:tcBorders>
+            <w:tcMar>
+              <w:top w:type="dxa" w:w="52"/>
+              <w:left w:type="dxa" w:w="100"/>
+              <w:bottom w:type="dxa" w:w="52"/>
+              <w:right w:type="dxa" w:w="100"/>
+            </w:tcMar>
+            <w:vAlign w:val="center"/>
+          </w:tcPr>
+          <w:p>
+            <w:pPr>
+              <w:spacing w:after="0" w:line="240" w:lineRule="auto"/>
+              <w:jc w:val="center"/>
+            </w:pPr>
+            <w:r>
+              <w:rPr>
+                <w:rFonts w:ascii="Arial" w:cs="Arial" w:eastAsia="Arial" w:hAnsi="Arial"/>
+                <w:b w:val="false"/>
+                <w:bCs w:val="false"/>
+                <w:i w:val="false"/>
+                <w:iCs w:val="false"/>
+                <w:color w:val="2A2E38"/>
+                <w:sz w:val="17"/>
+                <w:szCs w:val="17"/>
+              </w:rPr>
+              <w:t xml:space="preserve">79,8 м², эт. 22/73</w:t>
+            </w:r>
+          </w:p>
+        </w:tc>
+        <w:tc>
+          <w:tcPr>
+            <w:tcW w:type="dxa" w:w="1500"/>
+            <w:tcBorders>
+              <w:top w:val="single" w:color="D9D4CB" w:sz="4"/>
+              <w:left w:val="none" w:color="auto" w:sz="0"/>
+              <w:bottom w:val="single" w:color="D9D4CB" w:sz="4"/>
+              <w:right w:val="none" w:color="auto" w:sz="0"/>
+            </w:tcBorders>
+            <w:tcMar>
+              <w:top w:type="dxa" w:w="52"/>
+              <w:left w:type="dxa" w:w="100"/>
+              <w:bottom w:type="dxa" w:w="52"/>
+              <w:right w:type="dxa" w:w="100"/>
+            </w:tcMar>
+            <w:vAlign w:val="center"/>
+          </w:tcPr>
+          <w:p>
+            <w:pPr>
+              <w:spacing w:after="0" w:line="240" w:lineRule="auto"/>
+              <w:jc w:val="center"/>
+            </w:pPr>
+            <w:r>
+              <w:rPr>
+                <w:rFonts w:ascii="Arial" w:cs="Arial" w:eastAsia="Arial" w:hAnsi="Arial"/>
+                <w:b w:val="false"/>
+                <w:bCs w:val="false"/>
+                <w:i w:val="false"/>
+                <w:iCs w:val="false"/>
+                <w:color w:val="2A2E38"/>
+                <w:sz w:val="17"/>
+                <w:szCs w:val="17"/>
+              </w:rPr>
+              <w:t xml:space="preserve">White box</w:t>
+            </w:r>
+          </w:p>
+        </w:tc>
+        <w:tc>
+          <w:tcPr>
+            <w:tcW w:type="dxa" w:w="1000"/>
+            <w:tcBorders>
+              <w:top w:val="single" w:color="D9D4CB" w:sz="4"/>
+              <w:left w:val="none" w:color="auto" w:sz="0"/>
+              <w:bottom w:val="single" w:color="D9D4CB" w:sz="4"/>
+              <w:right w:val="none" w:color="auto" w:sz="0"/>
+            </w:tcBorders>
+            <w:tcMar>
+              <w:top w:type="dxa" w:w="52"/>
+              <w:left w:type="dxa" w:w="100"/>
+              <w:bottom w:type="dxa" w:w="52"/>
+              <w:right w:type="dxa" w:w="100"/>
+            </w:tcMar>
+            <w:vAlign w:val="center"/>
+          </w:tcPr>
+          <w:p>
+            <w:pPr>
+              <w:spacing w:after="0" w:line="240" w:lineRule="auto"/>
+              <w:jc w:val="center"/>
+            </w:pPr>
+            <w:r>
+              <w:rPr>
+                <w:rFonts w:ascii="Arial" w:cs="Arial" w:eastAsia="Arial" w:hAnsi="Arial"/>
+                <w:b w:val="false"/>
+                <w:bCs w:val="false"/>
+                <w:i w:val="false"/>
+                <w:iCs w:val="false"/>
+                <w:color w:val="2A2E38"/>
+                <w:sz w:val="17"/>
+                <w:szCs w:val="17"/>
+              </w:rPr>
+              <w:t xml:space="preserve">43,0</w:t>
+            </w:r>
+          </w:p>
+        </w:tc>
+        <w:tc>
+          <w:tcPr>
+            <w:tcW w:type="dxa" w:w="1900"/>
+            <w:tcBorders>
+              <w:top w:val="single" w:color="D9D4CB" w:sz="4"/>
+              <w:left w:val="none" w:color="auto" w:sz="0"/>
+              <w:bottom w:val="single" w:color="D9D4CB" w:sz="4"/>
+              <w:right w:val="none" w:color="auto" w:sz="0"/>
+            </w:tcBorders>
+            <w:tcMar>
+              <w:top w:type="dxa" w:w="52"/>
+              <w:left w:type="dxa" w:w="100"/>
+              <w:bottom w:type="dxa" w:w="52"/>
+              <w:right w:type="dxa" w:w="100"/>
+            </w:tcMar>
+            <w:vAlign w:val="center"/>
+          </w:tcPr>
+          <w:p>
+            <w:pPr>
+              <w:spacing w:after="0" w:line="240" w:lineRule="auto"/>
+              <w:jc w:val="center"/>
+            </w:pPr>
+            <w:r>
+              <w:rPr>
+                <w:rFonts w:ascii="Arial" w:cs="Arial" w:eastAsia="Arial" w:hAnsi="Arial"/>
+                <w:b w:val="false"/>
+                <w:bCs w:val="false"/>
+                <w:i w:val="false"/>
+                <w:iCs w:val="false"/>
+                <w:color w:val="2A2E38"/>
+                <w:sz w:val="17"/>
+                <w:szCs w:val="17"/>
+              </w:rPr>
+              <w:t xml:space="preserve">+0,3 м² · −25,9 млн ₽</w:t>
+            </w:r>
+          </w:p>
+        </w:tc>
+        <w:tc>
+          <w:tcPr>
+            <w:tcW w:type="dxa" w:w="1438"/>
+            <w:tcBorders>
+              <w:top w:val="single" w:color="D9D4CB" w:sz="4"/>
+              <w:left w:val="none" w:color="auto" w:sz="0"/>
+              <w:bottom w:val="single" w:color="D9D4CB" w:sz="4"/>
+              <w:right w:val="none" w:color="auto" w:sz="0"/>
+            </w:tcBorders>
+            <w:tcMar>
+              <w:top w:type="dxa" w:w="52"/>
+              <w:left w:type="dxa" w:w="100"/>
+              <w:bottom w:type="dxa" w:w="52"/>
+              <w:right w:type="dxa" w:w="100"/>
+            </w:tcMar>
+            <w:vAlign w:val="center"/>
+          </w:tcPr>
+          <w:p>
+            <w:pPr>
+              <w:spacing w:after="0" w:line="240" w:lineRule="auto"/>
+              <w:jc w:val="center"/>
+            </w:pPr>
+            <w:hyperlink w:history="1" r:id="rId7tltfqq_g80bny0wclu1m">
+              <w:r>
+                <w:rPr>
+                  <w:rFonts w:ascii="Arial" w:cs="Arial" w:eastAsia="Arial" w:hAnsi="Arial"/>
+                  <w:b w:val="false"/>
+                  <w:bCs w:val="false"/>
+                  <w:i w:val="false"/>
+                  <w:iCs w:val="false"/>
+                  <w:color w:val="2C5FA8"/>
+                  <w:sz w:val="17"/>
+                  <w:szCs w:val="17"/>
+                </w:rPr>
+                <w:t xml:space="preserve">Циан →</w:t>
+              </w:r>
+            </w:hyperlink>
+          </w:p>
+        </w:tc>
+      </w:tr>
+      <w:tr>
+        <w:tc>
+          <w:tcPr>
+            <w:tcW w:type="dxa" w:w="2180"/>
             <w:tcBorders>
               <w:top w:val="single" w:color="D9D4CB" w:sz="4"/>
               <w:left w:val="none" w:color="auto" w:sz="0"/>
@@ -24254,26 +22162,26 @@
           <w:p>
             <w:pPr>
               <w:spacing w:after="0" w:line="240" w:lineRule="auto"/>
-              <w:jc w:val="center"/>
-            </w:pPr>
-            <w:r>
-              <w:rPr>
-                <w:rFonts w:ascii="Arial" w:cs="Arial" w:eastAsia="Arial" w:hAnsi="Arial"/>
-                <w:b w:val="false"/>
-                <w:bCs w:val="false"/>
-                <w:i w:val="false"/>
-                <w:iCs w:val="false"/>
-                <w:color w:val="2A2E38"/>
-                <w:sz w:val="17"/>
-                <w:szCs w:val="17"/>
-              </w:rPr>
-              <w:t xml:space="preserve">80,0</w:t>
-            </w:r>
-          </w:p>
-        </w:tc>
-        <w:tc>
-          <w:tcPr>
-            <w:tcW w:type="dxa" w:w="900"/>
+              <w:jc w:val="left"/>
+            </w:pPr>
+            <w:r>
+              <w:rPr>
+                <w:rFonts w:ascii="Arial" w:cs="Arial" w:eastAsia="Arial" w:hAnsi="Arial"/>
+                <w:b/>
+                <w:bCs/>
+                <w:i w:val="false"/>
+                <w:iCs w:val="false"/>
+                <w:color w:val="2A2E38"/>
+                <w:sz w:val="17"/>
+                <w:szCs w:val="17"/>
+              </w:rPr>
+              <w:t xml:space="preserve">Вавилова, 52к1</w:t>
+            </w:r>
+          </w:p>
+        </w:tc>
+        <w:tc>
+          <w:tcPr>
+            <w:tcW w:type="dxa" w:w="1620"/>
             <w:tcBorders>
               <w:top w:val="single" w:color="D9D4CB" w:sz="4"/>
               <w:left w:val="none" w:color="auto" w:sz="0"/>
@@ -24305,13 +22213,13 @@
                 <w:sz w:val="17"/>
                 <w:szCs w:val="17"/>
               </w:rPr>
-              <w:t xml:space="preserve">23/40</w:t>
-            </w:r>
-          </w:p>
-        </w:tc>
-        <w:tc>
-          <w:tcPr>
-            <w:tcW w:type="dxa" w:w="1050"/>
+              <w:t xml:space="preserve">63,0 м², эт. 7/11</w:t>
+            </w:r>
+          </w:p>
+        </w:tc>
+        <w:tc>
+          <w:tcPr>
+            <w:tcW w:type="dxa" w:w="1500"/>
             <w:tcBorders>
               <w:top w:val="single" w:color="D9D4CB" w:sz="4"/>
               <w:left w:val="none" w:color="auto" w:sz="0"/>
@@ -24343,13 +22251,13 @@
                 <w:sz w:val="17"/>
                 <w:szCs w:val="17"/>
               </w:rPr>
-              <w:t xml:space="preserve">48,0</w:t>
-            </w:r>
-          </w:p>
-        </w:tc>
-        <w:tc>
-          <w:tcPr>
-            <w:tcW w:type="dxa" w:w="2600"/>
+              <w:t xml:space="preserve">Дизайнерский</w:t>
+            </w:r>
+          </w:p>
+        </w:tc>
+        <w:tc>
+          <w:tcPr>
+            <w:tcW w:type="dxa" w:w="1000"/>
             <w:tcBorders>
               <w:top w:val="single" w:color="D9D4CB" w:sz="4"/>
               <w:left w:val="none" w:color="auto" w:sz="0"/>
@@ -24381,13 +22289,13 @@
                 <w:sz w:val="17"/>
                 <w:szCs w:val="17"/>
               </w:rPr>
-              <w:t xml:space="preserve">+0,5 м² · −20,9 млн ₽</w:t>
-            </w:r>
-          </w:p>
-        </w:tc>
-        <w:tc>
-          <w:tcPr>
-            <w:tcW w:type="dxa" w:w="1538"/>
+              <w:t xml:space="preserve">41,5</w:t>
+            </w:r>
+          </w:p>
+        </w:tc>
+        <w:tc>
+          <w:tcPr>
+            <w:tcW w:type="dxa" w:w="1900"/>
             <w:tcBorders>
               <w:top w:val="single" w:color="D9D4CB" w:sz="4"/>
               <w:left w:val="none" w:color="auto" w:sz="0"/>
@@ -24408,7 +22316,45 @@
               <w:spacing w:after="0" w:line="240" w:lineRule="auto"/>
               <w:jc w:val="center"/>
             </w:pPr>
-            <w:hyperlink w:history="1" r:id="rId3mx6ozh3zq71jrsovk-uc">
+            <w:r>
+              <w:rPr>
+                <w:rFonts w:ascii="Arial" w:cs="Arial" w:eastAsia="Arial" w:hAnsi="Arial"/>
+                <w:b w:val="false"/>
+                <w:bCs w:val="false"/>
+                <w:i w:val="false"/>
+                <w:iCs w:val="false"/>
+                <w:color w:val="2A2E38"/>
+                <w:sz w:val="17"/>
+                <w:szCs w:val="17"/>
+              </w:rPr>
+              <w:t xml:space="preserve">−16,5 м² · −27,4 млн ₽</w:t>
+            </w:r>
+          </w:p>
+        </w:tc>
+        <w:tc>
+          <w:tcPr>
+            <w:tcW w:type="dxa" w:w="1438"/>
+            <w:tcBorders>
+              <w:top w:val="single" w:color="D9D4CB" w:sz="4"/>
+              <w:left w:val="none" w:color="auto" w:sz="0"/>
+              <w:bottom w:val="single" w:color="D9D4CB" w:sz="4"/>
+              <w:right w:val="none" w:color="auto" w:sz="0"/>
+            </w:tcBorders>
+            <w:shd w:fill="FBFAF8" w:color="auto" w:val="clear"/>
+            <w:tcMar>
+              <w:top w:type="dxa" w:w="52"/>
+              <w:left w:type="dxa" w:w="100"/>
+              <w:bottom w:type="dxa" w:w="52"/>
+              <w:right w:type="dxa" w:w="100"/>
+            </w:tcMar>
+            <w:vAlign w:val="center"/>
+          </w:tcPr>
+          <w:p>
+            <w:pPr>
+              <w:spacing w:after="0" w:line="240" w:lineRule="auto"/>
+              <w:jc w:val="center"/>
+            </w:pPr>
+            <w:hyperlink w:history="1" r:id="rId1w3wz0ju7ato-qo-rrtnh">
               <w:r>
                 <w:rPr>
                   <w:rFonts w:ascii="Arial" w:cs="Arial" w:eastAsia="Arial" w:hAnsi="Arial"/>
@@ -24429,7 +22375,7 @@
       <w:tr>
         <w:tc>
           <w:tcPr>
-            <w:tcW w:type="dxa" w:w="2500"/>
+            <w:tcW w:type="dxa" w:w="2180"/>
             <w:tcBorders>
               <w:top w:val="single" w:color="D9D4CB" w:sz="4"/>
               <w:left w:val="none" w:color="auto" w:sz="0"/>
@@ -24460,181 +22406,181 @@
                 <w:sz w:val="17"/>
                 <w:szCs w:val="17"/>
               </w:rPr>
-              <w:t xml:space="preserve">ЖК «Новые Черемушки» · евроремонт</w:t>
-            </w:r>
-          </w:p>
-        </w:tc>
-        <w:tc>
-          <w:tcPr>
-            <w:tcW w:type="dxa" w:w="1050"/>
-            <w:tcBorders>
-              <w:top w:val="single" w:color="D9D4CB" w:sz="4"/>
-              <w:left w:val="none" w:color="auto" w:sz="0"/>
-              <w:bottom w:val="single" w:color="D9D4CB" w:sz="4"/>
-              <w:right w:val="none" w:color="auto" w:sz="0"/>
-            </w:tcBorders>
-            <w:tcMar>
-              <w:top w:type="dxa" w:w="52"/>
-              <w:left w:type="dxa" w:w="100"/>
-              <w:bottom w:type="dxa" w:w="52"/>
-              <w:right w:type="dxa" w:w="100"/>
-            </w:tcMar>
-            <w:vAlign w:val="center"/>
-          </w:tcPr>
-          <w:p>
-            <w:pPr>
-              <w:spacing w:after="0" w:line="240" w:lineRule="auto"/>
-              <w:jc w:val="center"/>
-            </w:pPr>
-            <w:r>
-              <w:rPr>
-                <w:rFonts w:ascii="Arial" w:cs="Arial" w:eastAsia="Arial" w:hAnsi="Arial"/>
-                <w:b w:val="false"/>
-                <w:bCs w:val="false"/>
-                <w:i w:val="false"/>
-                <w:iCs w:val="false"/>
-                <w:color w:val="2A2E38"/>
-                <w:sz w:val="17"/>
-                <w:szCs w:val="17"/>
-              </w:rPr>
-              <w:t xml:space="preserve">81,6</w:t>
-            </w:r>
-          </w:p>
-        </w:tc>
-        <w:tc>
-          <w:tcPr>
-            <w:tcW w:type="dxa" w:w="900"/>
-            <w:tcBorders>
-              <w:top w:val="single" w:color="D9D4CB" w:sz="4"/>
-              <w:left w:val="none" w:color="auto" w:sz="0"/>
-              <w:bottom w:val="single" w:color="D9D4CB" w:sz="4"/>
-              <w:right w:val="none" w:color="auto" w:sz="0"/>
-            </w:tcBorders>
-            <w:tcMar>
-              <w:top w:type="dxa" w:w="52"/>
-              <w:left w:type="dxa" w:w="100"/>
-              <w:bottom w:type="dxa" w:w="52"/>
-              <w:right w:type="dxa" w:w="100"/>
-            </w:tcMar>
-            <w:vAlign w:val="center"/>
-          </w:tcPr>
-          <w:p>
-            <w:pPr>
-              <w:spacing w:after="0" w:line="240" w:lineRule="auto"/>
-              <w:jc w:val="center"/>
-            </w:pPr>
-            <w:r>
-              <w:rPr>
-                <w:rFonts w:ascii="Arial" w:cs="Arial" w:eastAsia="Arial" w:hAnsi="Arial"/>
-                <w:b w:val="false"/>
-                <w:bCs w:val="false"/>
-                <w:i w:val="false"/>
-                <w:iCs w:val="false"/>
-                <w:color w:val="2A2E38"/>
-                <w:sz w:val="17"/>
-                <w:szCs w:val="17"/>
-              </w:rPr>
-              <w:t xml:space="preserve">4/36</w:t>
-            </w:r>
-          </w:p>
-        </w:tc>
-        <w:tc>
-          <w:tcPr>
-            <w:tcW w:type="dxa" w:w="1050"/>
-            <w:tcBorders>
-              <w:top w:val="single" w:color="D9D4CB" w:sz="4"/>
-              <w:left w:val="none" w:color="auto" w:sz="0"/>
-              <w:bottom w:val="single" w:color="D9D4CB" w:sz="4"/>
-              <w:right w:val="none" w:color="auto" w:sz="0"/>
-            </w:tcBorders>
-            <w:tcMar>
-              <w:top w:type="dxa" w:w="52"/>
-              <w:left w:type="dxa" w:w="100"/>
-              <w:bottom w:type="dxa" w:w="52"/>
-              <w:right w:type="dxa" w:w="100"/>
-            </w:tcMar>
-            <w:vAlign w:val="center"/>
-          </w:tcPr>
-          <w:p>
-            <w:pPr>
-              <w:spacing w:after="0" w:line="240" w:lineRule="auto"/>
-              <w:jc w:val="center"/>
-            </w:pPr>
-            <w:r>
-              <w:rPr>
-                <w:rFonts w:ascii="Arial" w:cs="Arial" w:eastAsia="Arial" w:hAnsi="Arial"/>
-                <w:b w:val="false"/>
-                <w:bCs w:val="false"/>
-                <w:i w:val="false"/>
-                <w:iCs w:val="false"/>
-                <w:color w:val="2A2E38"/>
-                <w:sz w:val="17"/>
-                <w:szCs w:val="17"/>
-              </w:rPr>
-              <w:t xml:space="preserve">45,0</w:t>
-            </w:r>
-          </w:p>
-        </w:tc>
-        <w:tc>
-          <w:tcPr>
-            <w:tcW w:type="dxa" w:w="2600"/>
-            <w:tcBorders>
-              <w:top w:val="single" w:color="D9D4CB" w:sz="4"/>
-              <w:left w:val="none" w:color="auto" w:sz="0"/>
-              <w:bottom w:val="single" w:color="D9D4CB" w:sz="4"/>
-              <w:right w:val="none" w:color="auto" w:sz="0"/>
-            </w:tcBorders>
-            <w:tcMar>
-              <w:top w:type="dxa" w:w="52"/>
-              <w:left w:type="dxa" w:w="100"/>
-              <w:bottom w:type="dxa" w:w="52"/>
-              <w:right w:type="dxa" w:w="100"/>
-            </w:tcMar>
-            <w:vAlign w:val="center"/>
-          </w:tcPr>
-          <w:p>
-            <w:pPr>
-              <w:spacing w:after="0" w:line="240" w:lineRule="auto"/>
-              <w:jc w:val="center"/>
-            </w:pPr>
-            <w:r>
-              <w:rPr>
-                <w:rFonts w:ascii="Arial" w:cs="Arial" w:eastAsia="Arial" w:hAnsi="Arial"/>
-                <w:b w:val="false"/>
-                <w:bCs w:val="false"/>
-                <w:i w:val="false"/>
-                <w:iCs w:val="false"/>
-                <w:color w:val="2A2E38"/>
-                <w:sz w:val="17"/>
-                <w:szCs w:val="17"/>
-              </w:rPr>
-              <w:t xml:space="preserve">+2,1 м² · −23,9 млн ₽</w:t>
-            </w:r>
-          </w:p>
-        </w:tc>
-        <w:tc>
-          <w:tcPr>
-            <w:tcW w:type="dxa" w:w="1538"/>
-            <w:tcBorders>
-              <w:top w:val="single" w:color="D9D4CB" w:sz="4"/>
-              <w:left w:val="none" w:color="auto" w:sz="0"/>
-              <w:bottom w:val="single" w:color="D9D4CB" w:sz="4"/>
-              <w:right w:val="none" w:color="auto" w:sz="0"/>
-            </w:tcBorders>
-            <w:tcMar>
-              <w:top w:type="dxa" w:w="52"/>
-              <w:left w:type="dxa" w:w="100"/>
-              <w:bottom w:type="dxa" w:w="52"/>
-              <w:right w:type="dxa" w:w="100"/>
-            </w:tcMar>
-            <w:vAlign w:val="center"/>
-          </w:tcPr>
-          <w:p>
-            <w:pPr>
-              <w:spacing w:after="0" w:line="240" w:lineRule="auto"/>
-              <w:jc w:val="center"/>
-            </w:pPr>
-            <w:hyperlink w:history="1" r:id="rIdbcyc5ydj9mbmdfirigxbw">
+              <w:t xml:space="preserve">ЖК «Новые Черемушки»</w:t>
+            </w:r>
+          </w:p>
+        </w:tc>
+        <w:tc>
+          <w:tcPr>
+            <w:tcW w:type="dxa" w:w="1620"/>
+            <w:tcBorders>
+              <w:top w:val="single" w:color="D9D4CB" w:sz="4"/>
+              <w:left w:val="none" w:color="auto" w:sz="0"/>
+              <w:bottom w:val="single" w:color="D9D4CB" w:sz="4"/>
+              <w:right w:val="none" w:color="auto" w:sz="0"/>
+            </w:tcBorders>
+            <w:tcMar>
+              <w:top w:type="dxa" w:w="52"/>
+              <w:left w:type="dxa" w:w="100"/>
+              <w:bottom w:type="dxa" w:w="52"/>
+              <w:right w:type="dxa" w:w="100"/>
+            </w:tcMar>
+            <w:vAlign w:val="center"/>
+          </w:tcPr>
+          <w:p>
+            <w:pPr>
+              <w:spacing w:after="0" w:line="240" w:lineRule="auto"/>
+              <w:jc w:val="center"/>
+            </w:pPr>
+            <w:r>
+              <w:rPr>
+                <w:rFonts w:ascii="Arial" w:cs="Arial" w:eastAsia="Arial" w:hAnsi="Arial"/>
+                <w:b w:val="false"/>
+                <w:bCs w:val="false"/>
+                <w:i w:val="false"/>
+                <w:iCs w:val="false"/>
+                <w:color w:val="2A2E38"/>
+                <w:sz w:val="17"/>
+                <w:szCs w:val="17"/>
+              </w:rPr>
+              <w:t xml:space="preserve">51,4 м², эт. 6/36</w:t>
+            </w:r>
+          </w:p>
+        </w:tc>
+        <w:tc>
+          <w:tcPr>
+            <w:tcW w:type="dxa" w:w="1500"/>
+            <w:tcBorders>
+              <w:top w:val="single" w:color="D9D4CB" w:sz="4"/>
+              <w:left w:val="none" w:color="auto" w:sz="0"/>
+              <w:bottom w:val="single" w:color="D9D4CB" w:sz="4"/>
+              <w:right w:val="none" w:color="auto" w:sz="0"/>
+            </w:tcBorders>
+            <w:tcMar>
+              <w:top w:type="dxa" w:w="52"/>
+              <w:left w:type="dxa" w:w="100"/>
+              <w:bottom w:type="dxa" w:w="52"/>
+              <w:right w:type="dxa" w:w="100"/>
+            </w:tcMar>
+            <w:vAlign w:val="center"/>
+          </w:tcPr>
+          <w:p>
+            <w:pPr>
+              <w:spacing w:after="0" w:line="240" w:lineRule="auto"/>
+              <w:jc w:val="center"/>
+            </w:pPr>
+            <w:r>
+              <w:rPr>
+                <w:rFonts w:ascii="Arial" w:cs="Arial" w:eastAsia="Arial" w:hAnsi="Arial"/>
+                <w:b w:val="false"/>
+                <w:bCs w:val="false"/>
+                <w:i w:val="false"/>
+                <w:iCs w:val="false"/>
+                <w:color w:val="2A2E38"/>
+                <w:sz w:val="17"/>
+                <w:szCs w:val="17"/>
+              </w:rPr>
+              <w:t xml:space="preserve">Евроремонт</w:t>
+            </w:r>
+          </w:p>
+        </w:tc>
+        <w:tc>
+          <w:tcPr>
+            <w:tcW w:type="dxa" w:w="1000"/>
+            <w:tcBorders>
+              <w:top w:val="single" w:color="D9D4CB" w:sz="4"/>
+              <w:left w:val="none" w:color="auto" w:sz="0"/>
+              <w:bottom w:val="single" w:color="D9D4CB" w:sz="4"/>
+              <w:right w:val="none" w:color="auto" w:sz="0"/>
+            </w:tcBorders>
+            <w:tcMar>
+              <w:top w:type="dxa" w:w="52"/>
+              <w:left w:type="dxa" w:w="100"/>
+              <w:bottom w:type="dxa" w:w="52"/>
+              <w:right w:type="dxa" w:w="100"/>
+            </w:tcMar>
+            <w:vAlign w:val="center"/>
+          </w:tcPr>
+          <w:p>
+            <w:pPr>
+              <w:spacing w:after="0" w:line="240" w:lineRule="auto"/>
+              <w:jc w:val="center"/>
+            </w:pPr>
+            <w:r>
+              <w:rPr>
+                <w:rFonts w:ascii="Arial" w:cs="Arial" w:eastAsia="Arial" w:hAnsi="Arial"/>
+                <w:b w:val="false"/>
+                <w:bCs w:val="false"/>
+                <w:i w:val="false"/>
+                <w:iCs w:val="false"/>
+                <w:color w:val="2A2E38"/>
+                <w:sz w:val="17"/>
+                <w:szCs w:val="17"/>
+              </w:rPr>
+              <w:t xml:space="preserve">39,5</w:t>
+            </w:r>
+          </w:p>
+        </w:tc>
+        <w:tc>
+          <w:tcPr>
+            <w:tcW w:type="dxa" w:w="1900"/>
+            <w:tcBorders>
+              <w:top w:val="single" w:color="D9D4CB" w:sz="4"/>
+              <w:left w:val="none" w:color="auto" w:sz="0"/>
+              <w:bottom w:val="single" w:color="D9D4CB" w:sz="4"/>
+              <w:right w:val="none" w:color="auto" w:sz="0"/>
+            </w:tcBorders>
+            <w:tcMar>
+              <w:top w:type="dxa" w:w="52"/>
+              <w:left w:type="dxa" w:w="100"/>
+              <w:bottom w:type="dxa" w:w="52"/>
+              <w:right w:type="dxa" w:w="100"/>
+            </w:tcMar>
+            <w:vAlign w:val="center"/>
+          </w:tcPr>
+          <w:p>
+            <w:pPr>
+              <w:spacing w:after="0" w:line="240" w:lineRule="auto"/>
+              <w:jc w:val="center"/>
+            </w:pPr>
+            <w:r>
+              <w:rPr>
+                <w:rFonts w:ascii="Arial" w:cs="Arial" w:eastAsia="Arial" w:hAnsi="Arial"/>
+                <w:b w:val="false"/>
+                <w:bCs w:val="false"/>
+                <w:i w:val="false"/>
+                <w:iCs w:val="false"/>
+                <w:color w:val="2A2E38"/>
+                <w:sz w:val="17"/>
+                <w:szCs w:val="17"/>
+              </w:rPr>
+              <w:t xml:space="preserve">−28,1 м² · −29,4 млн ₽</w:t>
+            </w:r>
+          </w:p>
+        </w:tc>
+        <w:tc>
+          <w:tcPr>
+            <w:tcW w:type="dxa" w:w="1438"/>
+            <w:tcBorders>
+              <w:top w:val="single" w:color="D9D4CB" w:sz="4"/>
+              <w:left w:val="none" w:color="auto" w:sz="0"/>
+              <w:bottom w:val="single" w:color="D9D4CB" w:sz="4"/>
+              <w:right w:val="none" w:color="auto" w:sz="0"/>
+            </w:tcBorders>
+            <w:tcMar>
+              <w:top w:type="dxa" w:w="52"/>
+              <w:left w:type="dxa" w:w="100"/>
+              <w:bottom w:type="dxa" w:w="52"/>
+              <w:right w:type="dxa" w:w="100"/>
+            </w:tcMar>
+            <w:vAlign w:val="center"/>
+          </w:tcPr>
+          <w:p>
+            <w:pPr>
+              <w:spacing w:after="0" w:line="240" w:lineRule="auto"/>
+              <w:jc w:val="center"/>
+            </w:pPr>
+            <w:hyperlink w:history="1" r:id="rIddtmj5v3sugsocactr6eif">
               <w:r>
                 <w:rPr>
                   <w:rFonts w:ascii="Arial" w:cs="Arial" w:eastAsia="Arial" w:hAnsi="Arial"/>
@@ -24655,7 +22601,7 @@
       <w:tr>
         <w:tc>
           <w:tcPr>
-            <w:tcW w:type="dxa" w:w="2500"/>
+            <w:tcW w:type="dxa" w:w="2180"/>
             <w:tcBorders>
               <w:top w:val="single" w:color="D9D4CB" w:sz="4"/>
               <w:left w:val="none" w:color="auto" w:sz="0"/>
@@ -24687,13 +22633,13 @@
                 <w:sz w:val="17"/>
                 <w:szCs w:val="17"/>
               </w:rPr>
-              <w:t xml:space="preserve">Новочерёмушкинская, 8 · евроремонт</w:t>
-            </w:r>
-          </w:p>
-        </w:tc>
-        <w:tc>
-          <w:tcPr>
-            <w:tcW w:type="dxa" w:w="1050"/>
+              <w:t xml:space="preserve">ЖК «Новые Черемушки»</w:t>
+            </w:r>
+          </w:p>
+        </w:tc>
+        <w:tc>
+          <w:tcPr>
+            <w:tcW w:type="dxa" w:w="1620"/>
             <w:tcBorders>
               <w:top w:val="single" w:color="D9D4CB" w:sz="4"/>
               <w:left w:val="none" w:color="auto" w:sz="0"/>
@@ -24725,13 +22671,13 @@
                 <w:sz w:val="17"/>
                 <w:szCs w:val="17"/>
               </w:rPr>
-              <w:t xml:space="preserve">78,7</w:t>
-            </w:r>
-          </w:p>
-        </w:tc>
-        <w:tc>
-          <w:tcPr>
-            <w:tcW w:type="dxa" w:w="900"/>
+              <w:t xml:space="preserve">63,0 м², эт. 27/37</w:t>
+            </w:r>
+          </w:p>
+        </w:tc>
+        <w:tc>
+          <w:tcPr>
+            <w:tcW w:type="dxa" w:w="1500"/>
             <w:tcBorders>
               <w:top w:val="single" w:color="D9D4CB" w:sz="4"/>
               <w:left w:val="none" w:color="auto" w:sz="0"/>
@@ -24763,13 +22709,13 @@
                 <w:sz w:val="17"/>
                 <w:szCs w:val="17"/>
               </w:rPr>
-              <w:t xml:space="preserve">14/14</w:t>
-            </w:r>
-          </w:p>
-        </w:tc>
-        <w:tc>
-          <w:tcPr>
-            <w:tcW w:type="dxa" w:w="1050"/>
+              <w:t xml:space="preserve">Дизайнерский</w:t>
+            </w:r>
+          </w:p>
+        </w:tc>
+        <w:tc>
+          <w:tcPr>
+            <w:tcW w:type="dxa" w:w="1000"/>
             <w:tcBorders>
               <w:top w:val="single" w:color="D9D4CB" w:sz="4"/>
               <w:left w:val="none" w:color="auto" w:sz="0"/>
@@ -24801,13 +22747,13 @@
                 <w:sz w:val="17"/>
                 <w:szCs w:val="17"/>
               </w:rPr>
-              <w:t xml:space="preserve">42,4</w:t>
-            </w:r>
-          </w:p>
-        </w:tc>
-        <w:tc>
-          <w:tcPr>
-            <w:tcW w:type="dxa" w:w="2600"/>
+              <w:t xml:space="preserve">30,5</w:t>
+            </w:r>
+          </w:p>
+        </w:tc>
+        <w:tc>
+          <w:tcPr>
+            <w:tcW w:type="dxa" w:w="1900"/>
             <w:tcBorders>
               <w:top w:val="single" w:color="D9D4CB" w:sz="4"/>
               <w:left w:val="none" w:color="auto" w:sz="0"/>
@@ -24839,13 +22785,13 @@
                 <w:sz w:val="17"/>
                 <w:szCs w:val="17"/>
               </w:rPr>
-              <w:t xml:space="preserve">−0,8 м² · −26,5 млн ₽</w:t>
-            </w:r>
-          </w:p>
-        </w:tc>
-        <w:tc>
-          <w:tcPr>
-            <w:tcW w:type="dxa" w:w="1538"/>
+              <w:t xml:space="preserve">−16,5 м² · −38,4 млн ₽</w:t>
+            </w:r>
+          </w:p>
+        </w:tc>
+        <w:tc>
+          <w:tcPr>
+            <w:tcW w:type="dxa" w:w="1438"/>
             <w:tcBorders>
               <w:top w:val="single" w:color="D9D4CB" w:sz="4"/>
               <w:left w:val="none" w:color="auto" w:sz="0"/>
@@ -24866,233 +22812,7 @@
               <w:spacing w:after="0" w:line="240" w:lineRule="auto"/>
               <w:jc w:val="center"/>
             </w:pPr>
-            <w:hyperlink w:history="1" r:id="rIdo47tvdoxybgx6i-7j4npc">
-              <w:r>
-                <w:rPr>
-                  <w:rFonts w:ascii="Arial" w:cs="Arial" w:eastAsia="Arial" w:hAnsi="Arial"/>
-                  <w:b w:val="false"/>
-                  <w:bCs w:val="false"/>
-                  <w:i w:val="false"/>
-                  <w:iCs w:val="false"/>
-                  <w:color w:val="2C5FA8"/>
-                  <w:sz w:val="17"/>
-                  <w:szCs w:val="17"/>
-                </w:rPr>
-                <w:t xml:space="preserve">Яндекс →</w:t>
-              </w:r>
-            </w:hyperlink>
-          </w:p>
-        </w:tc>
-      </w:tr>
-      <w:tr>
-        <w:tc>
-          <w:tcPr>
-            <w:tcW w:type="dxa" w:w="2500"/>
-            <w:tcBorders>
-              <w:top w:val="single" w:color="D9D4CB" w:sz="4"/>
-              <w:left w:val="none" w:color="auto" w:sz="0"/>
-              <w:bottom w:val="single" w:color="D9D4CB" w:sz="4"/>
-              <w:right w:val="none" w:color="auto" w:sz="0"/>
-            </w:tcBorders>
-            <w:tcMar>
-              <w:top w:type="dxa" w:w="52"/>
-              <w:left w:type="dxa" w:w="100"/>
-              <w:bottom w:type="dxa" w:w="52"/>
-              <w:right w:type="dxa" w:w="100"/>
-            </w:tcMar>
-            <w:vAlign w:val="center"/>
-          </w:tcPr>
-          <w:p>
-            <w:pPr>
-              <w:spacing w:after="0" w:line="240" w:lineRule="auto"/>
-              <w:jc w:val="left"/>
-            </w:pPr>
-            <w:r>
-              <w:rPr>
-                <w:rFonts w:ascii="Arial" w:cs="Arial" w:eastAsia="Arial" w:hAnsi="Arial"/>
-                <w:b/>
-                <w:bCs/>
-                <w:i w:val="false"/>
-                <w:iCs w:val="false"/>
-                <w:color w:val="2A2E38"/>
-                <w:sz w:val="17"/>
-                <w:szCs w:val="17"/>
-              </w:rPr>
-              <w:t xml:space="preserve">Вавилова, 52к1 · дизайнерский</w:t>
-            </w:r>
-          </w:p>
-        </w:tc>
-        <w:tc>
-          <w:tcPr>
-            <w:tcW w:type="dxa" w:w="1050"/>
-            <w:tcBorders>
-              <w:top w:val="single" w:color="D9D4CB" w:sz="4"/>
-              <w:left w:val="none" w:color="auto" w:sz="0"/>
-              <w:bottom w:val="single" w:color="D9D4CB" w:sz="4"/>
-              <w:right w:val="none" w:color="auto" w:sz="0"/>
-            </w:tcBorders>
-            <w:tcMar>
-              <w:top w:type="dxa" w:w="52"/>
-              <w:left w:type="dxa" w:w="100"/>
-              <w:bottom w:type="dxa" w:w="52"/>
-              <w:right w:type="dxa" w:w="100"/>
-            </w:tcMar>
-            <w:vAlign w:val="center"/>
-          </w:tcPr>
-          <w:p>
-            <w:pPr>
-              <w:spacing w:after="0" w:line="240" w:lineRule="auto"/>
-              <w:jc w:val="center"/>
-            </w:pPr>
-            <w:r>
-              <w:rPr>
-                <w:rFonts w:ascii="Arial" w:cs="Arial" w:eastAsia="Arial" w:hAnsi="Arial"/>
-                <w:b w:val="false"/>
-                <w:bCs w:val="false"/>
-                <w:i w:val="false"/>
-                <w:iCs w:val="false"/>
-                <w:color w:val="2A2E38"/>
-                <w:sz w:val="17"/>
-                <w:szCs w:val="17"/>
-              </w:rPr>
-              <w:t xml:space="preserve">63,0</w:t>
-            </w:r>
-          </w:p>
-        </w:tc>
-        <w:tc>
-          <w:tcPr>
-            <w:tcW w:type="dxa" w:w="900"/>
-            <w:tcBorders>
-              <w:top w:val="single" w:color="D9D4CB" w:sz="4"/>
-              <w:left w:val="none" w:color="auto" w:sz="0"/>
-              <w:bottom w:val="single" w:color="D9D4CB" w:sz="4"/>
-              <w:right w:val="none" w:color="auto" w:sz="0"/>
-            </w:tcBorders>
-            <w:tcMar>
-              <w:top w:type="dxa" w:w="52"/>
-              <w:left w:type="dxa" w:w="100"/>
-              <w:bottom w:type="dxa" w:w="52"/>
-              <w:right w:type="dxa" w:w="100"/>
-            </w:tcMar>
-            <w:vAlign w:val="center"/>
-          </w:tcPr>
-          <w:p>
-            <w:pPr>
-              <w:spacing w:after="0" w:line="240" w:lineRule="auto"/>
-              <w:jc w:val="center"/>
-            </w:pPr>
-            <w:r>
-              <w:rPr>
-                <w:rFonts w:ascii="Arial" w:cs="Arial" w:eastAsia="Arial" w:hAnsi="Arial"/>
-                <w:b w:val="false"/>
-                <w:bCs w:val="false"/>
-                <w:i w:val="false"/>
-                <w:iCs w:val="false"/>
-                <w:color w:val="2A2E38"/>
-                <w:sz w:val="17"/>
-                <w:szCs w:val="17"/>
-              </w:rPr>
-              <w:t xml:space="preserve">7/11</w:t>
-            </w:r>
-          </w:p>
-        </w:tc>
-        <w:tc>
-          <w:tcPr>
-            <w:tcW w:type="dxa" w:w="1050"/>
-            <w:tcBorders>
-              <w:top w:val="single" w:color="D9D4CB" w:sz="4"/>
-              <w:left w:val="none" w:color="auto" w:sz="0"/>
-              <w:bottom w:val="single" w:color="D9D4CB" w:sz="4"/>
-              <w:right w:val="none" w:color="auto" w:sz="0"/>
-            </w:tcBorders>
-            <w:tcMar>
-              <w:top w:type="dxa" w:w="52"/>
-              <w:left w:type="dxa" w:w="100"/>
-              <w:bottom w:type="dxa" w:w="52"/>
-              <w:right w:type="dxa" w:w="100"/>
-            </w:tcMar>
-            <w:vAlign w:val="center"/>
-          </w:tcPr>
-          <w:p>
-            <w:pPr>
-              <w:spacing w:after="0" w:line="240" w:lineRule="auto"/>
-              <w:jc w:val="center"/>
-            </w:pPr>
-            <w:r>
-              <w:rPr>
-                <w:rFonts w:ascii="Arial" w:cs="Arial" w:eastAsia="Arial" w:hAnsi="Arial"/>
-                <w:b w:val="false"/>
-                <w:bCs w:val="false"/>
-                <w:i w:val="false"/>
-                <w:iCs w:val="false"/>
-                <w:color w:val="2A2E38"/>
-                <w:sz w:val="17"/>
-                <w:szCs w:val="17"/>
-              </w:rPr>
-              <w:t xml:space="preserve">41,5</w:t>
-            </w:r>
-          </w:p>
-        </w:tc>
-        <w:tc>
-          <w:tcPr>
-            <w:tcW w:type="dxa" w:w="2600"/>
-            <w:tcBorders>
-              <w:top w:val="single" w:color="D9D4CB" w:sz="4"/>
-              <w:left w:val="none" w:color="auto" w:sz="0"/>
-              <w:bottom w:val="single" w:color="D9D4CB" w:sz="4"/>
-              <w:right w:val="none" w:color="auto" w:sz="0"/>
-            </w:tcBorders>
-            <w:tcMar>
-              <w:top w:type="dxa" w:w="52"/>
-              <w:left w:type="dxa" w:w="100"/>
-              <w:bottom w:type="dxa" w:w="52"/>
-              <w:right w:type="dxa" w:w="100"/>
-            </w:tcMar>
-            <w:vAlign w:val="center"/>
-          </w:tcPr>
-          <w:p>
-            <w:pPr>
-              <w:spacing w:after="0" w:line="240" w:lineRule="auto"/>
-              <w:jc w:val="center"/>
-            </w:pPr>
-            <w:r>
-              <w:rPr>
-                <w:rFonts w:ascii="Arial" w:cs="Arial" w:eastAsia="Arial" w:hAnsi="Arial"/>
-                <w:b w:val="false"/>
-                <w:bCs w:val="false"/>
-                <w:i w:val="false"/>
-                <w:iCs w:val="false"/>
-                <w:color w:val="2A2E38"/>
-                <w:sz w:val="17"/>
-                <w:szCs w:val="17"/>
-              </w:rPr>
-              <w:t xml:space="preserve">−16,5 м² · −27,4 млн ₽</w:t>
-            </w:r>
-          </w:p>
-        </w:tc>
-        <w:tc>
-          <w:tcPr>
-            <w:tcW w:type="dxa" w:w="1538"/>
-            <w:tcBorders>
-              <w:top w:val="single" w:color="D9D4CB" w:sz="4"/>
-              <w:left w:val="none" w:color="auto" w:sz="0"/>
-              <w:bottom w:val="single" w:color="D9D4CB" w:sz="4"/>
-              <w:right w:val="none" w:color="auto" w:sz="0"/>
-            </w:tcBorders>
-            <w:tcMar>
-              <w:top w:type="dxa" w:w="52"/>
-              <w:left w:type="dxa" w:w="100"/>
-              <w:bottom w:type="dxa" w:w="52"/>
-              <w:right w:type="dxa" w:w="100"/>
-            </w:tcMar>
-            <w:vAlign w:val="center"/>
-          </w:tcPr>
-          <w:p>
-            <w:pPr>
-              <w:spacing w:after="0" w:line="240" w:lineRule="auto"/>
-              <w:jc w:val="center"/>
-            </w:pPr>
-            <w:hyperlink w:history="1" r:id="rIdx8z0qrk2zmvnoqk5qdiwv">
+            <w:hyperlink w:history="1" r:id="rId1xhn50-wwkqnxcu72wfr-">
               <w:r>
                 <w:rPr>
                   <w:rFonts w:ascii="Arial" w:cs="Arial" w:eastAsia="Arial" w:hAnsi="Arial"/>
@@ -25145,7 +22865,7 @@
           <w:sz w:val="15"/>
           <w:szCs w:val="15"/>
         </w:rPr>
-        <w:t xml:space="preserve">Разница считается к бюджету «под ключ» — 68,9 млн ₽. Циан и Яндекс Недвижимость, 30.07.2026.</w:t>
+        <w:t xml:space="preserve">Все двенадцать лотов — из проектов, участвующих в аналитике. Разница считается к бюджету «под ключ» — 68,9 млн ₽. Циан и Яндекс Недвижимость, 30.07.2026; ссылка ведёт на объявление.</w:t>
       </w:r>
     </w:p>
     <w:p>
@@ -25272,7 +22992,7 @@
           <w:sz w:val="19"/>
           <w:szCs w:val="19"/>
         </w:rPr>
-        <w:t xml:space="preserve">78,7 м² с евроремонтом на Новочерёмушкинской, 8 за 42,4 млн ₽ — та же площадь, что у нас, за 26,5 млн ₽ меньше. Дом 2008 года, но заехать можно завтра.</w:t>
+        <w:t xml:space="preserve">Верхняя граница — Lunar: 77,2 м² с дизайнерским ремонтом за 76,7 млн ₽. Это на 7,8 млн ₽ дороже нашего бюджета «под ключ», но премиум-класс, дом 2024 года и готовая квартира вместо стройплощадки в собственной гостиной.</w:t>
       </w:r>
     </w:p>
     <w:p>
@@ -25304,11 +23024,58 @@
           <w:sz w:val="19"/>
           <w:szCs w:val="19"/>
         </w:rPr>
-        <w:t xml:space="preserve">Ни один из этих домов не стоит в минуте от метро и не построен в 2026 году. Но разрыв в 24–27 млн ₽ покупатель закрывает не торгом, а отказом.</w:t>
+        <w:t xml:space="preserve">Ни один из этих домов не стоит в минуте от метро и не построен в 2026 году. Но разрыв в 24–29 млн ₽ покупатель закрывает не торгом, а отказом.</w:t>
       </w:r>
     </w:p>
     <w:p>
       <w:pPr>
+        <w:spacing w:after="58" w:line="252" w:lineRule="auto"/>
+        <w:ind w:left="170" w:right="1560" w:hanging="170"/>
+      </w:pPr>
+      <w:r>
+        <w:rPr>
+          <w:rFonts w:ascii="Arial" w:cs="Arial" w:eastAsia="Arial" w:hAnsi="Arial"/>
+          <w:b/>
+          <w:bCs/>
+          <w:i w:val="false"/>
+          <w:iCs w:val="false"/>
+          <w:color w:val="A9762F"/>
+          <w:sz w:val="19"/>
+          <w:szCs w:val="19"/>
+        </w:rPr>
+        <w:t xml:space="preserve">—   </w:t>
+      </w:r>
+      <w:r>
+        <w:rPr>
+          <w:rFonts w:ascii="Arial" w:cs="Arial" w:eastAsia="Arial" w:hAnsi="Arial"/>
+          <w:b w:val="false"/>
+          <w:bCs w:val="false"/>
+          <w:i w:val="false"/>
+          <w:iCs w:val="false"/>
+          <w:color w:val="2A2E38"/>
+          <w:sz w:val="19"/>
+          <w:szCs w:val="19"/>
+        </w:rPr>
+        <w:t xml:space="preserve">Дешевле нас и тоже в бетоне — только два лота: </w:t>
+      </w:r>
+      <w:r>
+        <w:rPr>
+          <w:rFonts w:ascii="Arial" w:cs="Arial" w:eastAsia="Arial" w:hAnsi="Arial"/>
+          <w:b w:val="false"/>
+          <w:bCs w:val="false"/>
+          <w:i w:val="false"/>
+          <w:iCs w:val="false"/>
+          <w:color w:val="2A2E38"/>
+          <w:sz w:val="19"/>
+          <w:szCs w:val="19"/>
+        </w:rPr>
+        <w:t xml:space="preserve">70,8 м² за 50,0 млн ₽ в нашем же доме и 95,0 м² за 65,0 млн ₽ на Новочерёмушкинской, 17, где продавец прямо пишет «не готовая квартира, а чистый холст».</w:t>
+      </w:r>
+    </w:p>
+    <w:p>
+      <w:pPr>
+        <w:keepNext/>
+        <w:keepLines/>
         <w:spacing w:after="110" w:before="170"/>
       </w:pPr>
       <w:r>
@@ -25436,7 +23203,8 @@
     </w:p>
     <w:p>
       <w:pPr>
-        <w:pageBreakBefore/>
+        <w:keepNext/>
+        <w:keepLines/>
         <w:pBdr>
           <w:bottom w:val="single" w:color="A9762F" w:sz="10" w:space="8"/>
         </w:pBdr>
@@ -26203,6 +23971,8 @@
     </w:p>
     <w:p>
       <w:pPr>
+        <w:keepNext/>
+        <w:keepLines/>
         <w:spacing w:after="110" w:before="170"/>
       </w:pPr>
       <w:r>
@@ -28668,6 +26438,8 @@
     </w:p>
     <w:p>
       <w:pPr>
+        <w:keepNext/>
+        <w:keepLines/>
         <w:spacing w:after="110" w:before="170"/>
       </w:pPr>
       <w:r>
@@ -28840,7 +26612,8 @@
     </w:p>
     <w:p>
       <w:pPr>
-        <w:pageBreakBefore/>
+        <w:keepNext/>
+        <w:keepLines/>
         <w:pBdr>
           <w:bottom w:val="single" w:color="A9762F" w:sz="10" w:space="8"/>
         </w:pBdr>
@@ -29347,7 +27120,7 @@
     </w:p>
     <w:p>
       <w:pPr>
-        <w:spacing w:after="60"/>
+        <w:spacing w:after="40"/>
       </w:pPr>
       <w:r>
         <w:rPr>
@@ -29368,7 +27141,7 @@
         <w:pBdr>
           <w:bottom w:val="single" w:color="D9D4CB" w:sz="6" w:space="2"/>
         </w:pBdr>
-        <w:spacing w:after="140"/>
+        <w:spacing w:after="120"/>
       </w:pPr>
       <w:r>
         <w:rPr>
@@ -29465,7 +27238,7 @@
           <w:sz w:val="16"/>
           <w:szCs w:val="16"/>
         </w:rPr>
-        <w:t xml:space="preserve">Циан — выгрузки по локации на 30.07.2026: «Файв Тауэрс» (ID 4676364) 114 лотов, Lunar (ID 3220424) 36, «Новочеремушкинская 17» (ID 43098) 7, «Вавилова 52» (ID 1352) 6, «Новые Черемушки» (ID 138182) 6, VAVILOVE (ID 8691) 4, «Вавилов ДОМ» (ID 1389) 2</w:t>
+        <w:t xml:space="preserve">Циан — выгрузки по локации на 30.07.2026: «Файв Тауэрс» 114 лотов, Lunar 36, «Новочеремушкинская 17» 6, «Вавилова 52» 6, «Новые Черемушки» 6, VAVILOVE 4, «Вавилов ДОМ» 2</w:t>
       </w:r>
     </w:p>
     <w:p>
@@ -29499,7 +27272,7 @@
         </w:rPr>
         <w:t xml:space="preserve">Объявление по нашему лоту — </w:t>
       </w:r>
-      <w:hyperlink w:history="1" r:id="rIdcaf_tdijv714o3mzhjvro">
+      <w:hyperlink w:history="1" r:id="rId-hjmqtzi6phwg1uye6lvl">
         <w:r>
           <w:rPr>
             <w:rFonts w:ascii="Arial" w:cs="Arial" w:eastAsia="Arial" w:hAnsi="Arial"/>
@@ -29546,7 +27319,7 @@
         </w:rPr>
         <w:t xml:space="preserve">Фото ремонта и цены готовых квартир — Яндекс Недвижимость — </w:t>
       </w:r>
-      <w:hyperlink w:history="1" r:id="rIdr0brgvxn8phktjq_k88ik">
+      <w:hyperlink w:history="1" r:id="rId0ltvt19abxgypav-udf8-">
         <w:r>
           <w:rPr>
             <w:rFonts w:ascii="Arial" w:cs="Arial" w:eastAsia="Arial" w:hAnsi="Arial"/>
@@ -29591,7 +27364,7 @@
           <w:sz w:val="16"/>
           <w:szCs w:val="16"/>
         </w:rPr>
-        <w:t xml:space="preserve">Инфраструктура проектов — сайты застройщиков Level Group, Hutton Development, СЗ «5 Донской», КП УГС</w:t>
+        <w:t xml:space="preserve">Инфраструктура — сайты застройщиков Level Group, Hutton Development, СЗ «5 Донской», КП УГС</w:t>
       </w:r>
     </w:p>
     <w:p>
@@ -29625,7 +27398,7 @@
         </w:rPr>
         <w:t xml:space="preserve">Яндекс Карты — картографическая основа — </w:t>
       </w:r>
-      <w:hyperlink w:history="1" r:id="rIdpqr7hpzmakhry9fqfa6nl">
+      <w:hyperlink w:history="1" r:id="rIdinz6zcnj8iciwxj9svhhi">
         <w:r>
           <w:rPr>
             <w:rFonts w:ascii="Arial" w:cs="Arial" w:eastAsia="Arial" w:hAnsi="Arial"/>

--- a/level-akademicheskaya/Левел_Академическая_аналитика_по_лоту.docx
+++ b/level-akademicheskaya/Левел_Академическая_аналитика_по_лоту.docx
@@ -5293,7 +5293,7 @@
               <w:spacing w:after="0" w:line="240" w:lineRule="auto"/>
               <w:jc w:val="center"/>
             </w:pPr>
-            <w:hyperlink w:history="1" r:id="rIda_kusbkdwo_j5yvs739we">
+            <w:hyperlink w:history="1" r:id="rIdhrlh2dlh73prhten2fpx9">
               <w:r>
                 <w:rPr>
                   <w:rFonts w:ascii="Arial" w:cs="Arial" w:eastAsia="Arial" w:hAnsi="Arial"/>
@@ -5563,7 +5563,7 @@
               <w:spacing w:after="0" w:line="240" w:lineRule="auto"/>
               <w:jc w:val="center"/>
             </w:pPr>
-            <w:hyperlink w:history="1" r:id="rIdwivevky2xj4b9ds5oz9ku">
+            <w:hyperlink w:history="1" r:id="rIdb_q7nynpm49sriuakewnv">
               <w:r>
                 <w:rPr>
                   <w:rFonts w:ascii="Arial" w:cs="Arial" w:eastAsia="Arial" w:hAnsi="Arial"/>
@@ -5826,7 +5826,7 @@
               <w:spacing w:after="0" w:line="240" w:lineRule="auto"/>
               <w:jc w:val="center"/>
             </w:pPr>
-            <w:hyperlink w:history="1" r:id="rIdyhrsz4s11sawgkao8z9uc">
+            <w:hyperlink w:history="1" r:id="rIdgiiybip5bdkxhdmt0yvs3">
               <w:r>
                 <w:rPr>
                   <w:rFonts w:ascii="Arial" w:cs="Arial" w:eastAsia="Arial" w:hAnsi="Arial"/>
@@ -6096,7 +6096,7 @@
               <w:spacing w:after="0" w:line="240" w:lineRule="auto"/>
               <w:jc w:val="center"/>
             </w:pPr>
-            <w:hyperlink w:history="1" r:id="rIdtfb65pw3zmdiiws0n2aws">
+            <w:hyperlink w:history="1" r:id="rIdeuq3xr7jxzglmet_fm4m9">
               <w:r>
                 <w:rPr>
                   <w:rFonts w:ascii="Arial" w:cs="Arial" w:eastAsia="Arial" w:hAnsi="Arial"/>
@@ -6359,7 +6359,7 @@
               <w:spacing w:after="0" w:line="240" w:lineRule="auto"/>
               <w:jc w:val="center"/>
             </w:pPr>
-            <w:hyperlink w:history="1" r:id="rIdejj48bxa18zesl22kszjn">
+            <w:hyperlink w:history="1" r:id="rIdlezvthqbhtiy04tyyupc4">
               <w:r>
                 <w:rPr>
                   <w:rFonts w:ascii="Arial" w:cs="Arial" w:eastAsia="Arial" w:hAnsi="Arial"/>
@@ -6629,7 +6629,7 @@
               <w:spacing w:after="0" w:line="240" w:lineRule="auto"/>
               <w:jc w:val="center"/>
             </w:pPr>
-            <w:hyperlink w:history="1" r:id="rIdouttzvit16m2sali92jsq">
+            <w:hyperlink w:history="1" r:id="rIdhldvfsrktiiewpobmtgmo">
               <w:r>
                 <w:rPr>
                   <w:rFonts w:ascii="Arial" w:cs="Arial" w:eastAsia="Arial" w:hAnsi="Arial"/>
@@ -6892,7 +6892,7 @@
               <w:spacing w:after="0" w:line="240" w:lineRule="auto"/>
               <w:jc w:val="center"/>
             </w:pPr>
-            <w:hyperlink w:history="1" r:id="rIdijiwgvidznhhove01z3td">
+            <w:hyperlink w:history="1" r:id="rIdlkk9hrordgriohmidaiji">
               <w:r>
                 <w:rPr>
                   <w:rFonts w:ascii="Arial" w:cs="Arial" w:eastAsia="Arial" w:hAnsi="Arial"/>
@@ -7162,7 +7162,7 @@
               <w:spacing w:after="0" w:line="240" w:lineRule="auto"/>
               <w:jc w:val="center"/>
             </w:pPr>
-            <w:hyperlink w:history="1" r:id="rIdva5kdmqnje7hehkgz-78s">
+            <w:hyperlink w:history="1" r:id="rIdysgxx8deuvft4p303dbls">
               <w:r>
                 <w:rPr>
                   <w:rFonts w:ascii="Arial" w:cs="Arial" w:eastAsia="Arial" w:hAnsi="Arial"/>
@@ -7425,7 +7425,7 @@
               <w:spacing w:after="0" w:line="240" w:lineRule="auto"/>
               <w:jc w:val="center"/>
             </w:pPr>
-            <w:hyperlink w:history="1" r:id="rIdhj7y3xf_qblykbyaccxun">
+            <w:hyperlink w:history="1" r:id="rIdk4zbxaiekci9amd0cckes">
               <w:r>
                 <w:rPr>
                   <w:rFonts w:ascii="Arial" w:cs="Arial" w:eastAsia="Arial" w:hAnsi="Arial"/>
@@ -7695,7 +7695,7 @@
               <w:spacing w:after="0" w:line="240" w:lineRule="auto"/>
               <w:jc w:val="center"/>
             </w:pPr>
-            <w:hyperlink w:history="1" r:id="rIdcyxtxdu0ugstot9xhvsmk">
+            <w:hyperlink w:history="1" r:id="rIdzdrnzkc9vmgghzxksocsm">
               <w:r>
                 <w:rPr>
                   <w:rFonts w:ascii="Arial" w:cs="Arial" w:eastAsia="Arial" w:hAnsi="Arial"/>
@@ -7958,7 +7958,7 @@
               <w:spacing w:after="0" w:line="240" w:lineRule="auto"/>
               <w:jc w:val="center"/>
             </w:pPr>
-            <w:hyperlink w:history="1" r:id="rIdjaekxv2dduzgyom_d52rf">
+            <w:hyperlink w:history="1" r:id="rIdx5naxqlvydiogoklhhyhh">
               <w:r>
                 <w:rPr>
                   <w:rFonts w:ascii="Arial" w:cs="Arial" w:eastAsia="Arial" w:hAnsi="Arial"/>
@@ -8228,7 +8228,7 @@
               <w:spacing w:after="0" w:line="240" w:lineRule="auto"/>
               <w:jc w:val="center"/>
             </w:pPr>
-            <w:hyperlink w:history="1" r:id="rIdabbh3e2fnbigt8hyf4clv">
+            <w:hyperlink w:history="1" r:id="rId_mupwx_h7sjle4ob7nv5l">
               <w:r>
                 <w:rPr>
                   <w:rFonts w:ascii="Arial" w:cs="Arial" w:eastAsia="Arial" w:hAnsi="Arial"/>
@@ -8491,7 +8491,7 @@
               <w:spacing w:after="0" w:line="240" w:lineRule="auto"/>
               <w:jc w:val="center"/>
             </w:pPr>
-            <w:hyperlink w:history="1" r:id="rIdofd4-mzzp5phgsrvk0dgo">
+            <w:hyperlink w:history="1" r:id="rIdylx0cyfl66wrjuoqpfwg5">
               <w:r>
                 <w:rPr>
                   <w:rFonts w:ascii="Arial" w:cs="Arial" w:eastAsia="Arial" w:hAnsi="Arial"/>
@@ -8761,7 +8761,7 @@
               <w:spacing w:after="0" w:line="240" w:lineRule="auto"/>
               <w:jc w:val="center"/>
             </w:pPr>
-            <w:hyperlink w:history="1" r:id="rIdws9o7dwlpmhsj2eslozfr">
+            <w:hyperlink w:history="1" r:id="rIdeycezftstbnj8c8qhhyr6">
               <w:r>
                 <w:rPr>
                   <w:rFonts w:ascii="Arial" w:cs="Arial" w:eastAsia="Arial" w:hAnsi="Arial"/>
@@ -9024,7 +9024,7 @@
               <w:spacing w:after="0" w:line="240" w:lineRule="auto"/>
               <w:jc w:val="center"/>
             </w:pPr>
-            <w:hyperlink w:history="1" r:id="rId0rtlnzm86hzph4jwjvfbb">
+            <w:hyperlink w:history="1" r:id="rIdfhcu_7araluarclbaf4mb">
               <w:r>
                 <w:rPr>
                   <w:rFonts w:ascii="Arial" w:cs="Arial" w:eastAsia="Arial" w:hAnsi="Arial"/>
@@ -9294,7 +9294,7 @@
               <w:spacing w:after="0" w:line="240" w:lineRule="auto"/>
               <w:jc w:val="center"/>
             </w:pPr>
-            <w:hyperlink w:history="1" r:id="rIdatczikrbsd3outdvgvatt">
+            <w:hyperlink w:history="1" r:id="rIdix6v_afzcvxijtwvtao5p">
               <w:r>
                 <w:rPr>
                   <w:rFonts w:ascii="Arial" w:cs="Arial" w:eastAsia="Arial" w:hAnsi="Arial"/>
@@ -9557,7 +9557,7 @@
               <w:spacing w:after="0" w:line="240" w:lineRule="auto"/>
               <w:jc w:val="center"/>
             </w:pPr>
-            <w:hyperlink w:history="1" r:id="rIdrm-v19l9i3tlerpctkjeo">
+            <w:hyperlink w:history="1" r:id="rIdnesuwt807kichnyuihuxe">
               <w:r>
                 <w:rPr>
                   <w:rFonts w:ascii="Arial" w:cs="Arial" w:eastAsia="Arial" w:hAnsi="Arial"/>
@@ -9827,7 +9827,7 @@
               <w:spacing w:after="0" w:line="240" w:lineRule="auto"/>
               <w:jc w:val="center"/>
             </w:pPr>
-            <w:hyperlink w:history="1" r:id="rIdcspx0ekqrk7p7fry5ppah">
+            <w:hyperlink w:history="1" r:id="rIdyzihj5sy2qy3qjyzg1fce">
               <w:r>
                 <w:rPr>
                   <w:rFonts w:ascii="Arial" w:cs="Arial" w:eastAsia="Arial" w:hAnsi="Arial"/>
@@ -10090,7 +10090,7 @@
               <w:spacing w:after="0" w:line="240" w:lineRule="auto"/>
               <w:jc w:val="center"/>
             </w:pPr>
-            <w:hyperlink w:history="1" r:id="rIdokmyxqn97qkuoywdrygal">
+            <w:hyperlink w:history="1" r:id="rIdzfkaz4mgt813lxoknqff-">
               <w:r>
                 <w:rPr>
                   <w:rFonts w:ascii="Arial" w:cs="Arial" w:eastAsia="Arial" w:hAnsi="Arial"/>
@@ -10360,7 +10360,7 @@
               <w:spacing w:after="0" w:line="240" w:lineRule="auto"/>
               <w:jc w:val="center"/>
             </w:pPr>
-            <w:hyperlink w:history="1" r:id="rIdtvueuggta3pd02lr6mtlo">
+            <w:hyperlink w:history="1" r:id="rIdouyx2-6cvlxttt9j0_azk">
               <w:r>
                 <w:rPr>
                   <w:rFonts w:ascii="Arial" w:cs="Arial" w:eastAsia="Arial" w:hAnsi="Arial"/>
@@ -10623,7 +10623,7 @@
               <w:spacing w:after="0" w:line="240" w:lineRule="auto"/>
               <w:jc w:val="center"/>
             </w:pPr>
-            <w:hyperlink w:history="1" r:id="rId3v-1bdtkyueg-1-o_kfls">
+            <w:hyperlink w:history="1" r:id="rIdqq422mhx_m0-x3ttz_t8u">
               <w:r>
                 <w:rPr>
                   <w:rFonts w:ascii="Arial" w:cs="Arial" w:eastAsia="Arial" w:hAnsi="Arial"/>
@@ -10893,7 +10893,7 @@
               <w:spacing w:after="0" w:line="240" w:lineRule="auto"/>
               <w:jc w:val="center"/>
             </w:pPr>
-            <w:hyperlink w:history="1" r:id="rIdurqv3vc7n9zisjtrrahw7">
+            <w:hyperlink w:history="1" r:id="rIdveig-imyvctiorlxjjywr">
               <w:r>
                 <w:rPr>
                   <w:rFonts w:ascii="Arial" w:cs="Arial" w:eastAsia="Arial" w:hAnsi="Arial"/>
@@ -11156,7 +11156,7 @@
               <w:spacing w:after="0" w:line="240" w:lineRule="auto"/>
               <w:jc w:val="center"/>
             </w:pPr>
-            <w:hyperlink w:history="1" r:id="rIdubdvomjcpovutozdn2bbk">
+            <w:hyperlink w:history="1" r:id="rIdfin5b2rs-y6mm8ehibm6i">
               <w:r>
                 <w:rPr>
                   <w:rFonts w:ascii="Arial" w:cs="Arial" w:eastAsia="Arial" w:hAnsi="Arial"/>
@@ -11426,7 +11426,7 @@
               <w:spacing w:after="0" w:line="240" w:lineRule="auto"/>
               <w:jc w:val="center"/>
             </w:pPr>
-            <w:hyperlink w:history="1" r:id="rIdme8cyeu9ighoooojpdse0">
+            <w:hyperlink w:history="1" r:id="rIdu0szqmcudokfn2dreknel">
               <w:r>
                 <w:rPr>
                   <w:rFonts w:ascii="Arial" w:cs="Arial" w:eastAsia="Arial" w:hAnsi="Arial"/>
@@ -11689,7 +11689,7 @@
               <w:spacing w:after="0" w:line="240" w:lineRule="auto"/>
               <w:jc w:val="center"/>
             </w:pPr>
-            <w:hyperlink w:history="1" r:id="rIdnhqnofz9jx1xrlbbnm98m">
+            <w:hyperlink w:history="1" r:id="rIdvy_bnawzpx3yrw1gio6q8">
               <w:r>
                 <w:rPr>
                   <w:rFonts w:ascii="Arial" w:cs="Arial" w:eastAsia="Arial" w:hAnsi="Arial"/>
@@ -11959,7 +11959,7 @@
               <w:spacing w:after="0" w:line="240" w:lineRule="auto"/>
               <w:jc w:val="center"/>
             </w:pPr>
-            <w:hyperlink w:history="1" r:id="rIdofzcpq8e3ggltnpx3jfps">
+            <w:hyperlink w:history="1" r:id="rIdypn0bsoclal_qhwxhbiii">
               <w:r>
                 <w:rPr>
                   <w:rFonts w:ascii="Arial" w:cs="Arial" w:eastAsia="Arial" w:hAnsi="Arial"/>
@@ -12222,7 +12222,7 @@
               <w:spacing w:after="0" w:line="240" w:lineRule="auto"/>
               <w:jc w:val="center"/>
             </w:pPr>
-            <w:hyperlink w:history="1" r:id="rIdi72apc7gxxxvngch8o8jz">
+            <w:hyperlink w:history="1" r:id="rId331ow-c_subatzp6vwbf1">
               <w:r>
                 <w:rPr>
                   <w:rFonts w:ascii="Arial" w:cs="Arial" w:eastAsia="Arial" w:hAnsi="Arial"/>
@@ -12492,7 +12492,7 @@
               <w:spacing w:after="0" w:line="240" w:lineRule="auto"/>
               <w:jc w:val="center"/>
             </w:pPr>
-            <w:hyperlink w:history="1" r:id="rIdc2mak1fmw1--o3x493q3z">
+            <w:hyperlink w:history="1" r:id="rIdlqcwjhvfszkvplko7jb1h">
               <w:r>
                 <w:rPr>
                   <w:rFonts w:ascii="Arial" w:cs="Arial" w:eastAsia="Arial" w:hAnsi="Arial"/>
@@ -12755,7 +12755,7 @@
               <w:spacing w:after="0" w:line="240" w:lineRule="auto"/>
               <w:jc w:val="center"/>
             </w:pPr>
-            <w:hyperlink w:history="1" r:id="rIdle0gvcbhy7h-hvqgvsbh5">
+            <w:hyperlink w:history="1" r:id="rId_ng1xheb1_bmdxhylniyp">
               <w:r>
                 <w:rPr>
                   <w:rFonts w:ascii="Arial" w:cs="Arial" w:eastAsia="Arial" w:hAnsi="Arial"/>
@@ -13025,7 +13025,7 @@
               <w:spacing w:after="0" w:line="240" w:lineRule="auto"/>
               <w:jc w:val="center"/>
             </w:pPr>
-            <w:hyperlink w:history="1" r:id="rIdjxowh91osqmscvivuxpbu">
+            <w:hyperlink w:history="1" r:id="rIdv_w-vajg2z_rpcmgq0gvd">
               <w:r>
                 <w:rPr>
                   <w:rFonts w:ascii="Arial" w:cs="Arial" w:eastAsia="Arial" w:hAnsi="Arial"/>
@@ -18462,7 +18462,7 @@
             <w:pPr>
               <w:spacing w:after="0" w:line="216" w:lineRule="auto"/>
             </w:pPr>
-            <w:hyperlink w:history="1" r:id="rIdch3quatvchtia4cm2-jhh">
+            <w:hyperlink w:history="1" r:id="rId-uqo4hemfnojp4kmblhyn">
               <w:r>
                 <w:rPr>
                   <w:rFonts w:ascii="Arial" w:cs="Arial" w:eastAsia="Arial" w:hAnsi="Arial"/>
@@ -18612,7 +18612,7 @@
             <w:pPr>
               <w:spacing w:after="0" w:line="216" w:lineRule="auto"/>
             </w:pPr>
-            <w:hyperlink w:history="1" r:id="rIdirnb-ubslcuiqoe7lqkl7">
+            <w:hyperlink w:history="1" r:id="rIdoowjrtyml9xvi1luhwxgj">
               <w:r>
                 <w:rPr>
                   <w:rFonts w:ascii="Arial" w:cs="Arial" w:eastAsia="Arial" w:hAnsi="Arial"/>
@@ -18764,7 +18764,7 @@
             <w:pPr>
               <w:spacing w:after="0" w:line="216" w:lineRule="auto"/>
             </w:pPr>
-            <w:hyperlink w:history="1" r:id="rIdovbo3cneilbo0sxc4amq0">
+            <w:hyperlink w:history="1" r:id="rIdk6qlvafesb9xopil-awjd">
               <w:r>
                 <w:rPr>
                   <w:rFonts w:ascii="Arial" w:cs="Arial" w:eastAsia="Arial" w:hAnsi="Arial"/>
@@ -18914,7 +18914,7 @@
             <w:pPr>
               <w:spacing w:after="0" w:line="216" w:lineRule="auto"/>
             </w:pPr>
-            <w:hyperlink w:history="1" r:id="rId5c2sl3gnwijlio5zx6ki_">
+            <w:hyperlink w:history="1" r:id="rIdrbta_isnssuadyo_lqq7_">
               <w:r>
                 <w:rPr>
                   <w:rFonts w:ascii="Arial" w:cs="Arial" w:eastAsia="Arial" w:hAnsi="Arial"/>
@@ -19010,7 +19010,7 @@
                 <w:sz w:val="18"/>
                 <w:szCs w:val="18"/>
               </w:rPr>
-              <w:t xml:space="preserve">ЖК «Новые Черемушки»</w:t>
+              <w:t xml:space="preserve">ЖК Lunar</w:t>
             </w:r>
           </w:p>
           <w:p>
@@ -19028,7 +19028,7 @@
                 <w:sz w:val="15"/>
                 <w:szCs w:val="15"/>
               </w:rPr>
-              <w:t xml:space="preserve">51,4 м², эт. 6/36 · евроремонт</w:t>
+              <w:t xml:space="preserve">34,0 м², эт. 7/8 · дизайнерский</w:t>
             </w:r>
           </w:p>
           <w:p>
@@ -19046,7 +19046,7 @@
                 <w:sz w:val="18"/>
                 <w:szCs w:val="18"/>
               </w:rPr>
-              <w:t xml:space="preserve">39,5 млн ₽</w:t>
+              <w:t xml:space="preserve">33,9 млн ₽</w:t>
             </w:r>
             <w:r>
               <w:rPr>
@@ -19059,14 +19059,14 @@
                 <w:sz w:val="15"/>
                 <w:szCs w:val="15"/>
               </w:rPr>
-              <w:t xml:space="preserve">   768 482 ₽/м²</w:t>
+              <w:t xml:space="preserve">   997 059 ₽/м²</w:t>
             </w:r>
           </w:p>
           <w:p>
             <w:pPr>
               <w:spacing w:after="0" w:line="216" w:lineRule="auto"/>
             </w:pPr>
-            <w:hyperlink w:history="1" r:id="rId_97kztlbx-f6x0my6te07">
+            <w:hyperlink w:history="1" r:id="rId9m8tne699ma9rd722ywdk">
               <w:r>
                 <w:rPr>
                   <w:rFonts w:ascii="Arial" w:cs="Arial" w:eastAsia="Arial" w:hAnsi="Arial"/>
@@ -19160,7 +19160,7 @@
                 <w:sz w:val="18"/>
                 <w:szCs w:val="18"/>
               </w:rPr>
-              <w:t xml:space="preserve">ЖК «Новые Черемушки»</w:t>
+              <w:t xml:space="preserve">ЖК Lunar</w:t>
             </w:r>
           </w:p>
           <w:p>
@@ -19178,7 +19178,7 @@
                 <w:sz w:val="15"/>
                 <w:szCs w:val="15"/>
               </w:rPr>
-              <w:t xml:space="preserve">63,0 м², эт. 27/37 · дизайнерский</w:t>
+              <w:t xml:space="preserve">31,6 м², эт. 6/8 · евроремонт</w:t>
             </w:r>
           </w:p>
           <w:p>
@@ -19209,14 +19209,14 @@
                 <w:sz w:val="15"/>
                 <w:szCs w:val="15"/>
               </w:rPr>
-              <w:t xml:space="preserve">   484 127 ₽/м²</w:t>
+              <w:t xml:space="preserve">   965 190 ₽/м²</w:t>
             </w:r>
           </w:p>
           <w:p>
             <w:pPr>
               <w:spacing w:after="0" w:line="216" w:lineRule="auto"/>
             </w:pPr>
-            <w:hyperlink w:history="1" r:id="rIda2lxrhdjbn9ier-6qjx0i">
+            <w:hyperlink w:history="1" r:id="rIdnyqaz4zut1oie9rl-c6ka">
               <w:r>
                 <w:rPr>
                   <w:rFonts w:ascii="Arial" w:cs="Arial" w:eastAsia="Arial" w:hAnsi="Arial"/>
@@ -19251,7 +19251,7 @@
           <w:sz w:val="15"/>
           <w:szCs w:val="15"/>
         </w:rPr>
-        <w:t xml:space="preserve">Фотографии и цены — Яндекс Недвижимость, 30.07.2026. Только проекты из присланных выгрузок. Свежих ремонтов больше всего в «Новых Черемушках» — оттуда четыре из шести карточек; в VAVILOVE, «Вавиловом ДОМЕ» и на Новочерёмушкинской, 17 лоты с ремонтом есть, но без фотографий на Яндексе.</w:t>
+        <w:t xml:space="preserve">Фотографии и цены — Яндекс Недвижимость, 30.07.2026. Только проекты из присланных выгрузок. Две последние карточки Lunar — студии 31–34 м²: по площади они с нашим лотом несопоставимы и в ценовые таблицы не входят, но показывают уровень отделки в премиум-доме 2024 года. В VAVILOVE, «Вавиловом ДОМЕ» и на Новочерёмушкинской, 17 лоты с ремонтом есть, но без фотографий на Яндексе.</w:t>
       </w:r>
     </w:p>
     <w:p>
@@ -20290,7 +20290,7 @@
               <w:spacing w:after="0" w:line="240" w:lineRule="auto"/>
               <w:jc w:val="center"/>
             </w:pPr>
-            <w:hyperlink w:history="1" r:id="rIdw67mtjugjhi6wt03s_xqg">
+            <w:hyperlink w:history="1" r:id="rIdhsw-asoz2th6uijbz3h7c">
               <w:r>
                 <w:rPr>
                   <w:rFonts w:ascii="Arial" w:cs="Arial" w:eastAsia="Arial" w:hAnsi="Arial"/>
@@ -20522,7 +20522,7 @@
               <w:spacing w:after="0" w:line="240" w:lineRule="auto"/>
               <w:jc w:val="center"/>
             </w:pPr>
-            <w:hyperlink w:history="1" r:id="rId-j0kkq1jcpvxfewzoej-s">
+            <w:hyperlink w:history="1" r:id="rIdr33y5rxw2pzagqomdmxcn">
               <w:r>
                 <w:rPr>
                   <w:rFonts w:ascii="Arial" w:cs="Arial" w:eastAsia="Arial" w:hAnsi="Arial"/>
@@ -20748,7 +20748,7 @@
               <w:spacing w:after="0" w:line="240" w:lineRule="auto"/>
               <w:jc w:val="center"/>
             </w:pPr>
-            <w:hyperlink w:history="1" r:id="rIdax0u-2upiw8_qmeafoyze">
+            <w:hyperlink w:history="1" r:id="rIdirwdlvadl1lm5xaxwug7r">
               <w:r>
                 <w:rPr>
                   <w:rFonts w:ascii="Arial" w:cs="Arial" w:eastAsia="Arial" w:hAnsi="Arial"/>
@@ -20980,7 +20980,7 @@
               <w:spacing w:after="0" w:line="240" w:lineRule="auto"/>
               <w:jc w:val="center"/>
             </w:pPr>
-            <w:hyperlink w:history="1" r:id="rIdgedvp0zqplowkzbsgfe7h">
+            <w:hyperlink w:history="1" r:id="rId-9hwpwznyjs_t_fmpm0ki">
               <w:r>
                 <w:rPr>
                   <w:rFonts w:ascii="Arial" w:cs="Arial" w:eastAsia="Arial" w:hAnsi="Arial"/>
@@ -21206,7 +21206,7 @@
               <w:spacing w:after="0" w:line="240" w:lineRule="auto"/>
               <w:jc w:val="center"/>
             </w:pPr>
-            <w:hyperlink w:history="1" r:id="rIdwt0xbpdgfc4r4z58h4h1z">
+            <w:hyperlink w:history="1" r:id="rIdjrscrrdqzehxqtvdkexjk">
               <w:r>
                 <w:rPr>
                   <w:rFonts w:ascii="Arial" w:cs="Arial" w:eastAsia="Arial" w:hAnsi="Arial"/>
@@ -21438,7 +21438,7 @@
               <w:spacing w:after="0" w:line="240" w:lineRule="auto"/>
               <w:jc w:val="center"/>
             </w:pPr>
-            <w:hyperlink w:history="1" r:id="rIdy4jm62k3xkqd4dwkrjknj">
+            <w:hyperlink w:history="1" r:id="rIdr_jfzkugmwmigiv__jfb2">
               <w:r>
                 <w:rPr>
                   <w:rFonts w:ascii="Arial" w:cs="Arial" w:eastAsia="Arial" w:hAnsi="Arial"/>
@@ -21664,7 +21664,7 @@
               <w:spacing w:after="0" w:line="240" w:lineRule="auto"/>
               <w:jc w:val="center"/>
             </w:pPr>
-            <w:hyperlink w:history="1" r:id="rId9ge6erjhhffndofo11ptj">
+            <w:hyperlink w:history="1" r:id="rIdc8jv52hdiutmynsisqorz">
               <w:r>
                 <w:rPr>
                   <w:rFonts w:ascii="Arial" w:cs="Arial" w:eastAsia="Arial" w:hAnsi="Arial"/>
@@ -21896,7 +21896,7 @@
               <w:spacing w:after="0" w:line="240" w:lineRule="auto"/>
               <w:jc w:val="center"/>
             </w:pPr>
-            <w:hyperlink w:history="1" r:id="rIdohk6ueb_n2l5iwx5tyyks">
+            <w:hyperlink w:history="1" r:id="rId9518mai2yd3g_4939upmw">
               <w:r>
                 <w:rPr>
                   <w:rFonts w:ascii="Arial" w:cs="Arial" w:eastAsia="Arial" w:hAnsi="Arial"/>
@@ -22122,7 +22122,7 @@
               <w:spacing w:after="0" w:line="240" w:lineRule="auto"/>
               <w:jc w:val="center"/>
             </w:pPr>
-            <w:hyperlink w:history="1" r:id="rId7tltfqq_g80bny0wclu1m">
+            <w:hyperlink w:history="1" r:id="rIdeqmw6feiwnik864ygbqxr">
               <w:r>
                 <w:rPr>
                   <w:rFonts w:ascii="Arial" w:cs="Arial" w:eastAsia="Arial" w:hAnsi="Arial"/>
@@ -22354,7 +22354,7 @@
               <w:spacing w:after="0" w:line="240" w:lineRule="auto"/>
               <w:jc w:val="center"/>
             </w:pPr>
-            <w:hyperlink w:history="1" r:id="rId1w3wz0ju7ato-qo-rrtnh">
+            <w:hyperlink w:history="1" r:id="rId5pb6qqvh8vgew-gmeqkzw">
               <w:r>
                 <w:rPr>
                   <w:rFonts w:ascii="Arial" w:cs="Arial" w:eastAsia="Arial" w:hAnsi="Arial"/>
@@ -22580,7 +22580,7 @@
               <w:spacing w:after="0" w:line="240" w:lineRule="auto"/>
               <w:jc w:val="center"/>
             </w:pPr>
-            <w:hyperlink w:history="1" r:id="rIddtmj5v3sugsocactr6eif">
+            <w:hyperlink w:history="1" r:id="rIdjgwexkkyvankoda7zr_yo">
               <w:r>
                 <w:rPr>
                   <w:rFonts w:ascii="Arial" w:cs="Arial" w:eastAsia="Arial" w:hAnsi="Arial"/>
@@ -22812,7 +22812,7 @@
               <w:spacing w:after="0" w:line="240" w:lineRule="auto"/>
               <w:jc w:val="center"/>
             </w:pPr>
-            <w:hyperlink w:history="1" r:id="rId1xhn50-wwkqnxcu72wfr-">
+            <w:hyperlink w:history="1" r:id="rIdycjrijck_kb3iwqjfkxch">
               <w:r>
                 <w:rPr>
                   <w:rFonts w:ascii="Arial" w:cs="Arial" w:eastAsia="Arial" w:hAnsi="Arial"/>
@@ -27272,7 +27272,7 @@
         </w:rPr>
         <w:t xml:space="preserve">Объявление по нашему лоту — </w:t>
       </w:r>
-      <w:hyperlink w:history="1" r:id="rId-hjmqtzi6phwg1uye6lvl">
+      <w:hyperlink w:history="1" r:id="rIddrzin56pohncrzasoekqz">
         <w:r>
           <w:rPr>
             <w:rFonts w:ascii="Arial" w:cs="Arial" w:eastAsia="Arial" w:hAnsi="Arial"/>
@@ -27319,7 +27319,7 @@
         </w:rPr>
         <w:t xml:space="preserve">Фото ремонта и цены готовых квартир — Яндекс Недвижимость — </w:t>
       </w:r>
-      <w:hyperlink w:history="1" r:id="rId0ltvt19abxgypav-udf8-">
+      <w:hyperlink w:history="1" r:id="rIdiy4zg9lypytvwqc9eu-ca">
         <w:r>
           <w:rPr>
             <w:rFonts w:ascii="Arial" w:cs="Arial" w:eastAsia="Arial" w:hAnsi="Arial"/>
@@ -27398,7 +27398,7 @@
         </w:rPr>
         <w:t xml:space="preserve">Яндекс Карты — картографическая основа — </w:t>
       </w:r>
-      <w:hyperlink w:history="1" r:id="rIdinz6zcnj8iciwxj9svhhi">
+      <w:hyperlink w:history="1" r:id="rId3mvsqjadoramr8woirsou">
         <w:r>
           <w:rPr>
             <w:rFonts w:ascii="Arial" w:cs="Arial" w:eastAsia="Arial" w:hAnsi="Arial"/>
